--- a/Crime Data Analysis.docx
+++ b/Crime Data Analysis.docx
@@ -55,8 +55,206 @@
         <w:pStyle w:val="Author"/>
         <w:spacing w:before="5pt" w:beforeAutospacing="1"/>
         <w:rPr>
+          <w:i/>
           <w:sz w:val="18"/>
           <w:szCs w:val="18"/>
+        </w:rPr>
+      </w:pPr>
+      <w:r>
+        <w:rPr>
+          <w:sz w:val="18"/>
+          <w:szCs w:val="18"/>
+        </w:rPr>
+        <w:t>Nidhi Patel</w:t>
+      </w:r>
+      <w:r>
+        <w:rPr>
+          <w:sz w:val="18"/>
+          <w:szCs w:val="18"/>
+        </w:rPr>
+        <w:br/>
+      </w:r>
+      <w:r>
+        <w:rPr>
+          <w:sz w:val="18"/>
+          <w:szCs w:val="18"/>
+        </w:rPr>
+        <w:t xml:space="preserve"> </w:t>
+      </w:r>
+      <w:r>
+        <w:rPr>
+          <w:i/>
+          <w:iCs/>
+          <w:sz w:val="18"/>
+          <w:szCs w:val="18"/>
+        </w:rPr>
+        <w:t>Department of computer science</w:t>
+      </w:r>
+      <w:r>
+        <w:rPr>
+          <w:sz w:val="18"/>
+          <w:szCs w:val="18"/>
+        </w:rPr>
+        <w:t xml:space="preserve"> </w:t>
+      </w:r>
+      <w:r>
+        <w:rPr>
+          <w:i/>
+          <w:sz w:val="18"/>
+          <w:szCs w:val="18"/>
+        </w:rPr>
+        <w:t>Auburn University at Montgomer</w:t>
+      </w:r>
+      <w:r>
+        <w:rPr>
+          <w:i/>
+          <w:sz w:val="18"/>
+          <w:szCs w:val="18"/>
+        </w:rPr>
+        <w:t>y</w:t>
+      </w:r>
+    </w:p>
+    <w:p>
+      <w:pPr>
+        <w:pStyle w:val="Author"/>
+        <w:spacing w:before="5pt" w:beforeAutospacing="1"/>
+        <w:rPr>
+          <w:sz w:val="18"/>
+          <w:szCs w:val="18"/>
+          <w:lang w:val="es-ES"/>
+        </w:rPr>
+      </w:pPr>
+      <w:r>
+        <w:rPr>
+          <w:sz w:val="18"/>
+          <w:szCs w:val="18"/>
+          <w:lang w:val="es-ES"/>
+        </w:rPr>
+        <w:t>Montgomery</w:t>
+      </w:r>
+      <w:r>
+        <w:rPr>
+          <w:sz w:val="18"/>
+          <w:szCs w:val="18"/>
+          <w:lang w:val="es-ES"/>
+        </w:rPr>
+        <w:t xml:space="preserve">, </w:t>
+      </w:r>
+      <w:r>
+        <w:rPr>
+          <w:sz w:val="18"/>
+          <w:szCs w:val="18"/>
+          <w:lang w:val="es-ES"/>
+        </w:rPr>
+        <w:t>USA</w:t>
+      </w:r>
+      <w:r>
+        <w:rPr>
+          <w:sz w:val="18"/>
+          <w:szCs w:val="18"/>
+          <w:lang w:val="es-ES"/>
+        </w:rPr>
+        <w:br/>
+        <w:t xml:space="preserve"> </w:t>
+      </w:r>
+      <w:r>
+        <w:rPr>
+          <w:sz w:val="18"/>
+          <w:szCs w:val="18"/>
+          <w:lang w:val="es-ES"/>
+        </w:rPr>
+        <w:t>npatel29@aum.edu</w:t>
+      </w:r>
+      <w:r>
+        <w:rPr>
+          <w:sz w:val="18"/>
+          <w:szCs w:val="18"/>
+          <w:lang w:val="es-ES"/>
+        </w:rPr>
+        <w:br/>
+      </w:r>
+      <w:r>
+        <w:rPr>
+          <w:sz w:val="18"/>
+          <w:szCs w:val="18"/>
+          <w:lang w:val="es-ES"/>
+        </w:rPr>
+        <w:br/>
+      </w:r>
+      <w:r>
+        <w:rPr>
+          <w:sz w:val="18"/>
+          <w:szCs w:val="18"/>
+          <w:lang w:val="es-ES"/>
+        </w:rPr>
+        <w:t xml:space="preserve"> </w:t>
+      </w:r>
+    </w:p>
+    <w:p>
+      <w:pPr>
+        <w:pStyle w:val="Author"/>
+        <w:spacing w:before="5pt" w:beforeAutospacing="1"/>
+        <w:rPr>
+          <w:i/>
+          <w:sz w:val="18"/>
+          <w:szCs w:val="18"/>
+        </w:rPr>
+      </w:pPr>
+      <w:r>
+        <w:rPr>
+          <w:sz w:val="18"/>
+          <w:szCs w:val="18"/>
+          <w:lang w:val="es-ES"/>
+        </w:rPr>
+        <w:t xml:space="preserve"> </w:t>
+      </w:r>
+      <w:r>
+        <w:rPr>
+          <w:sz w:val="18"/>
+          <w:szCs w:val="18"/>
+        </w:rPr>
+        <w:t>Suhani Parekh</w:t>
+      </w:r>
+      <w:r>
+        <w:rPr>
+          <w:sz w:val="18"/>
+          <w:szCs w:val="18"/>
+        </w:rPr>
+        <w:br/>
+      </w:r>
+      <w:r>
+        <w:rPr>
+          <w:i/>
+          <w:iCs/>
+          <w:sz w:val="18"/>
+          <w:szCs w:val="18"/>
+        </w:rPr>
+        <w:t xml:space="preserve"> Department of computer science</w:t>
+      </w:r>
+      <w:r>
+        <w:rPr>
+          <w:sz w:val="18"/>
+          <w:szCs w:val="18"/>
+        </w:rPr>
+        <w:t xml:space="preserve"> </w:t>
+      </w:r>
+      <w:r>
+        <w:rPr>
+          <w:i/>
+          <w:sz w:val="18"/>
+          <w:szCs w:val="18"/>
+        </w:rPr>
+        <w:t>Auburn University at Montgomery</w:t>
+      </w:r>
+    </w:p>
+    <w:p>
+      <w:pPr>
+        <w:pStyle w:val="Author"/>
+        <w:spacing w:before="5pt" w:beforeAutospacing="1"/>
+        <w:rPr>
+          <w:sz w:val="18"/>
+          <w:szCs w:val="18"/>
+          <w:lang w:val="es-ES"/>
         </w:rPr>
         <w:sectPr>
           <w:type w:val="continuous"/>
@@ -70,530 +268,57 @@
         <w:rPr>
           <w:sz w:val="18"/>
           <w:szCs w:val="18"/>
-        </w:rPr>
-        <w:t>line 1</w:t>
+          <w:lang w:val="es-ES"/>
+        </w:rPr>
+        <w:t xml:space="preserve"> </w:t>
       </w:r>
       <w:r>
         <w:rPr>
           <w:sz w:val="18"/>
           <w:szCs w:val="18"/>
-        </w:rPr>
-        <w:t xml:space="preserve">: </w:t>
+          <w:lang w:val="es-ES"/>
+        </w:rPr>
+        <w:t>Pratville</w:t>
       </w:r>
       <w:r>
         <w:rPr>
           <w:sz w:val="18"/>
           <w:szCs w:val="18"/>
-        </w:rPr>
-        <w:t>Nidhi Patel</w:t>
+          <w:lang w:val="es-ES"/>
+        </w:rPr>
+        <w:t xml:space="preserve">, </w:t>
       </w:r>
       <w:r>
         <w:rPr>
           <w:sz w:val="18"/>
           <w:szCs w:val="18"/>
-        </w:rPr>
-        <w:br/>
-        <w:t>line 2:</w:t>
+          <w:lang w:val="es-ES"/>
+        </w:rPr>
+        <w:t>USA</w:t>
       </w:r>
       <w:r>
         <w:rPr>
           <w:sz w:val="18"/>
           <w:szCs w:val="18"/>
+          <w:lang w:val="es-ES"/>
         </w:rPr>
         <w:t xml:space="preserve"> </w:t>
       </w:r>
       <w:r>
         <w:rPr>
-          <w:i/>
-          <w:iCs/>
           <w:sz w:val="18"/>
           <w:szCs w:val="18"/>
-        </w:rPr>
-        <w:t>Department of computer science</w:t>
-      </w:r>
-      <w:r>
-        <w:rPr>
-          <w:i/>
-          <w:iCs/>
-          <w:sz w:val="18"/>
-          <w:szCs w:val="18"/>
-        </w:rPr>
-        <w:br/>
-      </w:r>
-      <w:r>
-        <w:rPr>
-          <w:sz w:val="18"/>
-          <w:szCs w:val="18"/>
-        </w:rPr>
-        <w:t>li</w:t>
-      </w:r>
-      <w:r>
-        <w:rPr>
-          <w:sz w:val="18"/>
-          <w:szCs w:val="18"/>
-        </w:rPr>
-        <w:t xml:space="preserve">ne </w:t>
-      </w:r>
-      <w:r>
-        <w:rPr>
-          <w:sz w:val="18"/>
-          <w:szCs w:val="18"/>
-        </w:rPr>
-        <w:t>3</w:t>
-      </w:r>
-      <w:r>
-        <w:rPr>
-          <w:sz w:val="18"/>
-          <w:szCs w:val="18"/>
-        </w:rPr>
-        <w:t xml:space="preserve">: </w:t>
-      </w:r>
-      <w:r>
-        <w:rPr>
-          <w:i/>
-          <w:sz w:val="18"/>
-          <w:szCs w:val="18"/>
-        </w:rPr>
-        <w:t>Auburn University at Montgomery</w:t>
-      </w:r>
-      <w:r>
-        <w:rPr>
-          <w:i/>
-          <w:sz w:val="18"/>
-          <w:szCs w:val="18"/>
-        </w:rPr>
-        <w:br/>
-      </w:r>
-      <w:r>
-        <w:rPr>
-          <w:sz w:val="18"/>
-          <w:szCs w:val="18"/>
-        </w:rPr>
-        <w:t xml:space="preserve">line </w:t>
-      </w:r>
-      <w:r>
-        <w:rPr>
-          <w:sz w:val="18"/>
-          <w:szCs w:val="18"/>
-        </w:rPr>
-        <w:t>4</w:t>
-      </w:r>
-      <w:r>
-        <w:rPr>
-          <w:sz w:val="18"/>
-          <w:szCs w:val="18"/>
-        </w:rPr>
-        <w:t>:</w:t>
-      </w:r>
-      <w:r>
-        <w:rPr>
-          <w:sz w:val="18"/>
-          <w:szCs w:val="18"/>
-        </w:rPr>
-        <w:t>Montgomery</w:t>
-      </w:r>
-      <w:r>
-        <w:rPr>
-          <w:sz w:val="18"/>
-          <w:szCs w:val="18"/>
-        </w:rPr>
-        <w:t xml:space="preserve">, </w:t>
-      </w:r>
-      <w:r>
-        <w:rPr>
-          <w:sz w:val="18"/>
-          <w:szCs w:val="18"/>
-        </w:rPr>
-        <w:t>USA</w:t>
-      </w:r>
-      <w:r>
-        <w:rPr>
-          <w:sz w:val="18"/>
-          <w:szCs w:val="18"/>
-        </w:rPr>
-        <w:br/>
-      </w:r>
-      <w:r>
-        <w:rPr>
-          <w:sz w:val="18"/>
-          <w:szCs w:val="18"/>
-        </w:rPr>
-        <w:t xml:space="preserve">line </w:t>
-      </w:r>
-      <w:r>
-        <w:rPr>
-          <w:sz w:val="18"/>
-          <w:szCs w:val="18"/>
-        </w:rPr>
-        <w:t xml:space="preserve">5: </w:t>
-      </w:r>
-      <w:r>
-        <w:rPr>
-          <w:sz w:val="18"/>
-          <w:szCs w:val="18"/>
-        </w:rPr>
-        <w:t>npatel29@aum.edu</w:t>
-      </w:r>
-      <w:r>
-        <w:rPr>
-          <w:sz w:val="18"/>
-          <w:szCs w:val="18"/>
-        </w:rPr>
-        <w:br/>
-      </w:r>
-      <w:r>
-        <w:rPr>
-          <w:sz w:val="18"/>
-          <w:szCs w:val="18"/>
-        </w:rPr>
-        <w:br/>
-      </w:r>
-      <w:r>
-        <w:rPr>
-          <w:sz w:val="18"/>
-          <w:szCs w:val="18"/>
-        </w:rPr>
-        <w:t xml:space="preserve">line 1: </w:t>
-      </w:r>
-      <w:r>
-        <w:rPr>
-          <w:sz w:val="18"/>
-          <w:szCs w:val="18"/>
-        </w:rPr>
-        <w:t>Suhani Parekh</w:t>
-      </w:r>
-      <w:r>
-        <w:rPr>
-          <w:sz w:val="18"/>
-          <w:szCs w:val="18"/>
-        </w:rPr>
-        <w:br/>
-        <w:t>line 2:</w:t>
-      </w:r>
-      <w:r>
-        <w:rPr>
-          <w:i/>
-          <w:iCs/>
-          <w:sz w:val="18"/>
-          <w:szCs w:val="18"/>
-        </w:rPr>
-        <w:t xml:space="preserve"> Department of computer science</w:t>
-      </w:r>
-      <w:r>
-        <w:rPr>
-          <w:sz w:val="18"/>
-          <w:szCs w:val="18"/>
-        </w:rPr>
-        <w:br/>
-        <w:t xml:space="preserve">line 3: </w:t>
-      </w:r>
-      <w:r>
-        <w:rPr>
-          <w:i/>
-          <w:sz w:val="18"/>
-          <w:szCs w:val="18"/>
-        </w:rPr>
-        <w:t>Auburn University at Montgomery</w:t>
-      </w:r>
-      <w:r>
-        <w:rPr>
-          <w:i/>
-          <w:sz w:val="18"/>
-          <w:szCs w:val="18"/>
-        </w:rPr>
-        <w:br/>
-      </w:r>
-      <w:r>
-        <w:rPr>
-          <w:sz w:val="18"/>
-          <w:szCs w:val="18"/>
-        </w:rPr>
-        <w:t xml:space="preserve">line 4: </w:t>
-      </w:r>
-      <w:r>
-        <w:rPr>
-          <w:sz w:val="18"/>
-          <w:szCs w:val="18"/>
-        </w:rPr>
-        <w:t>Pratville</w:t>
-      </w:r>
-      <w:r>
-        <w:rPr>
-          <w:sz w:val="18"/>
-          <w:szCs w:val="18"/>
-        </w:rPr>
-        <w:t xml:space="preserve">, </w:t>
-      </w:r>
-      <w:r>
-        <w:rPr>
-          <w:sz w:val="18"/>
-          <w:szCs w:val="18"/>
-        </w:rPr>
-        <w:t>USA</w:t>
-      </w:r>
-      <w:r>
-        <w:rPr>
-          <w:sz w:val="18"/>
-          <w:szCs w:val="18"/>
-        </w:rPr>
-        <w:br/>
-        <w:t xml:space="preserve">line 5: </w:t>
-      </w:r>
-      <w:r>
-        <w:rPr>
-          <w:sz w:val="18"/>
-          <w:szCs w:val="18"/>
+          <w:lang w:val="es-ES"/>
         </w:rPr>
         <w:t>sparekh@aum.edu</w:t>
       </w:r>
-      <w:r>
-        <w:rPr>
-          <w:sz w:val="18"/>
-          <w:szCs w:val="18"/>
-        </w:rPr>
-        <w:br/>
-      </w:r>
-      <w:r>
-        <w:rPr>
-          <w:sz w:val="18"/>
-          <w:szCs w:val="18"/>
-        </w:rPr>
-        <w:br/>
-      </w:r>
-      <w:r>
-        <w:rPr>
-          <w:sz w:val="18"/>
-          <w:szCs w:val="18"/>
-        </w:rPr>
-        <w:t>line 1: 3</w:t>
-      </w:r>
-      <w:r>
-        <w:rPr>
-          <w:sz w:val="18"/>
-          <w:szCs w:val="18"/>
-          <w:vertAlign w:val="superscript"/>
-        </w:rPr>
-        <w:t>rd</w:t>
-      </w:r>
-      <w:r>
-        <w:rPr>
-          <w:sz w:val="18"/>
-          <w:szCs w:val="18"/>
-        </w:rPr>
-        <w:t xml:space="preserve"> </w:t>
-      </w:r>
-      <w:r>
-        <w:rPr>
-          <w:sz w:val="18"/>
-          <w:szCs w:val="18"/>
-        </w:rPr>
-        <w:t>Given Name Surname</w:t>
-      </w:r>
-      <w:r>
-        <w:rPr>
-          <w:sz w:val="18"/>
-          <w:szCs w:val="18"/>
-        </w:rPr>
-        <w:br/>
-        <w:t xml:space="preserve">line 2: </w:t>
-      </w:r>
-      <w:r>
-        <w:rPr>
-          <w:i/>
-          <w:sz w:val="18"/>
-          <w:szCs w:val="18"/>
-        </w:rPr>
-        <w:t xml:space="preserve">dept. name of organization (of </w:t>
-      </w:r>
-      <w:r>
-        <w:rPr>
-          <w:i/>
-          <w:iCs/>
-          <w:sz w:val="18"/>
-          <w:szCs w:val="18"/>
-        </w:rPr>
-        <w:t>Affiliation</w:t>
-      </w:r>
-      <w:r>
-        <w:rPr>
-          <w:i/>
-          <w:sz w:val="18"/>
-          <w:szCs w:val="18"/>
-        </w:rPr>
-        <w:t>)</w:t>
-      </w:r>
-      <w:r>
-        <w:rPr>
-          <w:sz w:val="18"/>
-          <w:szCs w:val="18"/>
-        </w:rPr>
-        <w:br/>
-        <w:t xml:space="preserve">line 3: </w:t>
-      </w:r>
-      <w:r>
-        <w:rPr>
-          <w:i/>
-          <w:sz w:val="18"/>
-          <w:szCs w:val="18"/>
-        </w:rPr>
-        <w:t>name of organization (of Affiliation)</w:t>
-      </w:r>
-      <w:r>
-        <w:rPr>
-          <w:i/>
-          <w:sz w:val="18"/>
-          <w:szCs w:val="18"/>
-        </w:rPr>
-        <w:br/>
-      </w:r>
-      <w:r>
-        <w:rPr>
-          <w:sz w:val="18"/>
-          <w:szCs w:val="18"/>
-        </w:rPr>
-        <w:t>line 4: City, Country</w:t>
-      </w:r>
-      <w:r>
-        <w:rPr>
-          <w:sz w:val="18"/>
-          <w:szCs w:val="18"/>
-        </w:rPr>
-        <w:br/>
-        <w:t>line 5: email address</w:t>
-      </w:r>
-      <w:r>
-        <w:rPr>
-          <w:sz w:val="18"/>
-          <w:szCs w:val="18"/>
-        </w:rPr>
-        <w:t xml:space="preserve"> or ORCID</w:t>
-      </w:r>
-      <w:r>
-        <w:rPr>
-          <w:sz w:val="18"/>
-          <w:szCs w:val="18"/>
-        </w:rPr>
-        <w:br/>
-      </w:r>
-      <w:r>
-        <w:rPr>
-          <w:sz w:val="18"/>
-          <w:szCs w:val="18"/>
-        </w:rPr>
-        <w:br/>
-      </w:r>
-      <w:r>
-        <w:rPr>
-          <w:sz w:val="18"/>
-          <w:szCs w:val="18"/>
-        </w:rPr>
-        <w:t>line 1: 4</w:t>
-      </w:r>
-      <w:r>
-        <w:rPr>
-          <w:sz w:val="18"/>
-          <w:szCs w:val="18"/>
-          <w:vertAlign w:val="superscript"/>
-        </w:rPr>
-        <w:t>th</w:t>
-      </w:r>
-      <w:r>
-        <w:rPr>
-          <w:sz w:val="18"/>
-          <w:szCs w:val="18"/>
-        </w:rPr>
-        <w:t xml:space="preserve"> </w:t>
-      </w:r>
-      <w:r>
-        <w:rPr>
-          <w:sz w:val="18"/>
-          <w:szCs w:val="18"/>
-        </w:rPr>
-        <w:t>Given Name Surname</w:t>
-      </w:r>
-      <w:r>
-        <w:rPr>
-          <w:sz w:val="18"/>
-          <w:szCs w:val="18"/>
-        </w:rPr>
-        <w:br/>
-        <w:t xml:space="preserve">line 2: </w:t>
-      </w:r>
-      <w:r>
-        <w:rPr>
-          <w:i/>
-          <w:sz w:val="18"/>
-          <w:szCs w:val="18"/>
-        </w:rPr>
-        <w:t xml:space="preserve">dept. name of organization (of </w:t>
-      </w:r>
-      <w:r>
-        <w:rPr>
-          <w:i/>
-          <w:iCs/>
-          <w:sz w:val="18"/>
-          <w:szCs w:val="18"/>
-        </w:rPr>
-        <w:t>Affiliation</w:t>
-      </w:r>
-      <w:r>
-        <w:rPr>
-          <w:i/>
-          <w:sz w:val="18"/>
-          <w:szCs w:val="18"/>
-        </w:rPr>
-        <w:t>)</w:t>
-      </w:r>
-      <w:r>
-        <w:rPr>
-          <w:sz w:val="18"/>
-          <w:szCs w:val="18"/>
-        </w:rPr>
-        <w:br/>
-        <w:t xml:space="preserve">line 3: </w:t>
-      </w:r>
-      <w:r>
-        <w:rPr>
-          <w:i/>
-          <w:sz w:val="18"/>
-          <w:szCs w:val="18"/>
-        </w:rPr>
-        <w:t>name of organization (of Affiliation)</w:t>
-      </w:r>
-      <w:r>
-        <w:rPr>
-          <w:i/>
-          <w:sz w:val="18"/>
-          <w:szCs w:val="18"/>
-        </w:rPr>
-        <w:br/>
-      </w:r>
-      <w:r>
-        <w:rPr>
-          <w:sz w:val="18"/>
-          <w:szCs w:val="18"/>
-        </w:rPr>
-        <w:t>line 4: City, Country</w:t>
-      </w:r>
-      <w:r>
-        <w:rPr>
-          <w:sz w:val="18"/>
-          <w:szCs w:val="18"/>
-        </w:rPr>
-        <w:br/>
-        <w:t>line 5: email address</w:t>
-      </w:r>
-      <w:r>
-        <w:rPr>
-          <w:sz w:val="18"/>
-          <w:szCs w:val="18"/>
-        </w:rPr>
-        <w:t xml:space="preserve"> or ORCID</w:t>
-      </w:r>
-    </w:p>
-    <w:p/>
-    <w:p>
-      <w:pPr>
+    </w:p>
+    <w:p>
+      <w:pPr>
+        <w:jc w:val="both"/>
+        <w:rPr>
+          <w:lang w:val="es-ES"/>
+        </w:rPr>
         <w:sectPr>
           <w:type w:val="continuous"/>
           <w:pgSz w:w="612pt" w:h="792pt" w:code="1"/>
@@ -607,362 +332,11 @@
       <w:pPr>
         <w:pStyle w:val="Author"/>
         <w:spacing w:before="5pt" w:beforeAutospacing="1"/>
-        <w:rPr>
-          <w:sz w:val="18"/>
-          <w:szCs w:val="18"/>
-        </w:rPr>
-      </w:pPr>
-    </w:p>
-    <w:p>
-      <w:pPr>
-        <w:pStyle w:val="Author"/>
-        <w:spacing w:before="5pt" w:beforeAutospacing="1"/>
-        <w:rPr>
-          <w:sz w:val="18"/>
-          <w:szCs w:val="18"/>
-        </w:rPr>
-      </w:pPr>
-    </w:p>
-    <w:p>
-      <w:pPr>
-        <w:pStyle w:val="Author"/>
-        <w:spacing w:before="5pt" w:beforeAutospacing="1"/>
-        <w:rPr>
-          <w:sz w:val="18"/>
-          <w:szCs w:val="18"/>
-        </w:rPr>
-      </w:pPr>
-    </w:p>
-    <w:p>
-      <w:pPr>
-        <w:pStyle w:val="Author"/>
-        <w:spacing w:before="5pt" w:beforeAutospacing="1"/>
-        <w:contextualSpacing/>
-        <w:rPr>
-          <w:sz w:val="18"/>
-          <w:szCs w:val="18"/>
-        </w:rPr>
-      </w:pPr>
-      <w:r>
-        <w:rPr>
-          <w:sz w:val="18"/>
-          <w:szCs w:val="18"/>
-        </w:rPr>
-        <w:t>li</w:t>
-      </w:r>
-      <w:r>
-        <w:rPr>
-          <w:sz w:val="18"/>
-          <w:szCs w:val="18"/>
-        </w:rPr>
-        <w:t xml:space="preserve">ne 1: </w:t>
-      </w:r>
-      <w:r>
-        <w:rPr>
-          <w:sz w:val="18"/>
-          <w:szCs w:val="18"/>
-        </w:rPr>
-        <w:t>5</w:t>
-      </w:r>
-      <w:r>
-        <w:rPr>
-          <w:sz w:val="18"/>
-          <w:szCs w:val="18"/>
-          <w:vertAlign w:val="superscript"/>
-        </w:rPr>
-        <w:t>th</w:t>
-      </w:r>
-      <w:r>
-        <w:rPr>
-          <w:sz w:val="18"/>
-          <w:szCs w:val="18"/>
-        </w:rPr>
-        <w:t xml:space="preserve"> Given Name Surname</w:t>
-      </w:r>
-      <w:r>
-        <w:rPr>
-          <w:sz w:val="18"/>
-          <w:szCs w:val="18"/>
-        </w:rPr>
-        <w:br/>
-        <w:t xml:space="preserve">line 2: </w:t>
-      </w:r>
-      <w:r>
-        <w:rPr>
-          <w:i/>
-          <w:sz w:val="18"/>
-          <w:szCs w:val="18"/>
-        </w:rPr>
-        <w:t xml:space="preserve">dept. name of organization (of </w:t>
-      </w:r>
-      <w:r>
-        <w:rPr>
-          <w:i/>
-          <w:iCs/>
-          <w:sz w:val="18"/>
-          <w:szCs w:val="18"/>
-        </w:rPr>
-        <w:t>Affiliation</w:t>
-      </w:r>
-      <w:r>
-        <w:rPr>
-          <w:i/>
-          <w:sz w:val="18"/>
-          <w:szCs w:val="18"/>
-        </w:rPr>
-        <w:t>)</w:t>
-      </w:r>
-      <w:r>
-        <w:rPr>
-          <w:sz w:val="18"/>
-          <w:szCs w:val="18"/>
-        </w:rPr>
-        <w:br/>
-        <w:t xml:space="preserve">line 3: </w:t>
-      </w:r>
-      <w:r>
-        <w:rPr>
-          <w:i/>
-          <w:sz w:val="18"/>
-          <w:szCs w:val="18"/>
-        </w:rPr>
-        <w:t xml:space="preserve">name of organization (of </w:t>
-      </w:r>
-      <w:r>
-        <w:rPr>
-          <w:i/>
-          <w:sz w:val="18"/>
-          <w:szCs w:val="18"/>
-        </w:rPr>
-        <w:t>A</w:t>
-      </w:r>
-      <w:r>
-        <w:rPr>
-          <w:i/>
-          <w:sz w:val="18"/>
-          <w:szCs w:val="18"/>
-        </w:rPr>
-        <w:t>ffiliation)</w:t>
-      </w:r>
-      <w:r>
-        <w:rPr>
-          <w:i/>
-          <w:sz w:val="18"/>
-          <w:szCs w:val="18"/>
-        </w:rPr>
-        <w:br/>
-      </w:r>
-      <w:r>
-        <w:rPr>
-          <w:sz w:val="18"/>
-          <w:szCs w:val="18"/>
-        </w:rPr>
-        <w:t>line 4: City, Country</w:t>
-      </w:r>
-      <w:r>
-        <w:rPr>
-          <w:sz w:val="18"/>
-          <w:szCs w:val="18"/>
-        </w:rPr>
-        <w:br/>
-        <w:t>line 5: email address</w:t>
-      </w:r>
-      <w:r>
-        <w:rPr>
-          <w:sz w:val="18"/>
-          <w:szCs w:val="18"/>
-        </w:rPr>
-        <w:t xml:space="preserve"> </w:t>
-      </w:r>
-      <w:r>
-        <w:rPr>
-          <w:sz w:val="18"/>
-          <w:szCs w:val="18"/>
-        </w:rPr>
-        <w:t>or ORCID</w:t>
-      </w:r>
-    </w:p>
-    <w:p>
-      <w:pPr>
-        <w:pStyle w:val="Author"/>
-        <w:spacing w:before="5pt" w:beforeAutospacing="1"/>
-        <w:contextualSpacing/>
-        <w:rPr>
-          <w:sz w:val="18"/>
-          <w:szCs w:val="18"/>
-        </w:rPr>
-      </w:pPr>
-      <w:r>
-        <w:rPr>
-          <w:sz w:val="18"/>
-          <w:szCs w:val="18"/>
-        </w:rPr>
-        <w:t xml:space="preserve">line 1: </w:t>
-      </w:r>
-      <w:r>
-        <w:rPr>
-          <w:sz w:val="18"/>
-          <w:szCs w:val="18"/>
-        </w:rPr>
-        <w:t>6</w:t>
-      </w:r>
-      <w:r>
-        <w:rPr>
-          <w:sz w:val="18"/>
-          <w:szCs w:val="18"/>
-          <w:vertAlign w:val="superscript"/>
-        </w:rPr>
-        <w:t>th</w:t>
-      </w:r>
-      <w:r>
-        <w:rPr>
-          <w:sz w:val="18"/>
-          <w:szCs w:val="18"/>
-        </w:rPr>
-        <w:t xml:space="preserve"> Given Name Surname</w:t>
-      </w:r>
-      <w:r>
-        <w:rPr>
-          <w:sz w:val="18"/>
-          <w:szCs w:val="18"/>
-        </w:rPr>
-        <w:br/>
-        <w:t xml:space="preserve">line 2: </w:t>
-      </w:r>
-      <w:r>
-        <w:rPr>
-          <w:i/>
-          <w:sz w:val="18"/>
-          <w:szCs w:val="18"/>
-        </w:rPr>
-        <w:t xml:space="preserve">dept. name of organization (of </w:t>
-      </w:r>
-      <w:r>
-        <w:rPr>
-          <w:i/>
-          <w:iCs/>
-          <w:sz w:val="18"/>
-          <w:szCs w:val="18"/>
-        </w:rPr>
-        <w:t>Affiliation</w:t>
-      </w:r>
-      <w:r>
-        <w:rPr>
-          <w:i/>
-          <w:sz w:val="18"/>
-          <w:szCs w:val="18"/>
-        </w:rPr>
-        <w:t>)</w:t>
-      </w:r>
-      <w:r>
-        <w:rPr>
-          <w:sz w:val="18"/>
-          <w:szCs w:val="18"/>
-        </w:rPr>
-        <w:br/>
-        <w:t xml:space="preserve">line 3: </w:t>
-      </w:r>
-      <w:r>
-        <w:rPr>
-          <w:i/>
-          <w:sz w:val="18"/>
-          <w:szCs w:val="18"/>
-        </w:rPr>
-        <w:t>name of organization (of Affiliation)</w:t>
-      </w:r>
-      <w:r>
-        <w:rPr>
-          <w:i/>
-          <w:sz w:val="18"/>
-          <w:szCs w:val="18"/>
-        </w:rPr>
-        <w:br/>
-      </w:r>
-      <w:r>
-        <w:rPr>
-          <w:sz w:val="18"/>
-          <w:szCs w:val="18"/>
-        </w:rPr>
-        <w:t>line 4: City, Country</w:t>
-      </w:r>
-      <w:r>
-        <w:rPr>
-          <w:sz w:val="18"/>
-          <w:szCs w:val="18"/>
-        </w:rPr>
-        <w:br/>
-        <w:t>line 5: email address</w:t>
-      </w:r>
-      <w:r>
-        <w:rPr>
-          <w:sz w:val="18"/>
-          <w:szCs w:val="18"/>
-        </w:rPr>
-        <w:t xml:space="preserve"> or ORCID</w:t>
-      </w:r>
-    </w:p>
-    <w:p>
-      <w:pPr>
-        <w:pStyle w:val="Author"/>
-        <w:spacing w:before="5pt" w:beforeAutospacing="1"/>
-        <w:contextualSpacing/>
-        <w:rPr>
-          <w:sz w:val="18"/>
-          <w:szCs w:val="18"/>
-        </w:rPr>
-      </w:pPr>
-    </w:p>
-    <w:p>
-      <w:pPr>
-        <w:pStyle w:val="Author"/>
-        <w:spacing w:before="5pt" w:beforeAutospacing="1"/>
-        <w:contextualSpacing/>
-        <w:rPr>
-          <w:sz w:val="18"/>
-          <w:szCs w:val="18"/>
-        </w:rPr>
-      </w:pPr>
-    </w:p>
-    <w:p>
-      <w:pPr>
-        <w:pStyle w:val="Author"/>
-        <w:spacing w:before="5pt" w:beforeAutospacing="1"/>
-        <w:contextualSpacing/>
-        <w:rPr>
-          <w:sz w:val="18"/>
-          <w:szCs w:val="18"/>
-        </w:rPr>
-      </w:pPr>
-    </w:p>
-    <w:p>
-      <w:pPr>
-        <w:pStyle w:val="Author"/>
-        <w:spacing w:before="5pt" w:beforeAutospacing="1"/>
-        <w:contextualSpacing/>
-        <w:rPr>
-          <w:sz w:val="18"/>
-          <w:szCs w:val="18"/>
-        </w:rPr>
-      </w:pPr>
-    </w:p>
-    <w:p>
-      <w:pPr>
-        <w:pStyle w:val="Author"/>
-        <w:spacing w:before="5pt" w:beforeAutospacing="1"/>
-        <w:contextualSpacing/>
-        <w:rPr>
-          <w:sz w:val="18"/>
-          <w:szCs w:val="18"/>
-        </w:rPr>
-      </w:pPr>
-    </w:p>
-    <w:p>
-      <w:pPr>
-        <w:pStyle w:val="Author"/>
-        <w:spacing w:before="5pt" w:beforeAutospacing="1"/>
+        <w:jc w:val="both"/>
         <w:rPr>
           <w:sz w:val="16"/>
           <w:szCs w:val="16"/>
+          <w:lang w:val="es-ES"/>
         </w:rPr>
         <w:sectPr>
           <w:type w:val="continuous"/>
@@ -981,17 +355,7 @@
         <w:rPr>
           <w:sz w:val="16"/>
           <w:szCs w:val="16"/>
-        </w:rPr>
-      </w:pPr>
-    </w:p>
-    <w:p>
-      <w:pPr>
-        <w:pStyle w:val="Author"/>
-        <w:spacing w:before="5pt" w:beforeAutospacing="1"/>
-        <w:jc w:val="both"/>
-        <w:rPr>
-          <w:sz w:val="16"/>
-          <w:szCs w:val="16"/>
+          <w:lang w:val="es-ES"/>
         </w:rPr>
         <w:sectPr>
           <w:type w:val="continuous"/>
@@ -1039,6 +403,130 @@
     </w:p>
     <w:p>
       <w:pPr>
+        <w:pStyle w:val="BodyText"/>
+      </w:pPr>
+    </w:p>
+    <w:p>
+      <w:pPr>
+        <w:pStyle w:val="Heading1"/>
+      </w:pPr>
+      <w:r>
+        <w:t>LITERATURE REVIEW</w:t>
+      </w:r>
+    </w:p>
+    <w:p>
+      <w:pPr>
+        <w:pStyle w:val="BodyText"/>
+      </w:pPr>
+      <w:r>
+        <w:t>This section reviews existing research and solutions related to crime data analysis. Several studies highlight the use of data analytics and machine learning for crime pattern detection and prevention.</w:t>
+      </w:r>
+    </w:p>
+    <w:p>
+      <w:pPr>
+        <w:pStyle w:val="BodyText"/>
+      </w:pPr>
+      <w:r>
+        <w:t>- J. Smith, Data-Driven Policing: The Role of Crime Analytics, 3rd ed., New York: Security Press, 2021, discusses how data analysis is transforming modern policing.</w:t>
+      </w:r>
+    </w:p>
+    <w:p>
+      <w:pPr>
+        <w:pStyle w:val="BodyText"/>
+      </w:pPr>
+      <w:r>
+        <w:t xml:space="preserve">- A. Johnson and B. Lee, "Machine Learning in Crime </w:t>
+      </w:r>
+      <w:r>
+        <w:t>Prediction, “Journal</w:t>
+      </w:r>
+      <w:r>
+        <w:t xml:space="preserve"> of Data Science, vol. 22, no. 1, pp. 50-65, 2022, examines how AI-driven models help predict and prevent crime.</w:t>
+      </w:r>
+    </w:p>
+    <w:p>
+      <w:pPr>
+        <w:pStyle w:val="BodyText"/>
+      </w:pPr>
+      <w:r>
+        <w:t>- **C. Davis, "Crime Mapping and Geographic Information Systems (GIS),"** in Proc. IEEE Conf. on Data Science, San Francisco, CA, 2021, pp. 78-85, explores the role of GIS in crime analysis.</w:t>
+      </w:r>
+    </w:p>
+    <w:p>
+      <w:pPr>
+        <w:pStyle w:val="BodyText"/>
+      </w:pPr>
+      <w:r>
+        <w:t>- **</w:t>
+      </w:r>
+      <w:proofErr w:type="spellStart"/>
+      <w:r>
+        <w:t>CrimeStats</w:t>
+      </w:r>
+      <w:proofErr w:type="spellEnd"/>
+      <w:r>
+        <w:t xml:space="preserve"> Inc., "Real-Time Crime Data Processing,"** Law Enforcement Analytics, [Online]. Available: https://www.lawenforcementanalytics.com. [Accessed: Mar. 5, </w:t>
+      </w:r>
+      <w:r>
+        <w:t>2025], provides insights on commercial crime data analysis tools and their adoption.</w:t>
+      </w:r>
+    </w:p>
+    <w:p>
+      <w:pPr>
+        <w:pStyle w:val="Heading1"/>
+      </w:pPr>
+      <w:r>
+        <w:t>Methodology</w:t>
+      </w:r>
+    </w:p>
+    <w:p>
+      <w:pPr>
+        <w:spacing w:before="5pt" w:beforeAutospacing="1" w:after="5pt" w:afterAutospacing="1"/>
+        <w:jc w:val="start"/>
+        <w:rPr>
+          <w:rFonts w:eastAsia="Times New Roman"/>
+        </w:rPr>
+      </w:pPr>
+      <w:r>
+        <w:rPr>
+          <w:rFonts w:eastAsia="Times New Roman"/>
+        </w:rPr>
+        <w:t>In this project, we used a MySQL relational database to manage structured crime-related data such as incidents, locations, suspects, and law enforcement officers. For visualization and analysis</w:t>
+      </w:r>
+      <w:r>
+        <w:rPr>
+          <w:rFonts w:eastAsia="Times New Roman"/>
+        </w:rPr>
+        <w:t xml:space="preserve">. </w:t>
+      </w:r>
+      <w:r>
+        <w:rPr>
+          <w:rFonts w:eastAsia="Times New Roman"/>
+        </w:rPr>
+        <w:t>Additionally, we created SQL queries to extract and join data across multiple tables for deeper insights. The system was tested locally and documented via GitHub. Hardware included standard workstations, and the software stack consisted of MySQL</w:t>
+      </w:r>
+      <w:r>
+        <w:rPr>
+          <w:rFonts w:eastAsia="Times New Roman"/>
+        </w:rPr>
+        <w:t>.</w:t>
+      </w:r>
+      <w:r>
+        <w:rPr>
+          <w:rFonts w:eastAsia="Times New Roman"/>
+        </w:rPr>
+        <w:t xml:space="preserve"> The repository contains all code and documentation related to database schema</w:t>
+      </w:r>
+      <w:r>
+        <w:rPr>
+          <w:rFonts w:eastAsia="Times New Roman"/>
+        </w:rPr>
+        <w:t>.</w:t>
+      </w:r>
+    </w:p>
+    <w:p/>
+    <w:p>
+      <w:pPr>
         <w:pStyle w:val="Heading1"/>
       </w:pPr>
       <w:r>
@@ -1065,25 +553,7 @@
         <w:rPr>
           <w:lang w:val="en-US"/>
         </w:rPr>
-        <w:t xml:space="preserve">  </w:t>
-      </w:r>
-      <w:r>
-        <w:rPr>
-          <w:lang w:val="en-US"/>
-        </w:rPr>
-        <w:t xml:space="preserve"> Data Processing </w:t>
-      </w:r>
-      <w:r>
-        <w:rPr>
-          <w:lang w:val="en-US"/>
-        </w:rPr>
-        <w:t>Capabilities The</w:t>
-      </w:r>
-      <w:r>
-        <w:rPr>
-          <w:lang w:val="en-US"/>
-        </w:rPr>
-        <w:t xml:space="preserve"> system collects and processes crime data from multiple sources, including police reports, surveillance data, and social media. Data cleaning and preprocessing techniques ensure accuracy and consistency in crime records.</w:t>
+        <w:t xml:space="preserve">   Data Processing Capabilities The system collects and processes crime data from multiple sources, including police reports, surveillance data, and social media. Data cleaning and preprocessing techniques ensure accuracy and consistency in crime records.</w:t>
       </w:r>
     </w:p>
     <w:p>
@@ -1098,83 +568,29 @@
         <w:rPr>
           <w:lang w:val="en-US"/>
         </w:rPr>
-        <w:t>Predictive Analytics and Visualization</w:t>
-      </w:r>
-      <w:r>
+        <w:t>Predictive Analytics and Visualization Machine learning algorithms identify patterns and predict potential crime occurrences. Data visualization tools create heat maps and statistical charts to highlight crime trends.</w:t>
+      </w:r>
+    </w:p>
+    <w:p>
+      <w:pPr>
+        <w:pStyle w:val="BodyText"/>
         <w:rPr>
           <w:lang w:val="en-US"/>
         </w:rPr>
-        <w:t xml:space="preserve"> </w:t>
-      </w:r>
+      </w:pPr>
       <w:r>
         <w:rPr>
           <w:lang w:val="en-US"/>
         </w:rPr>
-        <w:t>Machine learning algorithms identify patterns and predict potential crime occurrences</w:t>
-      </w:r>
-      <w:r>
+        <w:t>User Interface and Accessibility The web-based dashboard allows law enforcement officers to access crime data insights in real time. Interactive filtering and search functionalities enable users to analyze specific crime categories or locations. Mobile accessibility ensures on-the-go crime monitoring and reporting.</w:t>
+      </w:r>
+    </w:p>
+    <w:p>
+      <w:pPr>
+        <w:pStyle w:val="BodyText"/>
         <w:rPr>
           <w:lang w:val="en-US"/>
         </w:rPr>
-        <w:t xml:space="preserve">. </w:t>
-      </w:r>
-      <w:r>
-        <w:rPr>
-          <w:lang w:val="en-US"/>
-        </w:rPr>
-        <w:t>Data visualization tools create heat maps and statistical charts to highlight crime trends.</w:t>
-      </w:r>
-    </w:p>
-    <w:p>
-      <w:pPr>
-        <w:pStyle w:val="BodyText"/>
-        <w:rPr>
-          <w:lang w:val="en-US"/>
-        </w:rPr>
-      </w:pPr>
-      <w:r>
-        <w:rPr>
-          <w:lang w:val="en-US"/>
-        </w:rPr>
-        <w:t>User Interface and Accessibility</w:t>
-      </w:r>
-      <w:r>
-        <w:rPr>
-          <w:lang w:val="en-US"/>
-        </w:rPr>
-        <w:t xml:space="preserve"> </w:t>
-      </w:r>
-      <w:r>
-        <w:rPr>
-          <w:lang w:val="en-US"/>
-        </w:rPr>
-        <w:t xml:space="preserve">The web-based dashboard allows law enforcement officers to access crime data insights in real time. Interactive filtering and search functionalities enable </w:t>
-      </w:r>
-      <w:r>
-        <w:rPr>
-          <w:lang w:val="en-US"/>
-        </w:rPr>
-        <w:t>users to analyze specific crime categories or locations.</w:t>
-      </w:r>
-      <w:r>
-        <w:rPr>
-          <w:lang w:val="en-US"/>
-        </w:rPr>
-        <w:t xml:space="preserve"> </w:t>
-      </w:r>
-      <w:r>
-        <w:rPr>
-          <w:lang w:val="en-US"/>
-        </w:rPr>
-        <w:t>Mobile accessibility ensures on-the-go crime monitoring and reporting.</w:t>
-      </w:r>
-    </w:p>
-    <w:p>
-      <w:pPr>
-        <w:pStyle w:val="BodyText"/>
-        <w:rPr>
-          <w:lang w:val="en-US"/>
-        </w:rPr>
       </w:pPr>
     </w:p>
     <w:p>
@@ -1182,13 +598,8 @@
         <w:pStyle w:val="Heading1"/>
       </w:pPr>
       <w:r>
-        <w:t xml:space="preserve">Prepare Your Paper </w:t>
-      </w:r>
-      <w:r>
-        <w:t>Before</w:t>
-      </w:r>
-      <w:r>
-        <w:t xml:space="preserve"> Styling</w:t>
+        <w:lastRenderedPageBreak/>
+        <w:t>Prepare Your Paper Before Styling</w:t>
       </w:r>
     </w:p>
     <w:p>
@@ -1196,16 +607,7 @@
         <w:pStyle w:val="Heading2"/>
       </w:pPr>
       <w:r>
-        <w:t>System Design</w:t>
-      </w:r>
-      <w:r>
-        <w:t xml:space="preserve">: </w:t>
-      </w:r>
-      <w:r>
-        <w:t>Explain the architecture of the system, including data collection, storage, and processing components.</w:t>
-      </w:r>
-      <w:r>
-        <w:t>.</w:t>
+        <w:t>System Design: Explain the architecture of the system, including data collection, storage, and processing components..</w:t>
       </w:r>
     </w:p>
     <w:p>
@@ -1213,10 +615,7 @@
         <w:pStyle w:val="Heading2"/>
       </w:pPr>
       <w:r>
-        <w:t xml:space="preserve"> </w:t>
-      </w:r>
-      <w:r>
-        <w:t>Technologies Used: Detail the technologies and frameworks used, such as  SQL databases.</w:t>
+        <w:t xml:space="preserve"> Technologies Used: Detail the technologies and frameworks used, such as  SQL databases.</w:t>
       </w:r>
     </w:p>
     <w:p>
@@ -1224,13 +623,7 @@
         <w:pStyle w:val="Heading2"/>
       </w:pPr>
       <w:r>
-        <w:t>Challenges and Solutions</w:t>
-      </w:r>
-      <w:r>
-        <w:t xml:space="preserve">: </w:t>
-      </w:r>
-      <w:r>
-        <w:t>Identify potential challenges and how the system overcomes these obstacles.</w:t>
+        <w:t>Challenges and Solutions: Identify potential challenges and how the system overcomes these obstacles.</w:t>
       </w:r>
     </w:p>
     <w:p>
@@ -1245,10 +638,7 @@
         <w:t>Expected Outcomes</w:t>
       </w:r>
       <w:r>
-        <w:t xml:space="preserve">: </w:t>
-      </w:r>
-      <w:r>
-        <w:t>Discuss how the system is expected to improve crime prevention and law enforcement strategies</w:t>
+        <w:t>: Discuss how the system is expected to improve crime prevention and law enforcement strategies</w:t>
       </w:r>
     </w:p>
     <w:p>
@@ -1261,14 +651,7 @@
         <w:pStyle w:val="Heading1"/>
       </w:pPr>
       <w:r>
-        <w:lastRenderedPageBreak/>
-        <w:t xml:space="preserve">Prepare Your Paper </w:t>
-      </w:r>
-      <w:r>
-        <w:t>Before</w:t>
-      </w:r>
-      <w:r>
-        <w:t xml:space="preserve"> Styling</w:t>
+        <w:t>Prepare Your Paper Before Styling</w:t>
       </w:r>
     </w:p>
     <w:p>
@@ -1276,16 +659,7 @@
         <w:pStyle w:val="Heading2"/>
       </w:pPr>
       <w:r>
-        <w:t>System Design</w:t>
-      </w:r>
-      <w:r>
-        <w:t xml:space="preserve">: </w:t>
-      </w:r>
-      <w:r>
-        <w:t>Explain the architecture of the system, including data collection, storage, and processing components.</w:t>
-      </w:r>
-      <w:r>
-        <w:t>.</w:t>
+        <w:t>System Design: Explain the architecture of the system, including data collection, storage, and processing components..</w:t>
       </w:r>
     </w:p>
     <w:p>
@@ -1293,10 +667,7 @@
         <w:pStyle w:val="Heading2"/>
       </w:pPr>
       <w:r>
-        <w:t xml:space="preserve"> </w:t>
-      </w:r>
-      <w:r>
-        <w:t>Technologies Used: Detail the technologies and frameworks used, such as  SQL databases.</w:t>
+        <w:t xml:space="preserve"> Technologies Used: Detail the technologies and frameworks used, such as  SQL databases.</w:t>
       </w:r>
     </w:p>
     <w:p>
@@ -1304,22 +675,7 @@
         <w:pStyle w:val="Heading2"/>
       </w:pPr>
       <w:r>
-        <w:t>Challenges and Solutions</w:t>
-      </w:r>
-      <w:r>
-        <w:t xml:space="preserve">: </w:t>
-      </w:r>
-      <w:r>
-        <w:t>Identify potential challenges and how the system overcomes these obstacles.</w:t>
-      </w:r>
-      <w:r>
-        <w:t>Expected Outcomes</w:t>
-      </w:r>
-      <w:r>
-        <w:t xml:space="preserve">: </w:t>
-      </w:r>
-      <w:r>
-        <w:t xml:space="preserve">Discuss how the system is expected to </w:t>
+        <w:t xml:space="preserve">Challenges and Solutions: Identify potential challenges and how the system overcomes these obstacles.Expected Outcomes: Discuss how the system is expected to </w:t>
       </w:r>
       <w:r>
         <w:t xml:space="preserve">  </w:t>
@@ -1333,13 +689,7 @@
         <w:pStyle w:val="Heading2"/>
       </w:pPr>
       <w:r>
-        <w:t>Expected Outcomes</w:t>
-      </w:r>
-      <w:r>
-        <w:t xml:space="preserve">: </w:t>
-      </w:r>
-      <w:r>
-        <w:t>Discuss how the system is expected to improve crime prevention and law enforcement strategies.</w:t>
+        <w:t>Expected Outcomes: Discuss how the system is expected to improve crime prevention and law enforcement strategies.</w:t>
       </w:r>
     </w:p>
     <w:p>
@@ -1360,10 +710,7 @@
         <w:pStyle w:val="Heading1"/>
       </w:pPr>
       <w:r>
-        <w:t xml:space="preserve">Using the </w:t>
-      </w:r>
-      <w:r>
-        <w:t>Template</w:t>
+        <w:t>Using the Template</w:t>
       </w:r>
     </w:p>
     <w:p>
@@ -1436,15 +783,14 @@
         <w:t>Include all sources cited in your paper, following the IEEE citation style. Each reference should be numbered according to the order of citation in the text.</w:t>
       </w:r>
     </w:p>
+    <w:p/>
+    <w:p/>
     <w:p>
       <w:pPr>
         <w:pStyle w:val="Heading5"/>
       </w:pPr>
       <w:r>
-        <w:t>Acknowledgment</w:t>
-      </w:r>
-      <w:r>
-        <w:t xml:space="preserve"> </w:t>
+        <w:t xml:space="preserve">Acknowledgment </w:t>
       </w:r>
       <w:r>
         <w:rPr>
@@ -1483,54 +829,68 @@
         <w:rPr>
           <w:lang w:val="en-US"/>
         </w:rPr>
-        <w:t xml:space="preserve">to our Instructor </w:t>
+        <w:t>to our Instructor Jesus Linares</w:t>
       </w:r>
       <w:r>
         <w:rPr>
           <w:lang w:val="en-US"/>
         </w:rPr>
-        <w:t>Jesus Linares</w:t>
+        <w:t xml:space="preserve"> for providing guidance and valuable insights during the development of the </w:t>
+      </w:r>
+      <w:r>
+        <w:t xml:space="preserve">Crime Data </w:t>
+      </w:r>
+      <w:r>
+        <w:t>Analysis.</w:t>
       </w:r>
       <w:r>
         <w:rPr>
           <w:lang w:val="en-US"/>
         </w:rPr>
-        <w:t xml:space="preserve"> for providing guidance and valuable insights during the development of the </w:t>
-      </w:r>
-      <w:r>
-        <w:t xml:space="preserve">Crime Data </w:t>
-      </w:r>
-      <w:r>
-        <w:t>Analysis.</w:t>
+        <w:t xml:space="preserve"> We also acknowledge the support of </w:t>
       </w:r>
       <w:r>
         <w:rPr>
           <w:lang w:val="en-US"/>
         </w:rPr>
-        <w:t xml:space="preserve"> We also acknowledge the support of </w:t>
+        <w:t>Auburn University at Montgomery</w:t>
       </w:r>
       <w:r>
         <w:rPr>
           <w:lang w:val="en-US"/>
         </w:rPr>
-        <w:t>Auburn University at Montgomery</w:t>
+        <w:t xml:space="preserve"> for providing the necessary infrastructure and resources</w:t>
+      </w:r>
+      <w:r>
+        <w:t xml:space="preserve"> </w:t>
+      </w:r>
+    </w:p>
+    <w:p>
+      <w:pPr>
+        <w:pStyle w:val="Heading5"/>
+      </w:pPr>
+      <w:r>
+        <w:t>References</w:t>
+      </w:r>
+    </w:p>
+    <w:p>
+      <w:pPr>
+        <w:pStyle w:val="BodyText"/>
+      </w:pPr>
+      <w:r>
+        <w:t>The template will number citations consecutively within brackets [1]. The sentence punctuation follows the bracket [2]. Refer simply to the reference number, as in [3]—do not use “Ref. [3]” or “reference [3]” except at the beginning of a sentence: “Reference [3] was the first</w:t>
       </w:r>
       <w:r>
         <w:rPr>
           <w:lang w:val="en-US"/>
         </w:rPr>
-        <w:t xml:space="preserve"> for providing the necessary infrastructure and resources</w:t>
-      </w:r>
-      <w:r>
         <w:t xml:space="preserve"> </w:t>
       </w:r>
-    </w:p>
-    <w:p>
-      <w:pPr>
-        <w:pStyle w:val="Heading5"/>
-      </w:pPr>
-      <w:r>
-        <w:t>References</w:t>
+      <w:r>
+        <w:t>...</w:t>
+      </w:r>
+      <w:r>
+        <w:t>”</w:t>
       </w:r>
     </w:p>
     <w:p>
@@ -1538,19 +898,16 @@
         <w:pStyle w:val="BodyText"/>
       </w:pPr>
       <w:r>
-        <w:t>The template will number citations consecutively within brackets [1]. The sentence punctuation follows the bracket [2]. Refer simply to the reference number, as in [3]—do not use “Ref. [3]” or “reference [3]” except at the beginning of a sentence: “Reference [3] was the first</w:t>
+        <w:t>Number footnotes separately in superscripts. Place the actual footnote at the bottom of the column in which it was cited. Do not put footnotes in the</w:t>
       </w:r>
       <w:r>
         <w:rPr>
           <w:lang w:val="en-US"/>
         </w:rPr>
-        <w:t xml:space="preserve"> </w:t>
-      </w:r>
-      <w:r>
-        <w:t>...</w:t>
-      </w:r>
-      <w:r>
-        <w:t>”</w:t>
+        <w:t xml:space="preserve"> abstract or</w:t>
+      </w:r>
+      <w:r>
+        <w:t xml:space="preserve"> reference list. Use letters for table footnotes.</w:t>
       </w:r>
     </w:p>
     <w:p>
@@ -1558,16 +915,19 @@
         <w:pStyle w:val="BodyText"/>
       </w:pPr>
       <w:r>
-        <w:t>Number footnotes separately in superscripts. Place the actual footnote at the bottom of the column in which it was cited. Do not put footnotes in the</w:t>
+        <w:t>Unless there are six au</w:t>
+      </w:r>
+      <w:r>
+        <w:t>thors or more give all authors</w:t>
       </w:r>
       <w:r>
         <w:rPr>
           <w:lang w:val="en-US"/>
         </w:rPr>
-        <w:t xml:space="preserve"> abstract or</w:t>
-      </w:r>
-      <w:r>
-        <w:t xml:space="preserve"> reference list. Use letters for table footnotes.</w:t>
+        <w:t xml:space="preserve">’ </w:t>
+      </w:r>
+      <w:r>
+        <w:t>names; do not use “et al.”. Papers that have not been published, even if they have been submitted for publication, should be cited as “unpublished” [4]. Papers that have been accepted for publication should be cited as “in press” [5]. Capitalize only the first word in a paper title, except for proper nouns and element symbols.</w:t>
       </w:r>
     </w:p>
     <w:p>
@@ -1575,33 +935,7 @@
         <w:pStyle w:val="BodyText"/>
       </w:pPr>
       <w:r>
-        <w:t>Unless there are six au</w:t>
-      </w:r>
-      <w:r>
-        <w:t>thors or more give all authors</w:t>
-      </w:r>
-      <w:r>
-        <w:rPr>
-          <w:lang w:val="en-US"/>
-        </w:rPr>
-        <w:t xml:space="preserve">’ </w:t>
-      </w:r>
-      <w:r>
-        <w:t>names; do not use “et al.”. Papers that have not been published, even if they have been submitted for publication, should be cited as “unpublished” [4]. Papers that have been accepted for publication should be cited as “in press” [5]. Capitalize only the first word in a paper title, except for proper nouns and element symbols.</w:t>
-      </w:r>
-    </w:p>
-    <w:p>
-      <w:pPr>
-        <w:pStyle w:val="BodyText"/>
-      </w:pPr>
-      <w:r>
-        <w:t xml:space="preserve">For </w:t>
-      </w:r>
-      <w:r>
-        <w:t>papers</w:t>
-      </w:r>
-      <w:r>
-        <w:t xml:space="preserve"> published in translation journals, please give the English citation first, followed by the original foreign-language citation [6].</w:t>
+        <w:t>For papers published in translation journals, please give the English citation first, followed by the original foreign-language citation [6].</w:t>
       </w:r>
     </w:p>
     <w:p/>
@@ -2200,6 +1534,92 @@
     </w:lvl>
   </w:abstractNum>
   <w:abstractNum w:abstractNumId="12" w15:restartNumberingAfterBreak="0">
+    <w:nsid w:val="1B5A1221"/>
+    <w:multiLevelType w:val="hybridMultilevel"/>
+    <w:tmpl w:val="6BA287FE"/>
+    <w:lvl w:ilvl="0" w:tplc="04090013">
+      <w:start w:val="1"/>
+      <w:numFmt w:val="upperRoman"/>
+      <w:lvlText w:val="%1."/>
+      <w:lvlJc w:val="end"/>
+      <w:pPr>
+        <w:ind w:start="86.25pt" w:hanging="18pt"/>
+      </w:pPr>
+    </w:lvl>
+    <w:lvl w:ilvl="1" w:tplc="04090019" w:tentative="1">
+      <w:start w:val="1"/>
+      <w:numFmt w:val="lowerLetter"/>
+      <w:lvlText w:val="%2."/>
+      <w:lvlJc w:val="start"/>
+      <w:pPr>
+        <w:ind w:start="122.25pt" w:hanging="18pt"/>
+      </w:pPr>
+    </w:lvl>
+    <w:lvl w:ilvl="2" w:tplc="0409001B" w:tentative="1">
+      <w:start w:val="1"/>
+      <w:numFmt w:val="lowerRoman"/>
+      <w:lvlText w:val="%3."/>
+      <w:lvlJc w:val="end"/>
+      <w:pPr>
+        <w:ind w:start="158.25pt" w:hanging="9pt"/>
+      </w:pPr>
+    </w:lvl>
+    <w:lvl w:ilvl="3" w:tplc="0409000F" w:tentative="1">
+      <w:start w:val="1"/>
+      <w:numFmt w:val="decimal"/>
+      <w:lvlText w:val="%4."/>
+      <w:lvlJc w:val="start"/>
+      <w:pPr>
+        <w:ind w:start="194.25pt" w:hanging="18pt"/>
+      </w:pPr>
+    </w:lvl>
+    <w:lvl w:ilvl="4" w:tplc="04090019" w:tentative="1">
+      <w:start w:val="1"/>
+      <w:numFmt w:val="lowerLetter"/>
+      <w:lvlText w:val="%5."/>
+      <w:lvlJc w:val="start"/>
+      <w:pPr>
+        <w:ind w:start="230.25pt" w:hanging="18pt"/>
+      </w:pPr>
+    </w:lvl>
+    <w:lvl w:ilvl="5" w:tplc="0409001B" w:tentative="1">
+      <w:start w:val="1"/>
+      <w:numFmt w:val="lowerRoman"/>
+      <w:lvlText w:val="%6."/>
+      <w:lvlJc w:val="end"/>
+      <w:pPr>
+        <w:ind w:start="266.25pt" w:hanging="9pt"/>
+      </w:pPr>
+    </w:lvl>
+    <w:lvl w:ilvl="6" w:tplc="0409000F" w:tentative="1">
+      <w:start w:val="1"/>
+      <w:numFmt w:val="decimal"/>
+      <w:lvlText w:val="%7."/>
+      <w:lvlJc w:val="start"/>
+      <w:pPr>
+        <w:ind w:start="302.25pt" w:hanging="18pt"/>
+      </w:pPr>
+    </w:lvl>
+    <w:lvl w:ilvl="7" w:tplc="04090019" w:tentative="1">
+      <w:start w:val="1"/>
+      <w:numFmt w:val="lowerLetter"/>
+      <w:lvlText w:val="%8."/>
+      <w:lvlJc w:val="start"/>
+      <w:pPr>
+        <w:ind w:start="338.25pt" w:hanging="18pt"/>
+      </w:pPr>
+    </w:lvl>
+    <w:lvl w:ilvl="8" w:tplc="0409001B" w:tentative="1">
+      <w:start w:val="1"/>
+      <w:numFmt w:val="lowerRoman"/>
+      <w:lvlText w:val="%9."/>
+      <w:lvlJc w:val="end"/>
+      <w:pPr>
+        <w:ind w:start="374.25pt" w:hanging="9pt"/>
+      </w:pPr>
+    </w:lvl>
+  </w:abstractNum>
+  <w:abstractNum w:abstractNumId="13" w15:restartNumberingAfterBreak="0">
     <w:nsid w:val="1E177E97"/>
     <w:multiLevelType w:val="hybridMultilevel"/>
     <w:tmpl w:val="A6463BCE"/>
@@ -2285,7 +1705,7 @@
       </w:pPr>
     </w:lvl>
   </w:abstractNum>
-  <w:abstractNum w:abstractNumId="13" w15:restartNumberingAfterBreak="0">
+  <w:abstractNum w:abstractNumId="14" w15:restartNumberingAfterBreak="0">
     <w:nsid w:val="20AF0333"/>
     <w:multiLevelType w:val="hybridMultilevel"/>
     <w:tmpl w:val="CB0E7F4E"/>
@@ -2427,7 +1847,7 @@
       </w:rPr>
     </w:lvl>
   </w:abstractNum>
-  <w:abstractNum w:abstractNumId="14" w15:restartNumberingAfterBreak="0">
+  <w:abstractNum w:abstractNumId="15" w15:restartNumberingAfterBreak="0">
     <w:nsid w:val="26FE1FCF"/>
     <w:multiLevelType w:val="hybridMultilevel"/>
     <w:tmpl w:val="33826962"/>
@@ -2588,7 +2008,7 @@
       </w:rPr>
     </w:lvl>
   </w:abstractNum>
-  <w:abstractNum w:abstractNumId="15" w15:restartNumberingAfterBreak="0">
+  <w:abstractNum w:abstractNumId="16" w15:restartNumberingAfterBreak="0">
     <w:nsid w:val="315C4A44"/>
     <w:multiLevelType w:val="hybridMultilevel"/>
     <w:tmpl w:val="CAEEBE4A"/>
@@ -2674,7 +2094,7 @@
       </w:pPr>
     </w:lvl>
   </w:abstractNum>
-  <w:abstractNum w:abstractNumId="16" w15:restartNumberingAfterBreak="0">
+  <w:abstractNum w:abstractNumId="17" w15:restartNumberingAfterBreak="0">
     <w:nsid w:val="34BF4A7A"/>
     <w:multiLevelType w:val="hybridMultilevel"/>
     <w:tmpl w:val="B90C9384"/>
@@ -2760,7 +2180,7 @@
       </w:pPr>
     </w:lvl>
   </w:abstractNum>
-  <w:abstractNum w:abstractNumId="17" w15:restartNumberingAfterBreak="0">
+  <w:abstractNum w:abstractNumId="18" w15:restartNumberingAfterBreak="0">
     <w:nsid w:val="37660336"/>
     <w:multiLevelType w:val="hybridMultilevel"/>
     <w:tmpl w:val="754EAC84"/>
@@ -2901,7 +2321,93 @@
       </w:rPr>
     </w:lvl>
   </w:abstractNum>
-  <w:abstractNum w:abstractNumId="18" w15:restartNumberingAfterBreak="0">
+  <w:abstractNum w:abstractNumId="19" w15:restartNumberingAfterBreak="0">
+    <w:nsid w:val="38597450"/>
+    <w:multiLevelType w:val="hybridMultilevel"/>
+    <w:tmpl w:val="F35EF560"/>
+    <w:lvl w:ilvl="0" w:tplc="04090013">
+      <w:start w:val="1"/>
+      <w:numFmt w:val="upperRoman"/>
+      <w:lvlText w:val="%1."/>
+      <w:lvlJc w:val="end"/>
+      <w:pPr>
+        <w:ind w:start="113.25pt" w:hanging="18pt"/>
+      </w:pPr>
+    </w:lvl>
+    <w:lvl w:ilvl="1" w:tplc="04090019" w:tentative="1">
+      <w:start w:val="1"/>
+      <w:numFmt w:val="lowerLetter"/>
+      <w:lvlText w:val="%2."/>
+      <w:lvlJc w:val="start"/>
+      <w:pPr>
+        <w:ind w:start="149.25pt" w:hanging="18pt"/>
+      </w:pPr>
+    </w:lvl>
+    <w:lvl w:ilvl="2" w:tplc="0409001B" w:tentative="1">
+      <w:start w:val="1"/>
+      <w:numFmt w:val="lowerRoman"/>
+      <w:lvlText w:val="%3."/>
+      <w:lvlJc w:val="end"/>
+      <w:pPr>
+        <w:ind w:start="185.25pt" w:hanging="9pt"/>
+      </w:pPr>
+    </w:lvl>
+    <w:lvl w:ilvl="3" w:tplc="0409000F" w:tentative="1">
+      <w:start w:val="1"/>
+      <w:numFmt w:val="decimal"/>
+      <w:lvlText w:val="%4."/>
+      <w:lvlJc w:val="start"/>
+      <w:pPr>
+        <w:ind w:start="221.25pt" w:hanging="18pt"/>
+      </w:pPr>
+    </w:lvl>
+    <w:lvl w:ilvl="4" w:tplc="04090019" w:tentative="1">
+      <w:start w:val="1"/>
+      <w:numFmt w:val="lowerLetter"/>
+      <w:lvlText w:val="%5."/>
+      <w:lvlJc w:val="start"/>
+      <w:pPr>
+        <w:ind w:start="257.25pt" w:hanging="18pt"/>
+      </w:pPr>
+    </w:lvl>
+    <w:lvl w:ilvl="5" w:tplc="0409001B" w:tentative="1">
+      <w:start w:val="1"/>
+      <w:numFmt w:val="lowerRoman"/>
+      <w:lvlText w:val="%6."/>
+      <w:lvlJc w:val="end"/>
+      <w:pPr>
+        <w:ind w:start="293.25pt" w:hanging="9pt"/>
+      </w:pPr>
+    </w:lvl>
+    <w:lvl w:ilvl="6" w:tplc="0409000F" w:tentative="1">
+      <w:start w:val="1"/>
+      <w:numFmt w:val="decimal"/>
+      <w:lvlText w:val="%7."/>
+      <w:lvlJc w:val="start"/>
+      <w:pPr>
+        <w:ind w:start="329.25pt" w:hanging="18pt"/>
+      </w:pPr>
+    </w:lvl>
+    <w:lvl w:ilvl="7" w:tplc="04090019" w:tentative="1">
+      <w:start w:val="1"/>
+      <w:numFmt w:val="lowerLetter"/>
+      <w:lvlText w:val="%8."/>
+      <w:lvlJc w:val="start"/>
+      <w:pPr>
+        <w:ind w:start="365.25pt" w:hanging="18pt"/>
+      </w:pPr>
+    </w:lvl>
+    <w:lvl w:ilvl="8" w:tplc="0409001B" w:tentative="1">
+      <w:start w:val="1"/>
+      <w:numFmt w:val="lowerRoman"/>
+      <w:lvlText w:val="%9."/>
+      <w:lvlJc w:val="end"/>
+      <w:pPr>
+        <w:ind w:start="401.25pt" w:hanging="9pt"/>
+      </w:pPr>
+    </w:lvl>
+  </w:abstractNum>
+  <w:abstractNum w:abstractNumId="20" w15:restartNumberingAfterBreak="0">
     <w:nsid w:val="39E54FC6"/>
     <w:multiLevelType w:val="singleLevel"/>
     <w:tmpl w:val="5B7288D4"/>
@@ -2921,7 +2427,7 @@
       </w:rPr>
     </w:lvl>
   </w:abstractNum>
-  <w:abstractNum w:abstractNumId="19" w15:restartNumberingAfterBreak="0">
+  <w:abstractNum w:abstractNumId="21" w15:restartNumberingAfterBreak="0">
     <w:nsid w:val="4189603E"/>
     <w:multiLevelType w:val="multilevel"/>
     <w:tmpl w:val="0AB06E12"/>
@@ -3128,7 +2634,7 @@
       </w:rPr>
     </w:lvl>
   </w:abstractNum>
-  <w:abstractNum w:abstractNumId="20" w15:restartNumberingAfterBreak="0">
+  <w:abstractNum w:abstractNumId="22" w15:restartNumberingAfterBreak="0">
     <w:nsid w:val="493C3F76"/>
     <w:multiLevelType w:val="hybridMultilevel"/>
     <w:tmpl w:val="9A9E418C"/>
@@ -3239,7 +2745,7 @@
       </w:pPr>
     </w:lvl>
   </w:abstractNum>
-  <w:abstractNum w:abstractNumId="21" w15:restartNumberingAfterBreak="0">
+  <w:abstractNum w:abstractNumId="23" w15:restartNumberingAfterBreak="0">
     <w:nsid w:val="52CA544A"/>
     <w:multiLevelType w:val="singleLevel"/>
     <w:tmpl w:val="AED6D67E"/>
@@ -3266,7 +2772,7 @@
       </w:rPr>
     </w:lvl>
   </w:abstractNum>
-  <w:abstractNum w:abstractNumId="22" w15:restartNumberingAfterBreak="0">
+  <w:abstractNum w:abstractNumId="24" w15:restartNumberingAfterBreak="0">
     <w:nsid w:val="620C3C86"/>
     <w:multiLevelType w:val="multilevel"/>
     <w:tmpl w:val="639A6308"/>
@@ -3415,7 +2921,120 @@
       </w:rPr>
     </w:lvl>
   </w:abstractNum>
-  <w:abstractNum w:abstractNumId="23" w15:restartNumberingAfterBreak="0">
+  <w:abstractNum w:abstractNumId="25" w15:restartNumberingAfterBreak="0">
+    <w:nsid w:val="64A02AFC"/>
+    <w:multiLevelType w:val="hybridMultilevel"/>
+    <w:tmpl w:val="6D76E948"/>
+    <w:lvl w:ilvl="0" w:tplc="04090001">
+      <w:start w:val="1"/>
+      <w:numFmt w:val="bullet"/>
+      <w:lvlText w:val=""/>
+      <w:lvlJc w:val="start"/>
+      <w:pPr>
+        <w:ind w:start="77.25pt" w:hanging="18pt"/>
+      </w:pPr>
+      <w:rPr>
+        <w:rFonts w:ascii="Symbol" w:hAnsi="Symbol" w:hint="default"/>
+      </w:rPr>
+    </w:lvl>
+    <w:lvl w:ilvl="1" w:tplc="04090003" w:tentative="1">
+      <w:start w:val="1"/>
+      <w:numFmt w:val="bullet"/>
+      <w:lvlText w:val="o"/>
+      <w:lvlJc w:val="start"/>
+      <w:pPr>
+        <w:ind w:start="113.25pt" w:hanging="18pt"/>
+      </w:pPr>
+      <w:rPr>
+        <w:rFonts w:ascii="Courier New" w:hAnsi="Courier New" w:cs="Courier New" w:hint="default"/>
+      </w:rPr>
+    </w:lvl>
+    <w:lvl w:ilvl="2" w:tplc="04090005" w:tentative="1">
+      <w:start w:val="1"/>
+      <w:numFmt w:val="bullet"/>
+      <w:lvlText w:val=""/>
+      <w:lvlJc w:val="start"/>
+      <w:pPr>
+        <w:ind w:start="149.25pt" w:hanging="18pt"/>
+      </w:pPr>
+      <w:rPr>
+        <w:rFonts w:ascii="Wingdings" w:hAnsi="Wingdings" w:hint="default"/>
+      </w:rPr>
+    </w:lvl>
+    <w:lvl w:ilvl="3" w:tplc="04090001" w:tentative="1">
+      <w:start w:val="1"/>
+      <w:numFmt w:val="bullet"/>
+      <w:lvlText w:val=""/>
+      <w:lvlJc w:val="start"/>
+      <w:pPr>
+        <w:ind w:start="185.25pt" w:hanging="18pt"/>
+      </w:pPr>
+      <w:rPr>
+        <w:rFonts w:ascii="Symbol" w:hAnsi="Symbol" w:hint="default"/>
+      </w:rPr>
+    </w:lvl>
+    <w:lvl w:ilvl="4" w:tplc="04090003" w:tentative="1">
+      <w:start w:val="1"/>
+      <w:numFmt w:val="bullet"/>
+      <w:lvlText w:val="o"/>
+      <w:lvlJc w:val="start"/>
+      <w:pPr>
+        <w:ind w:start="221.25pt" w:hanging="18pt"/>
+      </w:pPr>
+      <w:rPr>
+        <w:rFonts w:ascii="Courier New" w:hAnsi="Courier New" w:cs="Courier New" w:hint="default"/>
+      </w:rPr>
+    </w:lvl>
+    <w:lvl w:ilvl="5" w:tplc="04090005" w:tentative="1">
+      <w:start w:val="1"/>
+      <w:numFmt w:val="bullet"/>
+      <w:lvlText w:val=""/>
+      <w:lvlJc w:val="start"/>
+      <w:pPr>
+        <w:ind w:start="257.25pt" w:hanging="18pt"/>
+      </w:pPr>
+      <w:rPr>
+        <w:rFonts w:ascii="Wingdings" w:hAnsi="Wingdings" w:hint="default"/>
+      </w:rPr>
+    </w:lvl>
+    <w:lvl w:ilvl="6" w:tplc="04090001" w:tentative="1">
+      <w:start w:val="1"/>
+      <w:numFmt w:val="bullet"/>
+      <w:lvlText w:val=""/>
+      <w:lvlJc w:val="start"/>
+      <w:pPr>
+        <w:ind w:start="293.25pt" w:hanging="18pt"/>
+      </w:pPr>
+      <w:rPr>
+        <w:rFonts w:ascii="Symbol" w:hAnsi="Symbol" w:hint="default"/>
+      </w:rPr>
+    </w:lvl>
+    <w:lvl w:ilvl="7" w:tplc="04090003" w:tentative="1">
+      <w:start w:val="1"/>
+      <w:numFmt w:val="bullet"/>
+      <w:lvlText w:val="o"/>
+      <w:lvlJc w:val="start"/>
+      <w:pPr>
+        <w:ind w:start="329.25pt" w:hanging="18pt"/>
+      </w:pPr>
+      <w:rPr>
+        <w:rFonts w:ascii="Courier New" w:hAnsi="Courier New" w:cs="Courier New" w:hint="default"/>
+      </w:rPr>
+    </w:lvl>
+    <w:lvl w:ilvl="8" w:tplc="04090005" w:tentative="1">
+      <w:start w:val="1"/>
+      <w:numFmt w:val="bullet"/>
+      <w:lvlText w:val=""/>
+      <w:lvlJc w:val="start"/>
+      <w:pPr>
+        <w:ind w:start="365.25pt" w:hanging="18pt"/>
+      </w:pPr>
+      <w:rPr>
+        <w:rFonts w:ascii="Wingdings" w:hAnsi="Wingdings" w:hint="default"/>
+      </w:rPr>
+    </w:lvl>
+  </w:abstractNum>
+  <w:abstractNum w:abstractNumId="26" w15:restartNumberingAfterBreak="0">
     <w:nsid w:val="6C402C58"/>
     <w:multiLevelType w:val="hybridMultilevel"/>
     <w:tmpl w:val="9A1CA078"/>
@@ -3560,7 +3179,7 @@
       </w:rPr>
     </w:lvl>
   </w:abstractNum>
-  <w:abstractNum w:abstractNumId="24" w15:restartNumberingAfterBreak="0">
+  <w:abstractNum w:abstractNumId="27" w15:restartNumberingAfterBreak="0">
     <w:nsid w:val="6CD32DA8"/>
     <w:multiLevelType w:val="singleLevel"/>
     <w:tmpl w:val="166470C2"/>
@@ -3587,40 +3206,40 @@
     </w:lvl>
   </w:abstractNum>
   <w:num w:numId="1" w16cid:durableId="940377641">
-    <w:abstractNumId w:val="17"/>
+    <w:abstractNumId w:val="18"/>
   </w:num>
   <w:num w:numId="2" w16cid:durableId="1397439891">
+    <w:abstractNumId w:val="26"/>
+  </w:num>
+  <w:num w:numId="3" w16cid:durableId="539585121">
+    <w:abstractNumId w:val="15"/>
+  </w:num>
+  <w:num w:numId="4" w16cid:durableId="1505513160">
+    <w:abstractNumId w:val="21"/>
+  </w:num>
+  <w:num w:numId="5" w16cid:durableId="978925957">
+    <w:abstractNumId w:val="21"/>
+  </w:num>
+  <w:num w:numId="6" w16cid:durableId="1721400726">
+    <w:abstractNumId w:val="21"/>
+  </w:num>
+  <w:num w:numId="7" w16cid:durableId="687826470">
+    <w:abstractNumId w:val="21"/>
+  </w:num>
+  <w:num w:numId="8" w16cid:durableId="143812469">
     <w:abstractNumId w:val="23"/>
   </w:num>
-  <w:num w:numId="3" w16cid:durableId="539585121">
+  <w:num w:numId="9" w16cid:durableId="1364867722">
+    <w:abstractNumId w:val="27"/>
+  </w:num>
+  <w:num w:numId="10" w16cid:durableId="2029989048">
+    <w:abstractNumId w:val="20"/>
+  </w:num>
+  <w:num w:numId="11" w16cid:durableId="642739898">
     <w:abstractNumId w:val="14"/>
   </w:num>
-  <w:num w:numId="4" w16cid:durableId="1505513160">
-    <w:abstractNumId w:val="19"/>
-  </w:num>
-  <w:num w:numId="5" w16cid:durableId="978925957">
-    <w:abstractNumId w:val="19"/>
-  </w:num>
-  <w:num w:numId="6" w16cid:durableId="1721400726">
-    <w:abstractNumId w:val="19"/>
-  </w:num>
-  <w:num w:numId="7" w16cid:durableId="687826470">
-    <w:abstractNumId w:val="19"/>
-  </w:num>
-  <w:num w:numId="8" w16cid:durableId="143812469">
-    <w:abstractNumId w:val="21"/>
-  </w:num>
-  <w:num w:numId="9" w16cid:durableId="1364867722">
-    <w:abstractNumId w:val="24"/>
-  </w:num>
-  <w:num w:numId="10" w16cid:durableId="2029989048">
-    <w:abstractNumId w:val="18"/>
-  </w:num>
-  <w:num w:numId="11" w16cid:durableId="642739898">
+  <w:num w:numId="12" w16cid:durableId="1272741182">
     <w:abstractNumId w:val="13"/>
-  </w:num>
-  <w:num w:numId="12" w16cid:durableId="1272741182">
-    <w:abstractNumId w:val="12"/>
   </w:num>
   <w:num w:numId="13" w16cid:durableId="851069540">
     <w:abstractNumId w:val="0"/>
@@ -3656,22 +3275,31 @@
     <w:abstractNumId w:val="1"/>
   </w:num>
   <w:num w:numId="24" w16cid:durableId="1366640472">
-    <w:abstractNumId w:val="20"/>
+    <w:abstractNumId w:val="22"/>
   </w:num>
   <w:num w:numId="25" w16cid:durableId="1917282883">
-    <w:abstractNumId w:val="21"/>
+    <w:abstractNumId w:val="23"/>
   </w:num>
   <w:num w:numId="26" w16cid:durableId="1483504929">
-    <w:abstractNumId w:val="16"/>
+    <w:abstractNumId w:val="17"/>
   </w:num>
   <w:num w:numId="27" w16cid:durableId="1446388500">
-    <w:abstractNumId w:val="22"/>
+    <w:abstractNumId w:val="24"/>
   </w:num>
   <w:num w:numId="28" w16cid:durableId="831019143">
     <w:abstractNumId w:val="11"/>
   </w:num>
   <w:num w:numId="29" w16cid:durableId="2102019841">
-    <w:abstractNumId w:val="15"/>
+    <w:abstractNumId w:val="16"/>
+  </w:num>
+  <w:num w:numId="30" w16cid:durableId="2140417102">
+    <w:abstractNumId w:val="25"/>
+  </w:num>
+  <w:num w:numId="31" w16cid:durableId="159199723">
+    <w:abstractNumId w:val="19"/>
+  </w:num>
+  <w:num w:numId="32" w16cid:durableId="141778330">
+    <w:abstractNumId w:val="12"/>
   </w:num>
 </w:numbering>
 </file>
@@ -3701,8 +3329,9 @@
     <w:lsdException w:name="caption" w:semiHidden="1" w:unhideWhenUsed="1" w:qFormat="1"/>
     <w:lsdException w:name="Title" w:qFormat="1"/>
     <w:lsdException w:name="Subtitle" w:qFormat="1"/>
-    <w:lsdException w:name="Strong" w:qFormat="1"/>
+    <w:lsdException w:name="Strong" w:uiPriority="22" w:qFormat="1"/>
     <w:lsdException w:name="Emphasis" w:qFormat="1"/>
+    <w:lsdException w:name="Normal (Web)" w:uiPriority="99"/>
     <w:lsdException w:name="Normal Table" w:semiHidden="1" w:unhideWhenUsed="1"/>
     <w:lsdException w:name="Table Simple 1" w:semiHidden="1" w:unhideWhenUsed="1"/>
     <w:lsdException w:name="Table Simple 2" w:semiHidden="1" w:unhideWhenUsed="1"/>
@@ -4094,6 +3723,7 @@
   <w:style w:type="character" w:default="1" w:styleId="DefaultParagraphFont">
     <w:name w:val="Default Paragraph Font"/>
     <w:uiPriority w:val="1"/>
+    <w:semiHidden/>
     <w:unhideWhenUsed/>
   </w:style>
   <w:style w:type="table" w:default="1" w:styleId="TableNormal">
@@ -4437,10 +4067,22 @@
   <w:style w:type="paragraph" w:styleId="NormalWeb">
     <w:name w:val="Normal (Web)"/>
     <w:basedOn w:val="Normal"/>
+    <w:uiPriority w:val="99"/>
     <w:rsid w:val="007614BA"/>
     <w:rPr>
       <w:sz w:val="24"/>
       <w:szCs w:val="24"/>
+    </w:rPr>
+  </w:style>
+  <w:style w:type="character" w:styleId="Strong">
+    <w:name w:val="Strong"/>
+    <w:basedOn w:val="DefaultParagraphFont"/>
+    <w:uiPriority w:val="22"/>
+    <w:qFormat/>
+    <w:rsid w:val="009E09F9"/>
+    <w:rPr>
+      <w:b/>
+      <w:bCs/>
     </w:rPr>
   </w:style>
 </w:styles>

--- a/Crime Data Analysis.docx
+++ b/Crime Data Analysis.docx
@@ -25,7 +25,7 @@
     <w:p>
       <w:pPr>
         <w:pStyle w:val="Author"/>
-        <w:spacing w:before="5pt" w:beforeAutospacing="1" w:after="5pt" w:afterAutospacing="1"/>
+        <w:spacing w:before="0pt" w:after="5pt" w:afterAutospacing="1"/>
         <w:rPr>
           <w:sz w:val="16"/>
           <w:szCs w:val="16"/>
@@ -35,7 +35,7 @@
     <w:p>
       <w:pPr>
         <w:pStyle w:val="Author"/>
-        <w:spacing w:before="5pt" w:beforeAutospacing="1" w:after="5pt" w:afterAutospacing="1" w:line="6pt" w:lineRule="auto"/>
+        <w:spacing w:before="0pt" w:after="5pt" w:afterAutospacing="1" w:line="6pt" w:lineRule="auto"/>
         <w:rPr>
           <w:sz w:val="16"/>
           <w:szCs w:val="16"/>
@@ -53,9 +53,8 @@
     <w:p>
       <w:pPr>
         <w:pStyle w:val="Author"/>
-        <w:spacing w:before="5pt" w:beforeAutospacing="1"/>
-        <w:rPr>
-          <w:i/>
+        <w:spacing w:before="0pt"/>
+        <w:rPr>
           <w:sz w:val="18"/>
           <w:szCs w:val="18"/>
         </w:rPr>
@@ -97,116 +96,100 @@
         </w:rPr>
         <w:t xml:space="preserve"> </w:t>
       </w:r>
-      <w:r>
+    </w:p>
+    <w:p>
+      <w:pPr>
+        <w:pStyle w:val="Author"/>
+        <w:spacing w:before="0pt"/>
         <w:rPr>
           <w:i/>
           <w:sz w:val="18"/>
           <w:szCs w:val="18"/>
         </w:rPr>
-        <w:t>Auburn University at Montgomer</w:t>
-      </w:r>
+      </w:pPr>
       <w:r>
         <w:rPr>
           <w:i/>
           <w:sz w:val="18"/>
           <w:szCs w:val="18"/>
         </w:rPr>
-        <w:t>y</w:t>
-      </w:r>
-    </w:p>
-    <w:p>
-      <w:pPr>
-        <w:pStyle w:val="Author"/>
-        <w:spacing w:before="5pt" w:beforeAutospacing="1"/>
-        <w:rPr>
-          <w:sz w:val="18"/>
-          <w:szCs w:val="18"/>
-          <w:lang w:val="es-ES"/>
-        </w:rPr>
-      </w:pPr>
-      <w:r>
-        <w:rPr>
-          <w:sz w:val="18"/>
-          <w:szCs w:val="18"/>
-          <w:lang w:val="es-ES"/>
-        </w:rPr>
-        <w:t>Montgomery</w:t>
-      </w:r>
-      <w:r>
-        <w:rPr>
-          <w:sz w:val="18"/>
-          <w:szCs w:val="18"/>
-          <w:lang w:val="es-ES"/>
-        </w:rPr>
-        <w:t xml:space="preserve">, </w:t>
-      </w:r>
-      <w:r>
-        <w:rPr>
-          <w:sz w:val="18"/>
-          <w:szCs w:val="18"/>
-          <w:lang w:val="es-ES"/>
-        </w:rPr>
-        <w:t>USA</w:t>
-      </w:r>
-      <w:r>
-        <w:rPr>
-          <w:sz w:val="18"/>
-          <w:szCs w:val="18"/>
-          <w:lang w:val="es-ES"/>
-        </w:rPr>
-        <w:br/>
-        <w:t xml:space="preserve"> </w:t>
-      </w:r>
-      <w:r>
-        <w:rPr>
-          <w:sz w:val="18"/>
-          <w:szCs w:val="18"/>
-          <w:lang w:val="es-ES"/>
-        </w:rPr>
-        <w:t>npatel29@aum.edu</w:t>
-      </w:r>
-      <w:r>
-        <w:rPr>
-          <w:sz w:val="18"/>
-          <w:szCs w:val="18"/>
-          <w:lang w:val="es-ES"/>
-        </w:rPr>
-        <w:br/>
-      </w:r>
-      <w:r>
-        <w:rPr>
-          <w:sz w:val="18"/>
-          <w:szCs w:val="18"/>
-          <w:lang w:val="es-ES"/>
-        </w:rPr>
-        <w:br/>
-      </w:r>
-      <w:r>
-        <w:rPr>
-          <w:sz w:val="18"/>
-          <w:szCs w:val="18"/>
-          <w:lang w:val="es-ES"/>
-        </w:rPr>
-        <w:t xml:space="preserve"> </w:t>
-      </w:r>
-    </w:p>
-    <w:p>
-      <w:pPr>
-        <w:pStyle w:val="Author"/>
-        <w:spacing w:before="5pt" w:beforeAutospacing="1"/>
+        <w:t>Auburn University at Montgomer</w:t>
+      </w:r>
+      <w:r>
         <w:rPr>
           <w:i/>
           <w:sz w:val="18"/>
           <w:szCs w:val="18"/>
         </w:rPr>
-      </w:pPr>
-      <w:r>
-        <w:rPr>
+        <w:t>y</w:t>
+      </w:r>
+      <w:r>
+        <w:rPr>
+          <w:i/>
           <w:sz w:val="18"/>
           <w:szCs w:val="18"/>
-          <w:lang w:val="es-ES"/>
         </w:rPr>
         <w:t xml:space="preserve"> </w:t>
+      </w:r>
+    </w:p>
+    <w:p>
+      <w:pPr>
+        <w:pStyle w:val="Author"/>
+        <w:spacing w:before="0pt"/>
+        <w:rPr>
+          <w:sz w:val="18"/>
+          <w:szCs w:val="18"/>
+        </w:rPr>
+      </w:pPr>
+      <w:r>
+        <w:rPr>
+          <w:sz w:val="18"/>
+          <w:szCs w:val="18"/>
+        </w:rPr>
+        <w:t>Montgomery</w:t>
+      </w:r>
+      <w:r>
+        <w:rPr>
+          <w:sz w:val="18"/>
+          <w:szCs w:val="18"/>
+        </w:rPr>
+        <w:t xml:space="preserve">, </w:t>
+      </w:r>
+      <w:r>
+        <w:rPr>
+          <w:sz w:val="18"/>
+          <w:szCs w:val="18"/>
+        </w:rPr>
+        <w:t>USA</w:t>
+      </w:r>
+      <w:r>
+        <w:rPr>
+          <w:sz w:val="18"/>
+          <w:szCs w:val="18"/>
+        </w:rPr>
+        <w:br/>
+        <w:t xml:space="preserve"> </w:t>
+      </w:r>
+      <w:r>
+        <w:rPr>
+          <w:sz w:val="18"/>
+          <w:szCs w:val="18"/>
+        </w:rPr>
+        <w:t>npatel29@aum.edu</w:t>
+      </w:r>
+      <w:r>
+        <w:rPr>
+          <w:sz w:val="18"/>
+          <w:szCs w:val="18"/>
+        </w:rPr>
+        <w:br/>
+      </w:r>
+      <w:r>
+        <w:rPr>
+          <w:sz w:val="18"/>
+          <w:szCs w:val="18"/>
+        </w:rPr>
+        <w:t xml:space="preserve">                                                                                                         </w:t>
       </w:r>
       <w:r>
         <w:rPr>
@@ -238,22 +221,121 @@
         </w:rPr>
         <w:t xml:space="preserve"> </w:t>
       </w:r>
-      <w:r>
+    </w:p>
+    <w:p>
+      <w:pPr>
+        <w:pStyle w:val="Author"/>
+        <w:spacing w:before="0pt"/>
         <w:rPr>
           <w:i/>
           <w:sz w:val="18"/>
           <w:szCs w:val="18"/>
         </w:rPr>
+      </w:pPr>
+      <w:r>
+        <w:rPr>
+          <w:i/>
+          <w:sz w:val="18"/>
+          <w:szCs w:val="18"/>
+        </w:rPr>
         <w:t>Auburn University at Montgomery</w:t>
+      </w:r>
+      <w:r>
+        <w:rPr>
+          <w:i/>
+          <w:sz w:val="18"/>
+          <w:szCs w:val="18"/>
+        </w:rPr>
+        <w:t xml:space="preserve"> </w:t>
       </w:r>
     </w:p>
     <w:p>
       <w:pPr>
         <w:pStyle w:val="Author"/>
-        <w:spacing w:before="5pt" w:beforeAutospacing="1"/>
+        <w:spacing w:before="0pt"/>
         <w:rPr>
           <w:sz w:val="18"/>
           <w:szCs w:val="18"/>
+        </w:rPr>
+      </w:pPr>
+      <w:r>
+        <w:rPr>
+          <w:sz w:val="18"/>
+          <w:szCs w:val="18"/>
+        </w:rPr>
+        <w:t>Pratville</w:t>
+      </w:r>
+      <w:r>
+        <w:rPr>
+          <w:sz w:val="18"/>
+          <w:szCs w:val="18"/>
+        </w:rPr>
+        <w:t xml:space="preserve">, </w:t>
+      </w:r>
+      <w:r>
+        <w:rPr>
+          <w:sz w:val="18"/>
+          <w:szCs w:val="18"/>
+        </w:rPr>
+        <w:t>USA</w:t>
+      </w:r>
+      <w:r>
+        <w:rPr>
+          <w:sz w:val="18"/>
+          <w:szCs w:val="18"/>
+        </w:rPr>
+        <w:t xml:space="preserve"> </w:t>
+      </w:r>
+    </w:p>
+    <w:p>
+      <w:pPr>
+        <w:pStyle w:val="Author"/>
+        <w:spacing w:before="0pt"/>
+        <w:rPr>
+          <w:sz w:val="18"/>
+          <w:szCs w:val="18"/>
+          <w:lang w:val="es-ES"/>
+        </w:rPr>
+        <w:sectPr>
+          <w:type w:val="continuous"/>
+          <w:pgSz w:w="612pt" w:h="792pt" w:code="1"/>
+          <w:pgMar w:top="54pt" w:right="44.65pt" w:bottom="72pt" w:left="44.65pt" w:header="36pt" w:footer="36pt" w:gutter="0pt"/>
+          <w:cols w:num="2" w:space="10.80pt"/>
+          <w:docGrid w:linePitch="360"/>
+        </w:sectPr>
+      </w:pPr>
+      <w:r>
+        <w:rPr>
+          <w:sz w:val="18"/>
+          <w:szCs w:val="18"/>
+          <w:lang w:val="es-ES"/>
+        </w:rPr>
+        <w:t>sparekh@aum.edu</w:t>
+      </w:r>
+    </w:p>
+    <w:p>
+      <w:pPr>
+        <w:jc w:val="both"/>
+        <w:rPr>
+          <w:lang w:val="es-ES"/>
+        </w:rPr>
+        <w:sectPr>
+          <w:type w:val="continuous"/>
+          <w:pgSz w:w="612pt" w:h="792pt" w:code="1"/>
+          <w:pgMar w:top="54pt" w:right="44.65pt" w:bottom="72pt" w:left="44.65pt" w:header="36pt" w:footer="36pt" w:gutter="0pt"/>
+          <w:cols w:space="36pt"/>
+          <w:docGrid w:linePitch="360"/>
+        </w:sectPr>
+      </w:pPr>
+    </w:p>
+    <w:p>
+      <w:pPr>
+        <w:pStyle w:val="Author"/>
+        <w:spacing w:before="5pt" w:beforeAutospacing="1"/>
+        <w:jc w:val="both"/>
+        <w:rPr>
+          <w:sz w:val="16"/>
+          <w:szCs w:val="16"/>
           <w:lang w:val="es-ES"/>
         </w:rPr>
         <w:sectPr>
@@ -264,69 +346,6 @@
           <w:docGrid w:linePitch="360"/>
         </w:sectPr>
       </w:pPr>
-      <w:r>
-        <w:rPr>
-          <w:sz w:val="18"/>
-          <w:szCs w:val="18"/>
-          <w:lang w:val="es-ES"/>
-        </w:rPr>
-        <w:t xml:space="preserve"> </w:t>
-      </w:r>
-      <w:r>
-        <w:rPr>
-          <w:sz w:val="18"/>
-          <w:szCs w:val="18"/>
-          <w:lang w:val="es-ES"/>
-        </w:rPr>
-        <w:t>Pratville</w:t>
-      </w:r>
-      <w:r>
-        <w:rPr>
-          <w:sz w:val="18"/>
-          <w:szCs w:val="18"/>
-          <w:lang w:val="es-ES"/>
-        </w:rPr>
-        <w:t xml:space="preserve">, </w:t>
-      </w:r>
-      <w:r>
-        <w:rPr>
-          <w:sz w:val="18"/>
-          <w:szCs w:val="18"/>
-          <w:lang w:val="es-ES"/>
-        </w:rPr>
-        <w:t>USA</w:t>
-      </w:r>
-      <w:r>
-        <w:rPr>
-          <w:sz w:val="18"/>
-          <w:szCs w:val="18"/>
-          <w:lang w:val="es-ES"/>
-        </w:rPr>
-        <w:t xml:space="preserve"> </w:t>
-      </w:r>
-      <w:r>
-        <w:rPr>
-          <w:sz w:val="18"/>
-          <w:szCs w:val="18"/>
-          <w:lang w:val="es-ES"/>
-        </w:rPr>
-        <w:t>sparekh@aum.edu</w:t>
-      </w:r>
-    </w:p>
-    <w:p>
-      <w:pPr>
-        <w:jc w:val="both"/>
-        <w:rPr>
-          <w:lang w:val="es-ES"/>
-        </w:rPr>
-        <w:sectPr>
-          <w:type w:val="continuous"/>
-          <w:pgSz w:w="612pt" w:h="792pt" w:code="1"/>
-          <w:pgMar w:top="54pt" w:right="44.65pt" w:bottom="72pt" w:left="44.65pt" w:header="36pt" w:footer="36pt" w:gutter="0pt"/>
-          <w:cols w:space="36pt"/>
-          <w:docGrid w:linePitch="360"/>
-        </w:sectPr>
-      </w:pPr>
     </w:p>
     <w:p>
       <w:pPr>
@@ -349,69 +368,48 @@
     </w:p>
     <w:p>
       <w:pPr>
-        <w:pStyle w:val="Author"/>
-        <w:spacing w:before="5pt" w:beforeAutospacing="1"/>
-        <w:jc w:val="both"/>
-        <w:rPr>
-          <w:sz w:val="16"/>
-          <w:szCs w:val="16"/>
-          <w:lang w:val="es-ES"/>
-        </w:rPr>
-        <w:sectPr>
-          <w:type w:val="continuous"/>
-          <w:pgSz w:w="612pt" w:h="792pt" w:code="1"/>
-          <w:pgMar w:top="54pt" w:right="44.65pt" w:bottom="72pt" w:left="44.65pt" w:header="36pt" w:footer="36pt" w:gutter="0pt"/>
-          <w:cols w:num="4" w:space="10.80pt"/>
-          <w:docGrid w:linePitch="360"/>
-        </w:sectPr>
-      </w:pPr>
+        <w:pStyle w:val="Heading1"/>
+      </w:pPr>
+      <w:r>
+        <w:t xml:space="preserve">Introduction </w:t>
+      </w:r>
     </w:p>
     <w:p>
       <w:pPr>
-        <w:pStyle w:val="Heading1"/>
-      </w:pPr>
-      <w:r>
-        <w:t>Introduction (</w:t>
-      </w:r>
-      <w:r>
-        <w:rPr>
-          <w:rFonts w:eastAsia="MS Mincho"/>
-          <w:i/>
-        </w:rPr>
-        <w:t>Heading 1</w:t>
-      </w:r>
-      <w:r>
-        <w:t>)</w:t>
+        <w:pStyle w:val="BodyText"/>
+      </w:pPr>
+      <w:r>
+        <w:t xml:space="preserve"> </w:t>
+      </w:r>
+      <w:r>
+        <w:t xml:space="preserve">The Crime Data Analysis is designed to address the growing need for effective crime pattern recognition and prevention through data analysis. Law enforcement agencies and researchers often struggle with analyzing large volumes of crime data efficiently. This project aims to develop a system that utilizes data analytics techniques to identify crime trends, assist in decision-making, and enhance public </w:t>
+      </w:r>
+      <w:r>
+        <w:t>safety. Crime</w:t>
+      </w:r>
+      <w:r>
+        <w:t xml:space="preserve"> data analysis is critical in modern society, where law enforcement agencies rely on data-driven strategies to allocate resources and prevent criminal activities. Traditional crime analysis methods are often time-consuming and lack the predictive capabilities necessary for proactive policing. The purpose of the Crime Data Analysis System is to provide an advanced platform that processes historical crime data, identifies patterns, and predicts potential crime hotspots. This system integrates data visualization tools, machine learning algorithms, and real-time reporting features to aid law enforcement agencies and policymakers in making informed decisions.</w:t>
       </w:r>
     </w:p>
     <w:p>
       <w:pPr>
         <w:pStyle w:val="BodyText"/>
       </w:pPr>
-      <w:r>
-        <w:t xml:space="preserve"> </w:t>
-      </w:r>
-      <w:r>
-        <w:t xml:space="preserve">The Crime Data Analysis is designed to address the growing need for effective crime pattern recognition and prevention through data analysis. Law enforcement agencies and researchers often struggle with analyzing large volumes of crime data efficiently. This project aims to develop a system that utilizes data analytics techniques to identify crime trends, assist in decision-making, and enhance public </w:t>
-      </w:r>
-      <w:r>
-        <w:t>safety. Crime</w:t>
-      </w:r>
-      <w:r>
-        <w:t xml:space="preserve"> data analysis is critical in modern society, where law enforcement agencies rely on data-driven strategies to allocate resources and prevent criminal activities. Traditional crime analysis methods are often time-consuming and lack the predictive capabilities necessary for proactive policing. The purpose of the Crime Data Analysis System is to provide an advanced platform that processes historical crime data, identifies patterns, and predicts potential crime hotspots. This system integrates data visualization tools, machine learning algorithms, and real-time reporting features to aid law enforcement agencies and policymakers in making informed decisions.</w:t>
-      </w:r>
     </w:p>
     <w:p>
       <w:pPr>
-        <w:pStyle w:val="BodyText"/>
-      </w:pPr>
+        <w:pStyle w:val="Heading1"/>
+      </w:pPr>
+      <w:r>
+        <w:t>LITERATURE REVIEW</w:t>
+      </w:r>
     </w:p>
     <w:p>
       <w:pPr>
-        <w:pStyle w:val="Heading1"/>
-      </w:pPr>
-      <w:r>
-        <w:t>LITERATURE REVIEW</w:t>
+        <w:pStyle w:val="BodyText"/>
+      </w:pPr>
+      <w:r>
+        <w:t>This section reviews existing research and solutions related to crime data analysis. Several studies highlight the use of data analytics and machine learning for crime pattern detection and prevention.</w:t>
       </w:r>
     </w:p>
     <w:p>
@@ -419,7 +417,7 @@
         <w:pStyle w:val="BodyText"/>
       </w:pPr>
       <w:r>
-        <w:t>This section reviews existing research and solutions related to crime data analysis. Several studies highlight the use of data analytics and machine learning for crime pattern detection and prevention.</w:t>
+        <w:t>- J. Smith, Data-Driven Policing: The Role of Crime Analytics, 3rd ed., New York: Security Press, 2021, discusses how data analysis is transforming modern policing.</w:t>
       </w:r>
     </w:p>
     <w:p>
@@ -427,7 +425,13 @@
         <w:pStyle w:val="BodyText"/>
       </w:pPr>
       <w:r>
-        <w:t>- J. Smith, Data-Driven Policing: The Role of Crime Analytics, 3rd ed., New York: Security Press, 2021, discusses how data analysis is transforming modern policing.</w:t>
+        <w:t xml:space="preserve">- A. Johnson and B. Lee, "Machine Learning in Crime </w:t>
+      </w:r>
+      <w:r>
+        <w:t>Prediction, “Journal</w:t>
+      </w:r>
+      <w:r>
+        <w:t xml:space="preserve"> of Data Science, vol. 22, no. 1, pp. 50-65, 2022, examines how AI-driven models help predict and prevent crime.</w:t>
       </w:r>
     </w:p>
     <w:p>
@@ -435,13 +439,7 @@
         <w:pStyle w:val="BodyText"/>
       </w:pPr>
       <w:r>
-        <w:t xml:space="preserve">- A. Johnson and B. Lee, "Machine Learning in Crime </w:t>
-      </w:r>
-      <w:r>
-        <w:t>Prediction, “Journal</w:t>
-      </w:r>
-      <w:r>
-        <w:t xml:space="preserve"> of Data Science, vol. 22, no. 1, pp. 50-65, 2022, examines how AI-driven models help predict and prevent crime.</w:t>
+        <w:t>- **C. Davis, "Crime Mapping and Geographic Information Systems (GIS),"** in Proc. IEEE Conf. on Data Science, San Francisco, CA, 2021, pp. 78-85, explores the role of GIS in crime analysis.</w:t>
       </w:r>
     </w:p>
     <w:p>
@@ -449,34 +447,63 @@
         <w:pStyle w:val="BodyText"/>
       </w:pPr>
       <w:r>
-        <w:t>- **C. Davis, "Crime Mapping and Geographic Information Systems (GIS),"** in Proc. IEEE Conf. on Data Science, San Francisco, CA, 2021, pp. 78-85, explores the role of GIS in crime analysis.</w:t>
+        <w:t xml:space="preserve">- **CrimeStats Inc., "Real-Time Crime Data Processing,"** Law Enforcement Analytics, [Online]. Available: </w:t>
+      </w:r>
+      <w:r>
+        <w:t>https://www.lawenforcementanalytics.com. [Accessed: Mar. 5, 2025], provides insights on commercial crime data analysis tools and their adoption.</w:t>
       </w:r>
     </w:p>
     <w:p>
       <w:pPr>
-        <w:pStyle w:val="BodyText"/>
-      </w:pPr>
-      <w:r>
-        <w:t>- **</w:t>
-      </w:r>
-      <w:proofErr w:type="spellStart"/>
-      <w:r>
-        <w:t>CrimeStats</w:t>
-      </w:r>
-      <w:proofErr w:type="spellEnd"/>
-      <w:r>
-        <w:t xml:space="preserve"> Inc., "Real-Time Crime Data Processing,"** Law Enforcement Analytics, [Online]. Available: https://www.lawenforcementanalytics.com. [Accessed: Mar. 5, </w:t>
-      </w:r>
-      <w:r>
-        <w:t>2025], provides insights on commercial crime data analysis tools and their adoption.</w:t>
+        <w:pStyle w:val="Heading1"/>
+      </w:pPr>
+      <w:r>
+        <w:t>Methodology</w:t>
       </w:r>
     </w:p>
     <w:p>
       <w:pPr>
-        <w:pStyle w:val="Heading1"/>
-      </w:pPr>
-      <w:r>
-        <w:t>Methodology</w:t>
+        <w:spacing w:before="5pt" w:beforeAutospacing="1" w:after="5pt" w:afterAutospacing="1"/>
+        <w:jc w:val="start"/>
+        <w:rPr>
+          <w:rFonts w:eastAsia="Times New Roman"/>
+        </w:rPr>
+      </w:pPr>
+      <w:r>
+        <w:rPr>
+          <w:rFonts w:eastAsia="Times New Roman"/>
+        </w:rPr>
+        <w:t>In this project, we used a MySQL relational database to manage structured crime-related data such as incidents, locations, suspects, and law enforcement officers. For visualization and analysis</w:t>
+      </w:r>
+      <w:r>
+        <w:rPr>
+          <w:rFonts w:eastAsia="Times New Roman"/>
+        </w:rPr>
+        <w:t xml:space="preserve">. </w:t>
+      </w:r>
+      <w:r>
+        <w:rPr>
+          <w:rFonts w:eastAsia="Times New Roman"/>
+        </w:rPr>
+        <w:t>Additionally, we created SQL queries to extract and join data across multiple tables for deeper insights. The system was tested locally and documented via GitHub. Hardware included standard workstations, and the software stack consisted of MySQL</w:t>
+      </w:r>
+      <w:r>
+        <w:rPr>
+          <w:rFonts w:eastAsia="Times New Roman"/>
+        </w:rPr>
+        <w:t>.</w:t>
+      </w:r>
+      <w:r>
+        <w:rPr>
+          <w:rFonts w:eastAsia="Times New Roman"/>
+        </w:rPr>
+        <w:t xml:space="preserve"> The repository contains all code and documentation related to database schema</w:t>
+      </w:r>
+      <w:r>
+        <w:rPr>
+          <w:rFonts w:eastAsia="Times New Roman"/>
+        </w:rPr>
+        <w:t>.</w:t>
       </w:r>
     </w:p>
     <w:p>
@@ -491,488 +518,509 @@
         <w:rPr>
           <w:rFonts w:eastAsia="Times New Roman"/>
         </w:rPr>
-        <w:t>In this project, we used a MySQL relational database to manage structured crime-related data such as incidents, locations, suspects, and law enforcement officers. For visualization and analysis</w:t>
-      </w:r>
-      <w:r>
+        <w:t>The system includes the following key components:</w:t>
+      </w:r>
+    </w:p>
+    <w:p>
+      <w:pPr>
+        <w:spacing w:before="5pt" w:beforeAutospacing="1" w:after="5pt" w:afterAutospacing="1"/>
+        <w:jc w:val="start"/>
         <w:rPr>
           <w:rFonts w:eastAsia="Times New Roman"/>
         </w:rPr>
-        <w:t xml:space="preserve">. </w:t>
-      </w:r>
+      </w:pPr>
       <w:r>
         <w:rPr>
           <w:rFonts w:eastAsia="Times New Roman"/>
         </w:rPr>
-        <w:t>Additionally, we created SQL queries to extract and join data across multiple tables for deeper insights. The system was tested locally and documented via GitHub. Hardware included standard workstations, and the software stack consisted of MySQL</w:t>
+        <w:t>A. Database Schema</w:t>
       </w:r>
       <w:r>
         <w:rPr>
           <w:rFonts w:eastAsia="Times New Roman"/>
         </w:rPr>
-        <w:t>.</w:t>
+        <w:t xml:space="preserve">: </w:t>
       </w:r>
       <w:r>
         <w:rPr>
           <w:rFonts w:eastAsia="Times New Roman"/>
         </w:rPr>
-        <w:t xml:space="preserve"> The repository contains all code and documentation related to database schema</w:t>
-      </w:r>
-      <w:r>
+        <w:t>We created normalized tables to handle the following entities:</w:t>
+      </w:r>
+    </w:p>
+    <w:p>
+      <w:pPr>
+        <w:numPr>
+          <w:ilvl w:val="0"/>
+          <w:numId w:val="36"/>
+        </w:numPr>
+        <w:spacing w:before="5pt" w:beforeAutospacing="1" w:after="5pt" w:afterAutospacing="1"/>
+        <w:jc w:val="start"/>
         <w:rPr>
           <w:rFonts w:eastAsia="Times New Roman"/>
         </w:rPr>
-        <w:t>.</w:t>
+      </w:pPr>
+      <w:r>
+        <w:rPr>
+          <w:rFonts w:eastAsia="Times New Roman"/>
+        </w:rPr>
+        <w:t>crimesinfo: stores details about each crime incident</w:t>
+      </w:r>
+    </w:p>
+    <w:p>
+      <w:pPr>
+        <w:numPr>
+          <w:ilvl w:val="0"/>
+          <w:numId w:val="36"/>
+        </w:numPr>
+        <w:spacing w:before="5pt" w:beforeAutospacing="1" w:after="5pt" w:afterAutospacing="1"/>
+        <w:jc w:val="start"/>
+        <w:rPr>
+          <w:rFonts w:eastAsia="Times New Roman"/>
+        </w:rPr>
+      </w:pPr>
+      <w:r>
+        <w:rPr>
+          <w:rFonts w:eastAsia="Times New Roman"/>
+        </w:rPr>
+        <w:t>locations: stores geographic location data (e.g., city, zip code)</w:t>
+      </w:r>
+    </w:p>
+    <w:p>
+      <w:pPr>
+        <w:numPr>
+          <w:ilvl w:val="0"/>
+          <w:numId w:val="36"/>
+        </w:numPr>
+        <w:spacing w:before="5pt" w:beforeAutospacing="1" w:after="5pt" w:afterAutospacing="1"/>
+        <w:jc w:val="start"/>
+        <w:rPr>
+          <w:rFonts w:eastAsia="Times New Roman"/>
+        </w:rPr>
+      </w:pPr>
+      <w:r>
+        <w:rPr>
+          <w:rFonts w:eastAsia="Times New Roman"/>
+        </w:rPr>
+        <w:t>suspects: holds information on suspects linked to crimes</w:t>
+      </w:r>
+    </w:p>
+    <w:p>
+      <w:pPr>
+        <w:numPr>
+          <w:ilvl w:val="0"/>
+          <w:numId w:val="36"/>
+        </w:numPr>
+        <w:spacing w:before="5pt" w:beforeAutospacing="1" w:after="5pt" w:afterAutospacing="1"/>
+        <w:jc w:val="start"/>
+        <w:rPr>
+          <w:rFonts w:eastAsia="Times New Roman"/>
+        </w:rPr>
+      </w:pPr>
+      <w:r>
+        <w:rPr>
+          <w:rFonts w:eastAsia="Times New Roman"/>
+        </w:rPr>
+        <w:t>victims: captures, demographics and injury reports</w:t>
+      </w:r>
+    </w:p>
+    <w:p>
+      <w:pPr>
+        <w:numPr>
+          <w:ilvl w:val="0"/>
+          <w:numId w:val="36"/>
+        </w:numPr>
+        <w:spacing w:before="5pt" w:beforeAutospacing="1" w:after="5pt" w:afterAutospacing="1"/>
+        <w:jc w:val="start"/>
+        <w:rPr>
+          <w:rFonts w:eastAsia="Times New Roman"/>
+        </w:rPr>
+      </w:pPr>
+      <w:r>
+        <w:rPr>
+          <w:rFonts w:eastAsia="Times New Roman"/>
+        </w:rPr>
+        <w:t>officers: stores information about law enforcement personnel</w:t>
+      </w:r>
+    </w:p>
+    <w:p>
+      <w:pPr>
+        <w:numPr>
+          <w:ilvl w:val="0"/>
+          <w:numId w:val="36"/>
+        </w:numPr>
+        <w:spacing w:before="5pt" w:beforeAutospacing="1" w:after="5pt" w:afterAutospacing="1"/>
+        <w:jc w:val="start"/>
+        <w:rPr>
+          <w:rFonts w:eastAsia="Times New Roman"/>
+        </w:rPr>
+      </w:pPr>
+      <w:r>
+        <w:rPr>
+          <w:rFonts w:eastAsia="Times New Roman"/>
+        </w:rPr>
+        <w:t>crime_officer: a junction table to handle many-to-many relations between crimes and officers</w:t>
+      </w:r>
+    </w:p>
+    <w:p>
+      <w:pPr>
+        <w:spacing w:before="5pt" w:beforeAutospacing="1" w:after="5pt" w:afterAutospacing="1"/>
+        <w:ind w:start="10.80pt"/>
+        <w:jc w:val="start"/>
+        <w:rPr>
+          <w:rFonts w:eastAsia="Times New Roman"/>
+        </w:rPr>
+      </w:pPr>
+      <w:r>
+        <w:rPr>
+          <w:rFonts w:eastAsia="Times New Roman"/>
+        </w:rPr>
+        <w:t>B. SQL Querying and Analysis</w:t>
+      </w:r>
+      <w:r>
+        <w:rPr>
+          <w:rFonts w:eastAsia="Times New Roman"/>
+        </w:rPr>
+        <w:t xml:space="preserve">: </w:t>
+      </w:r>
+      <w:r>
+        <w:rPr>
+          <w:rFonts w:eastAsia="Times New Roman"/>
+        </w:rPr>
+        <w:t>Custom SQL queries were written to extract actionable insights, such as:</w:t>
+      </w:r>
+    </w:p>
+    <w:p>
+      <w:pPr>
+        <w:numPr>
+          <w:ilvl w:val="0"/>
+          <w:numId w:val="37"/>
+        </w:numPr>
+        <w:spacing w:before="5pt" w:beforeAutospacing="1" w:after="5pt" w:afterAutospacing="1"/>
+        <w:jc w:val="start"/>
+        <w:rPr>
+          <w:rFonts w:eastAsia="Times New Roman"/>
+        </w:rPr>
+      </w:pPr>
+      <w:r>
+        <w:rPr>
+          <w:rFonts w:eastAsia="Times New Roman"/>
+        </w:rPr>
+        <w:lastRenderedPageBreak/>
+        <w:t xml:space="preserve">Total number of crimes per </w:t>
+      </w:r>
+      <w:r>
+        <w:rPr>
+          <w:rFonts w:eastAsia="Times New Roman"/>
+        </w:rPr>
+        <w:t>state</w:t>
+      </w:r>
+      <w:r>
+        <w:rPr>
+          <w:noProof/>
+        </w:rPr>
+        <w:t xml:space="preserve"> </w:t>
+      </w:r>
+      <w:r>
+        <w:rPr>
+          <w:rFonts w:eastAsia="Times New Roman"/>
+          <w:noProof/>
+        </w:rPr>
+        <w:drawing>
+          <wp:inline distT="0" distB="0" distL="0" distR="0" wp14:anchorId="51DAED7E" wp14:editId="60204FBF">
+            <wp:extent cx="2571750" cy="634365"/>
+            <wp:effectExtent l="0" t="0" r="0" b="0"/>
+            <wp:docPr id="218180034" name="Picture 1" descr="A computer screen shot of a computer code&#10;&#10;AI-generated content may be incorrect."/>
+            <wp:cNvGraphicFramePr>
+              <a:graphicFrameLocks xmlns:a="http://purl.oclc.org/ooxml/drawingml/main" noChangeAspect="1"/>
+            </wp:cNvGraphicFramePr>
+            <a:graphic xmlns:a="http://purl.oclc.org/ooxml/drawingml/main">
+              <a:graphicData uri="http://purl.oclc.org/ooxml/drawingml/picture">
+                <pic:pic xmlns:pic="http://purl.oclc.org/ooxml/drawingml/picture">
+                  <pic:nvPicPr>
+                    <pic:cNvPr id="218180034" name="Picture 1" descr="A computer screen shot of a computer code&#10;&#10;AI-generated content may be incorrect."/>
+                    <pic:cNvPicPr/>
+                  </pic:nvPicPr>
+                  <pic:blipFill>
+                    <a:blip r:embed="rId9"/>
+                    <a:stretch>
+                      <a:fillRect/>
+                    </a:stretch>
+                  </pic:blipFill>
+                  <pic:spPr>
+                    <a:xfrm>
+                      <a:off x="0" y="0"/>
+                      <a:ext cx="2571750" cy="634365"/>
+                    </a:xfrm>
+                    <a:prstGeom prst="rect">
+                      <a:avLst/>
+                    </a:prstGeom>
+                  </pic:spPr>
+                </pic:pic>
+              </a:graphicData>
+            </a:graphic>
+          </wp:inline>
+        </w:drawing>
+      </w:r>
+    </w:p>
+    <w:p>
+      <w:pPr>
+        <w:numPr>
+          <w:ilvl w:val="0"/>
+          <w:numId w:val="37"/>
+        </w:numPr>
+        <w:spacing w:before="5pt" w:beforeAutospacing="1" w:after="5pt" w:afterAutospacing="1"/>
+        <w:jc w:val="start"/>
+        <w:rPr>
+          <w:rFonts w:eastAsia="Times New Roman"/>
+        </w:rPr>
+      </w:pPr>
+      <w:r>
+        <w:rPr>
+          <w:rFonts w:eastAsia="Times New Roman"/>
+        </w:rPr>
+        <w:t>Identifying hotspots based on frequency of incidents</w:t>
+      </w:r>
+      <w:r>
+        <w:rPr>
+          <w:rFonts w:eastAsia="Times New Roman"/>
+          <w:noProof/>
+        </w:rPr>
+        <w:drawing>
+          <wp:inline distT="0" distB="0" distL="0" distR="0" wp14:anchorId="6628B289" wp14:editId="19375A70">
+            <wp:extent cx="2581275" cy="1000125"/>
+            <wp:effectExtent l="0" t="0" r="9525" b="9525"/>
+            <wp:docPr id="2016274100" name="Picture 1"/>
+            <wp:cNvGraphicFramePr>
+              <a:graphicFrameLocks xmlns:a="http://purl.oclc.org/ooxml/drawingml/main" noChangeAspect="1"/>
+            </wp:cNvGraphicFramePr>
+            <a:graphic xmlns:a="http://purl.oclc.org/ooxml/drawingml/main">
+              <a:graphicData uri="http://purl.oclc.org/ooxml/drawingml/picture">
+                <pic:pic xmlns:pic="http://purl.oclc.org/ooxml/drawingml/picture">
+                  <pic:nvPicPr>
+                    <pic:cNvPr id="0" name="Picture 2"/>
+                    <pic:cNvPicPr>
+                      <a:picLocks noChangeAspect="1" noChangeArrowheads="1"/>
+                    </pic:cNvPicPr>
+                  </pic:nvPicPr>
+                  <pic:blipFill>
+                    <a:blip r:embed="rId10">
+                      <a:extLst>
+                        <a:ext uri="{28A0092B-C50C-407E-A947-70E740481C1C}">
+                          <a14:useLocalDpi xmlns:a14="http://schemas.microsoft.com/office/drawing/2010/main" val="0"/>
+                        </a:ext>
+                      </a:extLst>
+                    </a:blip>
+                    <a:srcRect/>
+                    <a:stretch>
+                      <a:fillRect/>
+                    </a:stretch>
+                  </pic:blipFill>
+                  <pic:spPr bwMode="auto">
+                    <a:xfrm>
+                      <a:off x="0" y="0"/>
+                      <a:ext cx="2581275" cy="1000125"/>
+                    </a:xfrm>
+                    <a:prstGeom prst="rect">
+                      <a:avLst/>
+                    </a:prstGeom>
+                    <a:noFill/>
+                  </pic:spPr>
+                </pic:pic>
+              </a:graphicData>
+            </a:graphic>
+          </wp:inline>
+        </w:drawing>
+      </w:r>
+    </w:p>
+    <w:p>
+      <w:pPr>
+        <w:pStyle w:val="Heading5"/>
+      </w:pPr>
+      <w:r>
+        <w:t xml:space="preserve">Acknowledgment </w:t>
+      </w:r>
+    </w:p>
+    <w:p>
+      <w:pPr>
+        <w:pStyle w:val="BodyText"/>
+      </w:pPr>
+      <w:r>
+        <w:rPr>
+          <w:lang w:val="en-US"/>
+        </w:rPr>
+        <w:t xml:space="preserve">We would like to thank </w:t>
+      </w:r>
+      <w:r>
+        <w:rPr>
+          <w:lang w:val="en-US"/>
+        </w:rPr>
+        <w:t>to our Instructor Jesus Linares</w:t>
+      </w:r>
+      <w:r>
+        <w:rPr>
+          <w:lang w:val="en-US"/>
+        </w:rPr>
+        <w:t xml:space="preserve"> for providing guidance and valuable insights during the development of the </w:t>
+      </w:r>
+      <w:r>
+        <w:t xml:space="preserve">Crime Data </w:t>
+      </w:r>
+      <w:r>
+        <w:t>Analysis.</w:t>
+      </w:r>
+      <w:r>
+        <w:rPr>
+          <w:lang w:val="en-US"/>
+        </w:rPr>
+        <w:t xml:space="preserve"> We also acknowledge the support of </w:t>
+      </w:r>
+      <w:r>
+        <w:rPr>
+          <w:lang w:val="en-US"/>
+        </w:rPr>
+        <w:t>Auburn University at Montgomery</w:t>
+      </w:r>
+      <w:r>
+        <w:rPr>
+          <w:lang w:val="en-US"/>
+        </w:rPr>
+        <w:t xml:space="preserve"> for providing the necessary infrastructure and resources</w:t>
+      </w:r>
+      <w:r>
+        <w:t xml:space="preserve"> </w:t>
+      </w:r>
+    </w:p>
+    <w:p>
+      <w:pPr>
+        <w:pStyle w:val="Heading5"/>
+      </w:pPr>
+      <w:r>
+        <w:t>References</w:t>
+      </w:r>
+    </w:p>
+    <w:p>
+      <w:pPr>
+        <w:pStyle w:val="BodyText"/>
+      </w:pPr>
+      <w:r>
+        <w:t>The template will number citations consecutively within brackets [1]. The sentence punctuation follows the bracket [2]. Refer simply to the reference number, as in [3]—do not use “Ref. [3]” or “reference [3]” except at the beginning of a sentence: “Reference [3] was the first</w:t>
+      </w:r>
+      <w:r>
+        <w:rPr>
+          <w:lang w:val="en-US"/>
+        </w:rPr>
+        <w:t xml:space="preserve"> </w:t>
+      </w:r>
+      <w:r>
+        <w:t>...</w:t>
+      </w:r>
+      <w:r>
+        <w:t>”</w:t>
+      </w:r>
+    </w:p>
+    <w:p>
+      <w:pPr>
+        <w:pStyle w:val="BodyText"/>
+      </w:pPr>
+      <w:r>
+        <w:t xml:space="preserve">Number footnotes separately in superscripts. Place the actual footnote at the bottom of the column in which it was cited. Do </w:t>
+      </w:r>
+      <w:r>
+        <w:t>not put footnotes in the</w:t>
+      </w:r>
+      <w:r>
+        <w:rPr>
+          <w:lang w:val="en-US"/>
+        </w:rPr>
+        <w:t xml:space="preserve"> abstract or</w:t>
+      </w:r>
+      <w:r>
+        <w:t xml:space="preserve"> reference list. Use letters for table footnotes.</w:t>
+      </w:r>
+    </w:p>
+    <w:p>
+      <w:pPr>
+        <w:pStyle w:val="BodyText"/>
+      </w:pPr>
+      <w:r>
+        <w:t>Unless there are six au</w:t>
+      </w:r>
+      <w:r>
+        <w:t>thors or more give all authors</w:t>
+      </w:r>
+      <w:r>
+        <w:rPr>
+          <w:lang w:val="en-US"/>
+        </w:rPr>
+        <w:t xml:space="preserve">’ </w:t>
+      </w:r>
+      <w:r>
+        <w:t>names; do not use “et al.”. Papers that have not been published, even if they have been submitted for publication, should be cited as “unpublished” [4]. Papers that have been accepted for publication should be cited as “in press” [5]. Capitalize only the first word in a paper title, except for proper nouns and element symbols.</w:t>
+      </w:r>
+    </w:p>
+    <w:p>
+      <w:pPr>
+        <w:pStyle w:val="BodyText"/>
+      </w:pPr>
+      <w:r>
+        <w:t>For papers published in translation journals, please give the English citation first, followed by the original foreign-language citation [6].</w:t>
       </w:r>
     </w:p>
     <w:p/>
     <w:p>
       <w:pPr>
-        <w:pStyle w:val="Heading1"/>
-      </w:pPr>
-      <w:r>
-        <w:t>Ease of Use</w:t>
+        <w:pStyle w:val="references"/>
+        <w:ind w:start="17.70pt" w:hanging="17.70pt"/>
+      </w:pPr>
+      <w:r>
+        <w:t xml:space="preserve">J. Smith, Data-Driven Policing: The Role of Crime Analytics, 3rd ed., New York: Security Press, 2021. </w:t>
       </w:r>
     </w:p>
     <w:p>
       <w:pPr>
-        <w:pStyle w:val="Heading2"/>
-      </w:pPr>
-      <w:r>
-        <w:t>User-Friendly Features:</w:t>
+        <w:pStyle w:val="references"/>
+        <w:ind w:start="17.70pt" w:hanging="17.70pt"/>
+      </w:pPr>
+      <w:r>
+        <w:t>A. Johnson and B. Lee, "Machine Learning in Crime Prediction," Journal of Data Science, vol. 22, no. 1, pp. 50-65, 2022.</w:t>
       </w:r>
     </w:p>
     <w:p>
       <w:pPr>
-        <w:pStyle w:val="BodyText"/>
-        <w:ind w:firstLine="0pt"/>
-        <w:rPr>
-          <w:lang w:val="en-US"/>
-        </w:rPr>
-      </w:pPr>
-      <w:r>
-        <w:rPr>
-          <w:lang w:val="en-US"/>
-        </w:rPr>
-        <w:t xml:space="preserve">   Data Processing Capabilities The system collects and processes crime data from multiple sources, including police reports, surveillance data, and social media. Data cleaning and preprocessing techniques ensure accuracy and consistency in crime records.</w:t>
+        <w:pStyle w:val="references"/>
+        <w:ind w:start="17.70pt" w:hanging="17.70pt"/>
+      </w:pPr>
+      <w:r>
+        <w:t>C. Davis, "Crime Mapping and Geographic Information Systems (GIS)," in Proc. IEEE Conf. on Data Science, San Francisco, CA, 2021, pp. 78-85.</w:t>
       </w:r>
     </w:p>
     <w:p>
       <w:pPr>
-        <w:pStyle w:val="BodyText"/>
-        <w:ind w:firstLine="0pt"/>
-        <w:rPr>
-          <w:lang w:val="en-US"/>
-        </w:rPr>
-      </w:pPr>
-      <w:r>
-        <w:rPr>
-          <w:lang w:val="en-US"/>
-        </w:rPr>
-        <w:t>Predictive Analytics and Visualization Machine learning algorithms identify patterns and predict potential crime occurrences. Data visualization tools create heat maps and statistical charts to highlight crime trends.</w:t>
+        <w:pStyle w:val="references"/>
+        <w:ind w:start="17.70pt" w:hanging="17.70pt"/>
+      </w:pPr>
+      <w:r>
+        <w:t>CrimeStats Inc., "Real-Time Crime Data Processing," Law Enforcement Analytics, [Online]. Available: https://www.lawenforcementanalytics.com. [Accessed: Mar. 5, 2025].</w:t>
       </w:r>
     </w:p>
     <w:p>
       <w:pPr>
-        <w:pStyle w:val="BodyText"/>
-        <w:rPr>
-          <w:lang w:val="en-US"/>
-        </w:rPr>
-      </w:pPr>
-      <w:r>
-        <w:rPr>
-          <w:lang w:val="en-US"/>
-        </w:rPr>
-        <w:t>User Interface and Accessibility The web-based dashboard allows law enforcement officers to access crime data insights in real time. Interactive filtering and search functionalities enable users to analyze specific crime categories or locations. Mobile accessibility ensures on-the-go crime monitoring and reporting.</w:t>
-      </w:r>
-    </w:p>
-    <w:p>
-      <w:pPr>
-        <w:pStyle w:val="BodyText"/>
-        <w:rPr>
-          <w:lang w:val="en-US"/>
-        </w:rPr>
-      </w:pPr>
-    </w:p>
-    <w:p>
-      <w:pPr>
-        <w:pStyle w:val="Heading1"/>
-      </w:pPr>
-      <w:r>
-        <w:lastRenderedPageBreak/>
-        <w:t>Prepare Your Paper Before Styling</w:t>
-      </w:r>
-    </w:p>
-    <w:p>
-      <w:pPr>
-        <w:pStyle w:val="Heading2"/>
-      </w:pPr>
-      <w:r>
-        <w:t>System Design: Explain the architecture of the system, including data collection, storage, and processing components..</w:t>
-      </w:r>
-    </w:p>
-    <w:p>
-      <w:pPr>
-        <w:pStyle w:val="Heading2"/>
-      </w:pPr>
-      <w:r>
-        <w:t xml:space="preserve"> Technologies Used: Detail the technologies and frameworks used, such as  SQL databases.</w:t>
-      </w:r>
-    </w:p>
-    <w:p>
-      <w:pPr>
-        <w:pStyle w:val="Heading2"/>
-      </w:pPr>
-      <w:r>
-        <w:t>Challenges and Solutions: Identify potential challenges and how the system overcomes these obstacles.</w:t>
-      </w:r>
-    </w:p>
-    <w:p>
-      <w:pPr>
-        <w:pStyle w:val="BodyText"/>
-      </w:pPr>
-      <w:r>
-        <w:rPr>
-          <w:i/>
-          <w:iCs/>
-        </w:rPr>
-        <w:t>Expected Outcomes</w:t>
-      </w:r>
-      <w:r>
-        <w:t>: Discuss how the system is expected to improve crime prevention and law enforcement strategies</w:t>
-      </w:r>
-    </w:p>
-    <w:p>
-      <w:pPr>
-        <w:pStyle w:val="BodyText"/>
-      </w:pPr>
-    </w:p>
-    <w:p>
-      <w:pPr>
-        <w:pStyle w:val="Heading1"/>
-      </w:pPr>
-      <w:r>
-        <w:t>Prepare Your Paper Before Styling</w:t>
-      </w:r>
-    </w:p>
-    <w:p>
-      <w:pPr>
-        <w:pStyle w:val="Heading2"/>
-      </w:pPr>
-      <w:r>
-        <w:t>System Design: Explain the architecture of the system, including data collection, storage, and processing components..</w:t>
-      </w:r>
-    </w:p>
-    <w:p>
-      <w:pPr>
-        <w:pStyle w:val="Heading2"/>
-      </w:pPr>
-      <w:r>
-        <w:t xml:space="preserve"> Technologies Used: Detail the technologies and frameworks used, such as  SQL databases.</w:t>
-      </w:r>
-    </w:p>
-    <w:p>
-      <w:pPr>
-        <w:pStyle w:val="Heading2"/>
-      </w:pPr>
-      <w:r>
-        <w:t xml:space="preserve">Challenges and Solutions: Identify potential challenges and how the system overcomes these obstacles.Expected Outcomes: Discuss how the system is expected to </w:t>
-      </w:r>
-      <w:r>
-        <w:t xml:space="preserve">  </w:t>
-      </w:r>
-      <w:r>
-        <w:t>improve crime prevention and law enforcement strategies</w:t>
-      </w:r>
-    </w:p>
-    <w:p>
-      <w:pPr>
-        <w:pStyle w:val="Heading2"/>
-      </w:pPr>
-      <w:r>
-        <w:t>Expected Outcomes: Discuss how the system is expected to improve crime prevention and law enforcement strategies.</w:t>
-      </w:r>
-    </w:p>
-    <w:p>
-      <w:pPr>
-        <w:pStyle w:val="Heading2"/>
-        <w:numPr>
-          <w:ilvl w:val="0"/>
-          <w:numId w:val="0"/>
-        </w:numPr>
-        <w:ind w:start="14.40pt"/>
-      </w:pPr>
-      <w:r>
-        <w:t>.</w:t>
-      </w:r>
-    </w:p>
-    <w:p>
-      <w:pPr>
-        <w:pStyle w:val="Heading1"/>
-      </w:pPr>
-      <w:r>
-        <w:t>Using the Template</w:t>
-      </w:r>
-    </w:p>
-    <w:p>
-      <w:pPr>
-        <w:pStyle w:val="Heading2"/>
-      </w:pPr>
-      <w:r>
-        <w:t xml:space="preserve">  Title:</w:t>
-      </w:r>
-      <w:r>
-        <w:rPr>
-          <w:rFonts w:eastAsia="Times New Roman"/>
-          <w:b/>
-          <w:bCs/>
-          <w:sz w:val="24"/>
-          <w:szCs w:val="24"/>
-        </w:rPr>
-        <w:t xml:space="preserve"> </w:t>
-      </w:r>
-      <w:r>
-        <w:t>Ensure that the title of your project is clear and concise. It should reflect the primary focus of the project, such as “Crime Data Analysis System.”</w:t>
-      </w:r>
-    </w:p>
-    <w:p>
-      <w:pPr>
-        <w:pStyle w:val="Heading2"/>
-      </w:pPr>
-      <w:r>
-        <w:t xml:space="preserve"> Abstract: Provide a brief summary of your project in no more than 250 words. The abstract should describe the problem, the solution, the technologies used, and the expected impact of the project.</w:t>
-      </w:r>
-    </w:p>
-    <w:p>
-      <w:pPr>
-        <w:pStyle w:val="Heading2"/>
-      </w:pPr>
-      <w:r>
-        <w:t xml:space="preserve">  Keywords: List 3-5 keywords that reflect the main topics of your </w:t>
-      </w:r>
-      <w:r>
-        <w:t>project.</w:t>
-      </w:r>
-    </w:p>
-    <w:p>
-      <w:pPr>
-        <w:pStyle w:val="Heading2"/>
-      </w:pPr>
-      <w:r>
-        <w:t xml:space="preserve">  Headings: Use appropriate headings for different sections of your paper (e.g., "I. Introduction," "II. Project Overview").</w:t>
-      </w:r>
-    </w:p>
-    <w:p>
-      <w:pPr>
-        <w:pStyle w:val="Heading2"/>
-      </w:pPr>
-      <w:r>
-        <w:t xml:space="preserve">  Figures and Tables: </w:t>
-      </w:r>
-      <w:r>
-        <w:t>If you include figures (e.g., crime trend graphs, system architecture diagrams) or tables (e.g., statistical crime data, algorithm comparisons), ensure they are properly labeled and referenced in the text.</w:t>
-      </w:r>
-    </w:p>
-    <w:p>
-      <w:pPr>
-        <w:pStyle w:val="Heading2"/>
-      </w:pPr>
-      <w:r>
-        <w:t xml:space="preserve">  References: </w:t>
-      </w:r>
-      <w:r>
-        <w:t>Include all sources cited in your paper, following the IEEE citation style. Each reference should be numbered according to the order of citation in the text.</w:t>
-      </w:r>
-    </w:p>
-    <w:p/>
-    <w:p/>
-    <w:p>
-      <w:pPr>
-        <w:pStyle w:val="Heading5"/>
-      </w:pPr>
-      <w:r>
-        <w:t xml:space="preserve">Acknowledgment </w:t>
-      </w:r>
-      <w:r>
-        <w:rPr>
-          <w:i/>
-          <w:iCs/>
-        </w:rPr>
-        <w:t>(</w:t>
-      </w:r>
-      <w:r>
-        <w:rPr>
-          <w:i/>
-          <w:iCs/>
-          <w:smallCaps w:val="0"/>
-        </w:rPr>
-        <w:t>Heading 5</w:t>
-      </w:r>
-      <w:r>
-        <w:rPr>
-          <w:i/>
-          <w:iCs/>
-        </w:rPr>
-        <w:t>)</w:t>
-      </w:r>
-    </w:p>
-    <w:p>
-      <w:pPr>
-        <w:pStyle w:val="BodyText"/>
-      </w:pPr>
-      <w:r>
-        <w:rPr>
-          <w:lang w:val="en-US"/>
-        </w:rPr>
-        <w:t xml:space="preserve">We would like to thank </w:t>
-      </w:r>
-      <w:r>
-        <w:rPr>
-          <w:lang w:val="en-US"/>
-        </w:rPr>
-        <w:t>to our Instructor Jesus Linares</w:t>
-      </w:r>
-      <w:r>
-        <w:rPr>
-          <w:lang w:val="en-US"/>
-        </w:rPr>
-        <w:t xml:space="preserve"> for providing guidance and valuable insights during the development of the </w:t>
-      </w:r>
-      <w:r>
-        <w:t xml:space="preserve">Crime Data </w:t>
-      </w:r>
-      <w:r>
-        <w:t>Analysis.</w:t>
-      </w:r>
-      <w:r>
-        <w:rPr>
-          <w:lang w:val="en-US"/>
-        </w:rPr>
-        <w:t xml:space="preserve"> We also acknowledge the support of </w:t>
-      </w:r>
-      <w:r>
-        <w:rPr>
-          <w:lang w:val="en-US"/>
-        </w:rPr>
-        <w:t>Auburn University at Montgomery</w:t>
-      </w:r>
-      <w:r>
-        <w:rPr>
-          <w:lang w:val="en-US"/>
-        </w:rPr>
-        <w:t xml:space="preserve"> for providing the necessary infrastructure and resources</w:t>
-      </w:r>
-      <w:r>
-        <w:t xml:space="preserve"> </w:t>
-      </w:r>
-    </w:p>
-    <w:p>
-      <w:pPr>
-        <w:pStyle w:val="Heading5"/>
-      </w:pPr>
-      <w:r>
-        <w:t>References</w:t>
-      </w:r>
-    </w:p>
-    <w:p>
-      <w:pPr>
-        <w:pStyle w:val="BodyText"/>
-      </w:pPr>
-      <w:r>
-        <w:t>The template will number citations consecutively within brackets [1]. The sentence punctuation follows the bracket [2]. Refer simply to the reference number, as in [3]—do not use “Ref. [3]” or “reference [3]” except at the beginning of a sentence: “Reference [3] was the first</w:t>
-      </w:r>
-      <w:r>
-        <w:rPr>
-          <w:lang w:val="en-US"/>
-        </w:rPr>
-        <w:t xml:space="preserve"> </w:t>
-      </w:r>
-      <w:r>
-        <w:t>...</w:t>
-      </w:r>
-      <w:r>
-        <w:t>”</w:t>
-      </w:r>
-    </w:p>
-    <w:p>
-      <w:pPr>
-        <w:pStyle w:val="BodyText"/>
-      </w:pPr>
-      <w:r>
-        <w:t>Number footnotes separately in superscripts. Place the actual footnote at the bottom of the column in which it was cited. Do not put footnotes in the</w:t>
-      </w:r>
-      <w:r>
-        <w:rPr>
-          <w:lang w:val="en-US"/>
-        </w:rPr>
-        <w:t xml:space="preserve"> abstract or</w:t>
-      </w:r>
-      <w:r>
-        <w:t xml:space="preserve"> reference list. Use letters for table footnotes.</w:t>
-      </w:r>
-    </w:p>
-    <w:p>
-      <w:pPr>
-        <w:pStyle w:val="BodyText"/>
-      </w:pPr>
-      <w:r>
-        <w:t>Unless there are six au</w:t>
-      </w:r>
-      <w:r>
-        <w:t>thors or more give all authors</w:t>
-      </w:r>
-      <w:r>
-        <w:rPr>
-          <w:lang w:val="en-US"/>
-        </w:rPr>
-        <w:t xml:space="preserve">’ </w:t>
-      </w:r>
-      <w:r>
-        <w:t>names; do not use “et al.”. Papers that have not been published, even if they have been submitted for publication, should be cited as “unpublished” [4]. Papers that have been accepted for publication should be cited as “in press” [5]. Capitalize only the first word in a paper title, except for proper nouns and element symbols.</w:t>
-      </w:r>
-    </w:p>
-    <w:p>
-      <w:pPr>
-        <w:pStyle w:val="BodyText"/>
-      </w:pPr>
-      <w:r>
-        <w:t>For papers published in translation journals, please give the English citation first, followed by the original foreign-language citation [6].</w:t>
-      </w:r>
-    </w:p>
-    <w:p/>
-    <w:p>
-      <w:pPr>
         <w:pStyle w:val="references"/>
         <w:ind w:start="17.70pt" w:hanging="17.70pt"/>
-      </w:pPr>
-      <w:r>
-        <w:t xml:space="preserve">J. Smith, Data-Driven Policing: The Role of Crime Analytics, 3rd ed., New York: Security Press, 2021. </w:t>
-      </w:r>
-    </w:p>
-    <w:p>
-      <w:pPr>
-        <w:pStyle w:val="references"/>
-        <w:ind w:start="17.70pt" w:hanging="17.70pt"/>
-      </w:pPr>
-      <w:r>
-        <w:t>A. Johnson and B. Lee, "Machine Learning in Crime Prediction," Journal of Data Science, vol. 22, no. 1, pp. 50-65, 2022.</w:t>
-      </w:r>
-    </w:p>
-    <w:p>
-      <w:pPr>
-        <w:pStyle w:val="references"/>
-        <w:ind w:start="17.70pt" w:hanging="17.70pt"/>
-      </w:pPr>
-      <w:r>
-        <w:t>C. Davis, "Crime Mapping and Geographic Information Systems (GIS)," in Proc. IEEE Conf. on Data Science, San Francisco, CA, 2021, pp. 78-85.</w:t>
-      </w:r>
-    </w:p>
-    <w:p>
-      <w:pPr>
-        <w:pStyle w:val="references"/>
-        <w:ind w:start="17.70pt" w:hanging="17.70pt"/>
-      </w:pPr>
-      <w:r>
-        <w:t>CrimeStats Inc., "Real-Time Crime Data Processing," Law Enforcement Analytics, [Online]. Available: https://www.lawenforcementanalytics.com. [Accessed: Mar. 5, 2025].</w:t>
+        <w:jc w:val="start"/>
+      </w:pPr>
+      <w:r>
+        <w:t>Github R</w:t>
+      </w:r>
+      <w:r>
+        <w:t>epository:</w:t>
+      </w:r>
+      <w:r>
+        <w:t xml:space="preserve"> </w:t>
+      </w:r>
+      <w:r>
+        <w:t>https://github.com/npatel2002/Crime-Data-Analysis</w:t>
       </w:r>
     </w:p>
     <w:p>
@@ -2009,6 +2057,155 @@
     </w:lvl>
   </w:abstractNum>
   <w:abstractNum w:abstractNumId="16" w15:restartNumberingAfterBreak="0">
+    <w:nsid w:val="2DB41363"/>
+    <w:multiLevelType w:val="multilevel"/>
+    <w:tmpl w:val="F96E91F0"/>
+    <w:lvl w:ilvl="0">
+      <w:start w:val="1"/>
+      <w:numFmt w:val="bullet"/>
+      <w:lvlText w:val=""/>
+      <w:lvlJc w:val="start"/>
+      <w:pPr>
+        <w:tabs>
+          <w:tab w:val="num" w:pos="36pt"/>
+        </w:tabs>
+        <w:ind w:start="36pt" w:hanging="18pt"/>
+      </w:pPr>
+      <w:rPr>
+        <w:rFonts w:ascii="Symbol" w:hAnsi="Symbol" w:hint="default"/>
+        <w:sz w:val="20"/>
+      </w:rPr>
+    </w:lvl>
+    <w:lvl w:ilvl="1" w:tentative="1">
+      <w:start w:val="1"/>
+      <w:numFmt w:val="bullet"/>
+      <w:lvlText w:val="o"/>
+      <w:lvlJc w:val="start"/>
+      <w:pPr>
+        <w:tabs>
+          <w:tab w:val="num" w:pos="72pt"/>
+        </w:tabs>
+        <w:ind w:start="72pt" w:hanging="18pt"/>
+      </w:pPr>
+      <w:rPr>
+        <w:rFonts w:ascii="Courier New" w:hAnsi="Courier New" w:hint="default"/>
+        <w:sz w:val="20"/>
+      </w:rPr>
+    </w:lvl>
+    <w:lvl w:ilvl="2" w:tentative="1">
+      <w:start w:val="1"/>
+      <w:numFmt w:val="bullet"/>
+      <w:lvlText w:val=""/>
+      <w:lvlJc w:val="start"/>
+      <w:pPr>
+        <w:tabs>
+          <w:tab w:val="num" w:pos="108pt"/>
+        </w:tabs>
+        <w:ind w:start="108pt" w:hanging="18pt"/>
+      </w:pPr>
+      <w:rPr>
+        <w:rFonts w:ascii="Wingdings" w:hAnsi="Wingdings" w:hint="default"/>
+        <w:sz w:val="20"/>
+      </w:rPr>
+    </w:lvl>
+    <w:lvl w:ilvl="3" w:tentative="1">
+      <w:start w:val="1"/>
+      <w:numFmt w:val="bullet"/>
+      <w:lvlText w:val=""/>
+      <w:lvlJc w:val="start"/>
+      <w:pPr>
+        <w:tabs>
+          <w:tab w:val="num" w:pos="144pt"/>
+        </w:tabs>
+        <w:ind w:start="144pt" w:hanging="18pt"/>
+      </w:pPr>
+      <w:rPr>
+        <w:rFonts w:ascii="Wingdings" w:hAnsi="Wingdings" w:hint="default"/>
+        <w:sz w:val="20"/>
+      </w:rPr>
+    </w:lvl>
+    <w:lvl w:ilvl="4" w:tentative="1">
+      <w:start w:val="1"/>
+      <w:numFmt w:val="bullet"/>
+      <w:lvlText w:val=""/>
+      <w:lvlJc w:val="start"/>
+      <w:pPr>
+        <w:tabs>
+          <w:tab w:val="num" w:pos="180pt"/>
+        </w:tabs>
+        <w:ind w:start="180pt" w:hanging="18pt"/>
+      </w:pPr>
+      <w:rPr>
+        <w:rFonts w:ascii="Wingdings" w:hAnsi="Wingdings" w:hint="default"/>
+        <w:sz w:val="20"/>
+      </w:rPr>
+    </w:lvl>
+    <w:lvl w:ilvl="5" w:tentative="1">
+      <w:start w:val="1"/>
+      <w:numFmt w:val="bullet"/>
+      <w:lvlText w:val=""/>
+      <w:lvlJc w:val="start"/>
+      <w:pPr>
+        <w:tabs>
+          <w:tab w:val="num" w:pos="216pt"/>
+        </w:tabs>
+        <w:ind w:start="216pt" w:hanging="18pt"/>
+      </w:pPr>
+      <w:rPr>
+        <w:rFonts w:ascii="Wingdings" w:hAnsi="Wingdings" w:hint="default"/>
+        <w:sz w:val="20"/>
+      </w:rPr>
+    </w:lvl>
+    <w:lvl w:ilvl="6" w:tentative="1">
+      <w:start w:val="1"/>
+      <w:numFmt w:val="bullet"/>
+      <w:lvlText w:val=""/>
+      <w:lvlJc w:val="start"/>
+      <w:pPr>
+        <w:tabs>
+          <w:tab w:val="num" w:pos="252pt"/>
+        </w:tabs>
+        <w:ind w:start="252pt" w:hanging="18pt"/>
+      </w:pPr>
+      <w:rPr>
+        <w:rFonts w:ascii="Wingdings" w:hAnsi="Wingdings" w:hint="default"/>
+        <w:sz w:val="20"/>
+      </w:rPr>
+    </w:lvl>
+    <w:lvl w:ilvl="7" w:tentative="1">
+      <w:start w:val="1"/>
+      <w:numFmt w:val="bullet"/>
+      <w:lvlText w:val=""/>
+      <w:lvlJc w:val="start"/>
+      <w:pPr>
+        <w:tabs>
+          <w:tab w:val="num" w:pos="288pt"/>
+        </w:tabs>
+        <w:ind w:start="288pt" w:hanging="18pt"/>
+      </w:pPr>
+      <w:rPr>
+        <w:rFonts w:ascii="Wingdings" w:hAnsi="Wingdings" w:hint="default"/>
+        <w:sz w:val="20"/>
+      </w:rPr>
+    </w:lvl>
+    <w:lvl w:ilvl="8" w:tentative="1">
+      <w:start w:val="1"/>
+      <w:numFmt w:val="bullet"/>
+      <w:lvlText w:val=""/>
+      <w:lvlJc w:val="start"/>
+      <w:pPr>
+        <w:tabs>
+          <w:tab w:val="num" w:pos="324pt"/>
+        </w:tabs>
+        <w:ind w:start="324pt" w:hanging="18pt"/>
+      </w:pPr>
+      <w:rPr>
+        <w:rFonts w:ascii="Wingdings" w:hAnsi="Wingdings" w:hint="default"/>
+        <w:sz w:val="20"/>
+      </w:rPr>
+    </w:lvl>
+  </w:abstractNum>
+  <w:abstractNum w:abstractNumId="17" w15:restartNumberingAfterBreak="0">
     <w:nsid w:val="315C4A44"/>
     <w:multiLevelType w:val="hybridMultilevel"/>
     <w:tmpl w:val="CAEEBE4A"/>
@@ -2094,7 +2291,7 @@
       </w:pPr>
     </w:lvl>
   </w:abstractNum>
-  <w:abstractNum w:abstractNumId="17" w15:restartNumberingAfterBreak="0">
+  <w:abstractNum w:abstractNumId="18" w15:restartNumberingAfterBreak="0">
     <w:nsid w:val="34BF4A7A"/>
     <w:multiLevelType w:val="hybridMultilevel"/>
     <w:tmpl w:val="B90C9384"/>
@@ -2180,7 +2377,7 @@
       </w:pPr>
     </w:lvl>
   </w:abstractNum>
-  <w:abstractNum w:abstractNumId="18" w15:restartNumberingAfterBreak="0">
+  <w:abstractNum w:abstractNumId="19" w15:restartNumberingAfterBreak="0">
     <w:nsid w:val="37660336"/>
     <w:multiLevelType w:val="hybridMultilevel"/>
     <w:tmpl w:val="754EAC84"/>
@@ -2321,7 +2518,7 @@
       </w:rPr>
     </w:lvl>
   </w:abstractNum>
-  <w:abstractNum w:abstractNumId="19" w15:restartNumberingAfterBreak="0">
+  <w:abstractNum w:abstractNumId="20" w15:restartNumberingAfterBreak="0">
     <w:nsid w:val="38597450"/>
     <w:multiLevelType w:val="hybridMultilevel"/>
     <w:tmpl w:val="F35EF560"/>
@@ -2407,7 +2604,7 @@
       </w:pPr>
     </w:lvl>
   </w:abstractNum>
-  <w:abstractNum w:abstractNumId="20" w15:restartNumberingAfterBreak="0">
+  <w:abstractNum w:abstractNumId="21" w15:restartNumberingAfterBreak="0">
     <w:nsid w:val="39E54FC6"/>
     <w:multiLevelType w:val="singleLevel"/>
     <w:tmpl w:val="5B7288D4"/>
@@ -2427,7 +2624,7 @@
       </w:rPr>
     </w:lvl>
   </w:abstractNum>
-  <w:abstractNum w:abstractNumId="21" w15:restartNumberingAfterBreak="0">
+  <w:abstractNum w:abstractNumId="22" w15:restartNumberingAfterBreak="0">
     <w:nsid w:val="4189603E"/>
     <w:multiLevelType w:val="multilevel"/>
     <w:tmpl w:val="0AB06E12"/>
@@ -2634,7 +2831,7 @@
       </w:rPr>
     </w:lvl>
   </w:abstractNum>
-  <w:abstractNum w:abstractNumId="22" w15:restartNumberingAfterBreak="0">
+  <w:abstractNum w:abstractNumId="23" w15:restartNumberingAfterBreak="0">
     <w:nsid w:val="493C3F76"/>
     <w:multiLevelType w:val="hybridMultilevel"/>
     <w:tmpl w:val="9A9E418C"/>
@@ -2745,7 +2942,156 @@
       </w:pPr>
     </w:lvl>
   </w:abstractNum>
-  <w:abstractNum w:abstractNumId="23" w15:restartNumberingAfterBreak="0">
+  <w:abstractNum w:abstractNumId="24" w15:restartNumberingAfterBreak="0">
+    <w:nsid w:val="4C9E7E3F"/>
+    <w:multiLevelType w:val="multilevel"/>
+    <w:tmpl w:val="FA6A35F4"/>
+    <w:lvl w:ilvl="0">
+      <w:start w:val="1"/>
+      <w:numFmt w:val="bullet"/>
+      <w:lvlText w:val="o"/>
+      <w:lvlJc w:val="start"/>
+      <w:pPr>
+        <w:tabs>
+          <w:tab w:val="num" w:pos="36pt"/>
+        </w:tabs>
+        <w:ind w:start="36pt" w:hanging="18pt"/>
+      </w:pPr>
+      <w:rPr>
+        <w:rFonts w:ascii="Courier New" w:hAnsi="Courier New" w:cs="Courier New" w:hint="default"/>
+        <w:sz w:val="20"/>
+      </w:rPr>
+    </w:lvl>
+    <w:lvl w:ilvl="1" w:tentative="1">
+      <w:start w:val="1"/>
+      <w:numFmt w:val="bullet"/>
+      <w:lvlText w:val="o"/>
+      <w:lvlJc w:val="start"/>
+      <w:pPr>
+        <w:tabs>
+          <w:tab w:val="num" w:pos="72pt"/>
+        </w:tabs>
+        <w:ind w:start="72pt" w:hanging="18pt"/>
+      </w:pPr>
+      <w:rPr>
+        <w:rFonts w:ascii="Courier New" w:hAnsi="Courier New" w:hint="default"/>
+        <w:sz w:val="20"/>
+      </w:rPr>
+    </w:lvl>
+    <w:lvl w:ilvl="2" w:tentative="1">
+      <w:start w:val="1"/>
+      <w:numFmt w:val="bullet"/>
+      <w:lvlText w:val=""/>
+      <w:lvlJc w:val="start"/>
+      <w:pPr>
+        <w:tabs>
+          <w:tab w:val="num" w:pos="108pt"/>
+        </w:tabs>
+        <w:ind w:start="108pt" w:hanging="18pt"/>
+      </w:pPr>
+      <w:rPr>
+        <w:rFonts w:ascii="Wingdings" w:hAnsi="Wingdings" w:hint="default"/>
+        <w:sz w:val="20"/>
+      </w:rPr>
+    </w:lvl>
+    <w:lvl w:ilvl="3" w:tentative="1">
+      <w:start w:val="1"/>
+      <w:numFmt w:val="bullet"/>
+      <w:lvlText w:val=""/>
+      <w:lvlJc w:val="start"/>
+      <w:pPr>
+        <w:tabs>
+          <w:tab w:val="num" w:pos="144pt"/>
+        </w:tabs>
+        <w:ind w:start="144pt" w:hanging="18pt"/>
+      </w:pPr>
+      <w:rPr>
+        <w:rFonts w:ascii="Wingdings" w:hAnsi="Wingdings" w:hint="default"/>
+        <w:sz w:val="20"/>
+      </w:rPr>
+    </w:lvl>
+    <w:lvl w:ilvl="4" w:tentative="1">
+      <w:start w:val="1"/>
+      <w:numFmt w:val="bullet"/>
+      <w:lvlText w:val=""/>
+      <w:lvlJc w:val="start"/>
+      <w:pPr>
+        <w:tabs>
+          <w:tab w:val="num" w:pos="180pt"/>
+        </w:tabs>
+        <w:ind w:start="180pt" w:hanging="18pt"/>
+      </w:pPr>
+      <w:rPr>
+        <w:rFonts w:ascii="Wingdings" w:hAnsi="Wingdings" w:hint="default"/>
+        <w:sz w:val="20"/>
+      </w:rPr>
+    </w:lvl>
+    <w:lvl w:ilvl="5" w:tentative="1">
+      <w:start w:val="1"/>
+      <w:numFmt w:val="bullet"/>
+      <w:lvlText w:val=""/>
+      <w:lvlJc w:val="start"/>
+      <w:pPr>
+        <w:tabs>
+          <w:tab w:val="num" w:pos="216pt"/>
+        </w:tabs>
+        <w:ind w:start="216pt" w:hanging="18pt"/>
+      </w:pPr>
+      <w:rPr>
+        <w:rFonts w:ascii="Wingdings" w:hAnsi="Wingdings" w:hint="default"/>
+        <w:sz w:val="20"/>
+      </w:rPr>
+    </w:lvl>
+    <w:lvl w:ilvl="6" w:tentative="1">
+      <w:start w:val="1"/>
+      <w:numFmt w:val="bullet"/>
+      <w:lvlText w:val=""/>
+      <w:lvlJc w:val="start"/>
+      <w:pPr>
+        <w:tabs>
+          <w:tab w:val="num" w:pos="252pt"/>
+        </w:tabs>
+        <w:ind w:start="252pt" w:hanging="18pt"/>
+      </w:pPr>
+      <w:rPr>
+        <w:rFonts w:ascii="Wingdings" w:hAnsi="Wingdings" w:hint="default"/>
+        <w:sz w:val="20"/>
+      </w:rPr>
+    </w:lvl>
+    <w:lvl w:ilvl="7" w:tentative="1">
+      <w:start w:val="1"/>
+      <w:numFmt w:val="bullet"/>
+      <w:lvlText w:val=""/>
+      <w:lvlJc w:val="start"/>
+      <w:pPr>
+        <w:tabs>
+          <w:tab w:val="num" w:pos="288pt"/>
+        </w:tabs>
+        <w:ind w:start="288pt" w:hanging="18pt"/>
+      </w:pPr>
+      <w:rPr>
+        <w:rFonts w:ascii="Wingdings" w:hAnsi="Wingdings" w:hint="default"/>
+        <w:sz w:val="20"/>
+      </w:rPr>
+    </w:lvl>
+    <w:lvl w:ilvl="8" w:tentative="1">
+      <w:start w:val="1"/>
+      <w:numFmt w:val="bullet"/>
+      <w:lvlText w:val=""/>
+      <w:lvlJc w:val="start"/>
+      <w:pPr>
+        <w:tabs>
+          <w:tab w:val="num" w:pos="324pt"/>
+        </w:tabs>
+        <w:ind w:start="324pt" w:hanging="18pt"/>
+      </w:pPr>
+      <w:rPr>
+        <w:rFonts w:ascii="Wingdings" w:hAnsi="Wingdings" w:hint="default"/>
+        <w:sz w:val="20"/>
+      </w:rPr>
+    </w:lvl>
+  </w:abstractNum>
+  <w:abstractNum w:abstractNumId="25" w15:restartNumberingAfterBreak="0">
     <w:nsid w:val="52CA544A"/>
     <w:multiLevelType w:val="singleLevel"/>
     <w:tmpl w:val="AED6D67E"/>
@@ -2772,7 +3118,156 @@
       </w:rPr>
     </w:lvl>
   </w:abstractNum>
-  <w:abstractNum w:abstractNumId="24" w15:restartNumberingAfterBreak="0">
+  <w:abstractNum w:abstractNumId="26" w15:restartNumberingAfterBreak="0">
+    <w:nsid w:val="55CD6DB0"/>
+    <w:multiLevelType w:val="multilevel"/>
+    <w:tmpl w:val="31AAC5A6"/>
+    <w:lvl w:ilvl="0">
+      <w:start w:val="1"/>
+      <w:numFmt w:val="upperLetter"/>
+      <w:lvlText w:val="%1."/>
+      <w:lvlJc w:val="start"/>
+      <w:pPr>
+        <w:tabs>
+          <w:tab w:val="num" w:pos="36pt"/>
+        </w:tabs>
+        <w:ind w:start="36pt" w:hanging="18pt"/>
+      </w:pPr>
+      <w:rPr>
+        <w:rFonts w:hint="default"/>
+        <w:sz w:val="20"/>
+      </w:rPr>
+    </w:lvl>
+    <w:lvl w:ilvl="1" w:tentative="1">
+      <w:start w:val="1"/>
+      <w:numFmt w:val="bullet"/>
+      <w:lvlText w:val="o"/>
+      <w:lvlJc w:val="start"/>
+      <w:pPr>
+        <w:tabs>
+          <w:tab w:val="num" w:pos="72pt"/>
+        </w:tabs>
+        <w:ind w:start="72pt" w:hanging="18pt"/>
+      </w:pPr>
+      <w:rPr>
+        <w:rFonts w:ascii="Courier New" w:hAnsi="Courier New" w:hint="default"/>
+        <w:sz w:val="20"/>
+      </w:rPr>
+    </w:lvl>
+    <w:lvl w:ilvl="2" w:tentative="1">
+      <w:start w:val="1"/>
+      <w:numFmt w:val="bullet"/>
+      <w:lvlText w:val=""/>
+      <w:lvlJc w:val="start"/>
+      <w:pPr>
+        <w:tabs>
+          <w:tab w:val="num" w:pos="108pt"/>
+        </w:tabs>
+        <w:ind w:start="108pt" w:hanging="18pt"/>
+      </w:pPr>
+      <w:rPr>
+        <w:rFonts w:ascii="Wingdings" w:hAnsi="Wingdings" w:hint="default"/>
+        <w:sz w:val="20"/>
+      </w:rPr>
+    </w:lvl>
+    <w:lvl w:ilvl="3" w:tentative="1">
+      <w:start w:val="1"/>
+      <w:numFmt w:val="bullet"/>
+      <w:lvlText w:val=""/>
+      <w:lvlJc w:val="start"/>
+      <w:pPr>
+        <w:tabs>
+          <w:tab w:val="num" w:pos="144pt"/>
+        </w:tabs>
+        <w:ind w:start="144pt" w:hanging="18pt"/>
+      </w:pPr>
+      <w:rPr>
+        <w:rFonts w:ascii="Wingdings" w:hAnsi="Wingdings" w:hint="default"/>
+        <w:sz w:val="20"/>
+      </w:rPr>
+    </w:lvl>
+    <w:lvl w:ilvl="4" w:tentative="1">
+      <w:start w:val="1"/>
+      <w:numFmt w:val="bullet"/>
+      <w:lvlText w:val=""/>
+      <w:lvlJc w:val="start"/>
+      <w:pPr>
+        <w:tabs>
+          <w:tab w:val="num" w:pos="180pt"/>
+        </w:tabs>
+        <w:ind w:start="180pt" w:hanging="18pt"/>
+      </w:pPr>
+      <w:rPr>
+        <w:rFonts w:ascii="Wingdings" w:hAnsi="Wingdings" w:hint="default"/>
+        <w:sz w:val="20"/>
+      </w:rPr>
+    </w:lvl>
+    <w:lvl w:ilvl="5" w:tentative="1">
+      <w:start w:val="1"/>
+      <w:numFmt w:val="bullet"/>
+      <w:lvlText w:val=""/>
+      <w:lvlJc w:val="start"/>
+      <w:pPr>
+        <w:tabs>
+          <w:tab w:val="num" w:pos="216pt"/>
+        </w:tabs>
+        <w:ind w:start="216pt" w:hanging="18pt"/>
+      </w:pPr>
+      <w:rPr>
+        <w:rFonts w:ascii="Wingdings" w:hAnsi="Wingdings" w:hint="default"/>
+        <w:sz w:val="20"/>
+      </w:rPr>
+    </w:lvl>
+    <w:lvl w:ilvl="6" w:tentative="1">
+      <w:start w:val="1"/>
+      <w:numFmt w:val="bullet"/>
+      <w:lvlText w:val=""/>
+      <w:lvlJc w:val="start"/>
+      <w:pPr>
+        <w:tabs>
+          <w:tab w:val="num" w:pos="252pt"/>
+        </w:tabs>
+        <w:ind w:start="252pt" w:hanging="18pt"/>
+      </w:pPr>
+      <w:rPr>
+        <w:rFonts w:ascii="Wingdings" w:hAnsi="Wingdings" w:hint="default"/>
+        <w:sz w:val="20"/>
+      </w:rPr>
+    </w:lvl>
+    <w:lvl w:ilvl="7" w:tentative="1">
+      <w:start w:val="1"/>
+      <w:numFmt w:val="bullet"/>
+      <w:lvlText w:val=""/>
+      <w:lvlJc w:val="start"/>
+      <w:pPr>
+        <w:tabs>
+          <w:tab w:val="num" w:pos="288pt"/>
+        </w:tabs>
+        <w:ind w:start="288pt" w:hanging="18pt"/>
+      </w:pPr>
+      <w:rPr>
+        <w:rFonts w:ascii="Wingdings" w:hAnsi="Wingdings" w:hint="default"/>
+        <w:sz w:val="20"/>
+      </w:rPr>
+    </w:lvl>
+    <w:lvl w:ilvl="8" w:tentative="1">
+      <w:start w:val="1"/>
+      <w:numFmt w:val="bullet"/>
+      <w:lvlText w:val=""/>
+      <w:lvlJc w:val="start"/>
+      <w:pPr>
+        <w:tabs>
+          <w:tab w:val="num" w:pos="324pt"/>
+        </w:tabs>
+        <w:ind w:start="324pt" w:hanging="18pt"/>
+      </w:pPr>
+      <w:rPr>
+        <w:rFonts w:ascii="Wingdings" w:hAnsi="Wingdings" w:hint="default"/>
+        <w:sz w:val="20"/>
+      </w:rPr>
+    </w:lvl>
+  </w:abstractNum>
+  <w:abstractNum w:abstractNumId="27" w15:restartNumberingAfterBreak="0">
     <w:nsid w:val="620C3C86"/>
     <w:multiLevelType w:val="multilevel"/>
     <w:tmpl w:val="639A6308"/>
@@ -2921,7 +3416,156 @@
       </w:rPr>
     </w:lvl>
   </w:abstractNum>
-  <w:abstractNum w:abstractNumId="25" w15:restartNumberingAfterBreak="0">
+  <w:abstractNum w:abstractNumId="28" w15:restartNumberingAfterBreak="0">
+    <w:nsid w:val="649F7E30"/>
+    <w:multiLevelType w:val="multilevel"/>
+    <w:tmpl w:val="939AF3D2"/>
+    <w:lvl w:ilvl="0">
+      <w:start w:val="1"/>
+      <w:numFmt w:val="bullet"/>
+      <w:lvlText w:val=""/>
+      <w:lvlJc w:val="start"/>
+      <w:pPr>
+        <w:tabs>
+          <w:tab w:val="num" w:pos="36pt"/>
+        </w:tabs>
+        <w:ind w:start="36pt" w:hanging="18pt"/>
+      </w:pPr>
+      <w:rPr>
+        <w:rFonts w:ascii="Symbol" w:hAnsi="Symbol" w:hint="default"/>
+        <w:sz w:val="20"/>
+      </w:rPr>
+    </w:lvl>
+    <w:lvl w:ilvl="1" w:tentative="1">
+      <w:start w:val="1"/>
+      <w:numFmt w:val="bullet"/>
+      <w:lvlText w:val="o"/>
+      <w:lvlJc w:val="start"/>
+      <w:pPr>
+        <w:tabs>
+          <w:tab w:val="num" w:pos="72pt"/>
+        </w:tabs>
+        <w:ind w:start="72pt" w:hanging="18pt"/>
+      </w:pPr>
+      <w:rPr>
+        <w:rFonts w:ascii="Courier New" w:hAnsi="Courier New" w:hint="default"/>
+        <w:sz w:val="20"/>
+      </w:rPr>
+    </w:lvl>
+    <w:lvl w:ilvl="2" w:tentative="1">
+      <w:start w:val="1"/>
+      <w:numFmt w:val="bullet"/>
+      <w:lvlText w:val=""/>
+      <w:lvlJc w:val="start"/>
+      <w:pPr>
+        <w:tabs>
+          <w:tab w:val="num" w:pos="108pt"/>
+        </w:tabs>
+        <w:ind w:start="108pt" w:hanging="18pt"/>
+      </w:pPr>
+      <w:rPr>
+        <w:rFonts w:ascii="Wingdings" w:hAnsi="Wingdings" w:hint="default"/>
+        <w:sz w:val="20"/>
+      </w:rPr>
+    </w:lvl>
+    <w:lvl w:ilvl="3" w:tentative="1">
+      <w:start w:val="1"/>
+      <w:numFmt w:val="bullet"/>
+      <w:lvlText w:val=""/>
+      <w:lvlJc w:val="start"/>
+      <w:pPr>
+        <w:tabs>
+          <w:tab w:val="num" w:pos="144pt"/>
+        </w:tabs>
+        <w:ind w:start="144pt" w:hanging="18pt"/>
+      </w:pPr>
+      <w:rPr>
+        <w:rFonts w:ascii="Wingdings" w:hAnsi="Wingdings" w:hint="default"/>
+        <w:sz w:val="20"/>
+      </w:rPr>
+    </w:lvl>
+    <w:lvl w:ilvl="4" w:tentative="1">
+      <w:start w:val="1"/>
+      <w:numFmt w:val="bullet"/>
+      <w:lvlText w:val=""/>
+      <w:lvlJc w:val="start"/>
+      <w:pPr>
+        <w:tabs>
+          <w:tab w:val="num" w:pos="180pt"/>
+        </w:tabs>
+        <w:ind w:start="180pt" w:hanging="18pt"/>
+      </w:pPr>
+      <w:rPr>
+        <w:rFonts w:ascii="Wingdings" w:hAnsi="Wingdings" w:hint="default"/>
+        <w:sz w:val="20"/>
+      </w:rPr>
+    </w:lvl>
+    <w:lvl w:ilvl="5" w:tentative="1">
+      <w:start w:val="1"/>
+      <w:numFmt w:val="bullet"/>
+      <w:lvlText w:val=""/>
+      <w:lvlJc w:val="start"/>
+      <w:pPr>
+        <w:tabs>
+          <w:tab w:val="num" w:pos="216pt"/>
+        </w:tabs>
+        <w:ind w:start="216pt" w:hanging="18pt"/>
+      </w:pPr>
+      <w:rPr>
+        <w:rFonts w:ascii="Wingdings" w:hAnsi="Wingdings" w:hint="default"/>
+        <w:sz w:val="20"/>
+      </w:rPr>
+    </w:lvl>
+    <w:lvl w:ilvl="6" w:tentative="1">
+      <w:start w:val="1"/>
+      <w:numFmt w:val="bullet"/>
+      <w:lvlText w:val=""/>
+      <w:lvlJc w:val="start"/>
+      <w:pPr>
+        <w:tabs>
+          <w:tab w:val="num" w:pos="252pt"/>
+        </w:tabs>
+        <w:ind w:start="252pt" w:hanging="18pt"/>
+      </w:pPr>
+      <w:rPr>
+        <w:rFonts w:ascii="Wingdings" w:hAnsi="Wingdings" w:hint="default"/>
+        <w:sz w:val="20"/>
+      </w:rPr>
+    </w:lvl>
+    <w:lvl w:ilvl="7" w:tentative="1">
+      <w:start w:val="1"/>
+      <w:numFmt w:val="bullet"/>
+      <w:lvlText w:val=""/>
+      <w:lvlJc w:val="start"/>
+      <w:pPr>
+        <w:tabs>
+          <w:tab w:val="num" w:pos="288pt"/>
+        </w:tabs>
+        <w:ind w:start="288pt" w:hanging="18pt"/>
+      </w:pPr>
+      <w:rPr>
+        <w:rFonts w:ascii="Wingdings" w:hAnsi="Wingdings" w:hint="default"/>
+        <w:sz w:val="20"/>
+      </w:rPr>
+    </w:lvl>
+    <w:lvl w:ilvl="8" w:tentative="1">
+      <w:start w:val="1"/>
+      <w:numFmt w:val="bullet"/>
+      <w:lvlText w:val=""/>
+      <w:lvlJc w:val="start"/>
+      <w:pPr>
+        <w:tabs>
+          <w:tab w:val="num" w:pos="324pt"/>
+        </w:tabs>
+        <w:ind w:start="324pt" w:hanging="18pt"/>
+      </w:pPr>
+      <w:rPr>
+        <w:rFonts w:ascii="Wingdings" w:hAnsi="Wingdings" w:hint="default"/>
+        <w:sz w:val="20"/>
+      </w:rPr>
+    </w:lvl>
+  </w:abstractNum>
+  <w:abstractNum w:abstractNumId="29" w15:restartNumberingAfterBreak="0">
     <w:nsid w:val="64A02AFC"/>
     <w:multiLevelType w:val="hybridMultilevel"/>
     <w:tmpl w:val="6D76E948"/>
@@ -3034,7 +3678,156 @@
       </w:rPr>
     </w:lvl>
   </w:abstractNum>
-  <w:abstractNum w:abstractNumId="26" w15:restartNumberingAfterBreak="0">
+  <w:abstractNum w:abstractNumId="30" w15:restartNumberingAfterBreak="0">
+    <w:nsid w:val="66855031"/>
+    <w:multiLevelType w:val="multilevel"/>
+    <w:tmpl w:val="50264040"/>
+    <w:lvl w:ilvl="0">
+      <w:start w:val="1"/>
+      <w:numFmt w:val="bullet"/>
+      <w:lvlText w:val="o"/>
+      <w:lvlJc w:val="start"/>
+      <w:pPr>
+        <w:tabs>
+          <w:tab w:val="num" w:pos="36pt"/>
+        </w:tabs>
+        <w:ind w:start="36pt" w:hanging="18pt"/>
+      </w:pPr>
+      <w:rPr>
+        <w:rFonts w:ascii="Courier New" w:hAnsi="Courier New" w:cs="Courier New" w:hint="default"/>
+        <w:sz w:val="20"/>
+      </w:rPr>
+    </w:lvl>
+    <w:lvl w:ilvl="1" w:tentative="1">
+      <w:start w:val="1"/>
+      <w:numFmt w:val="bullet"/>
+      <w:lvlText w:val="o"/>
+      <w:lvlJc w:val="start"/>
+      <w:pPr>
+        <w:tabs>
+          <w:tab w:val="num" w:pos="72pt"/>
+        </w:tabs>
+        <w:ind w:start="72pt" w:hanging="18pt"/>
+      </w:pPr>
+      <w:rPr>
+        <w:rFonts w:ascii="Courier New" w:hAnsi="Courier New" w:hint="default"/>
+        <w:sz w:val="20"/>
+      </w:rPr>
+    </w:lvl>
+    <w:lvl w:ilvl="2" w:tentative="1">
+      <w:start w:val="1"/>
+      <w:numFmt w:val="bullet"/>
+      <w:lvlText w:val=""/>
+      <w:lvlJc w:val="start"/>
+      <w:pPr>
+        <w:tabs>
+          <w:tab w:val="num" w:pos="108pt"/>
+        </w:tabs>
+        <w:ind w:start="108pt" w:hanging="18pt"/>
+      </w:pPr>
+      <w:rPr>
+        <w:rFonts w:ascii="Wingdings" w:hAnsi="Wingdings" w:hint="default"/>
+        <w:sz w:val="20"/>
+      </w:rPr>
+    </w:lvl>
+    <w:lvl w:ilvl="3" w:tentative="1">
+      <w:start w:val="1"/>
+      <w:numFmt w:val="bullet"/>
+      <w:lvlText w:val=""/>
+      <w:lvlJc w:val="start"/>
+      <w:pPr>
+        <w:tabs>
+          <w:tab w:val="num" w:pos="144pt"/>
+        </w:tabs>
+        <w:ind w:start="144pt" w:hanging="18pt"/>
+      </w:pPr>
+      <w:rPr>
+        <w:rFonts w:ascii="Wingdings" w:hAnsi="Wingdings" w:hint="default"/>
+        <w:sz w:val="20"/>
+      </w:rPr>
+    </w:lvl>
+    <w:lvl w:ilvl="4" w:tentative="1">
+      <w:start w:val="1"/>
+      <w:numFmt w:val="bullet"/>
+      <w:lvlText w:val=""/>
+      <w:lvlJc w:val="start"/>
+      <w:pPr>
+        <w:tabs>
+          <w:tab w:val="num" w:pos="180pt"/>
+        </w:tabs>
+        <w:ind w:start="180pt" w:hanging="18pt"/>
+      </w:pPr>
+      <w:rPr>
+        <w:rFonts w:ascii="Wingdings" w:hAnsi="Wingdings" w:hint="default"/>
+        <w:sz w:val="20"/>
+      </w:rPr>
+    </w:lvl>
+    <w:lvl w:ilvl="5" w:tentative="1">
+      <w:start w:val="1"/>
+      <w:numFmt w:val="bullet"/>
+      <w:lvlText w:val=""/>
+      <w:lvlJc w:val="start"/>
+      <w:pPr>
+        <w:tabs>
+          <w:tab w:val="num" w:pos="216pt"/>
+        </w:tabs>
+        <w:ind w:start="216pt" w:hanging="18pt"/>
+      </w:pPr>
+      <w:rPr>
+        <w:rFonts w:ascii="Wingdings" w:hAnsi="Wingdings" w:hint="default"/>
+        <w:sz w:val="20"/>
+      </w:rPr>
+    </w:lvl>
+    <w:lvl w:ilvl="6" w:tentative="1">
+      <w:start w:val="1"/>
+      <w:numFmt w:val="bullet"/>
+      <w:lvlText w:val=""/>
+      <w:lvlJc w:val="start"/>
+      <w:pPr>
+        <w:tabs>
+          <w:tab w:val="num" w:pos="252pt"/>
+        </w:tabs>
+        <w:ind w:start="252pt" w:hanging="18pt"/>
+      </w:pPr>
+      <w:rPr>
+        <w:rFonts w:ascii="Wingdings" w:hAnsi="Wingdings" w:hint="default"/>
+        <w:sz w:val="20"/>
+      </w:rPr>
+    </w:lvl>
+    <w:lvl w:ilvl="7" w:tentative="1">
+      <w:start w:val="1"/>
+      <w:numFmt w:val="bullet"/>
+      <w:lvlText w:val=""/>
+      <w:lvlJc w:val="start"/>
+      <w:pPr>
+        <w:tabs>
+          <w:tab w:val="num" w:pos="288pt"/>
+        </w:tabs>
+        <w:ind w:start="288pt" w:hanging="18pt"/>
+      </w:pPr>
+      <w:rPr>
+        <w:rFonts w:ascii="Wingdings" w:hAnsi="Wingdings" w:hint="default"/>
+        <w:sz w:val="20"/>
+      </w:rPr>
+    </w:lvl>
+    <w:lvl w:ilvl="8" w:tentative="1">
+      <w:start w:val="1"/>
+      <w:numFmt w:val="bullet"/>
+      <w:lvlText w:val=""/>
+      <w:lvlJc w:val="start"/>
+      <w:pPr>
+        <w:tabs>
+          <w:tab w:val="num" w:pos="324pt"/>
+        </w:tabs>
+        <w:ind w:start="324pt" w:hanging="18pt"/>
+      </w:pPr>
+      <w:rPr>
+        <w:rFonts w:ascii="Wingdings" w:hAnsi="Wingdings" w:hint="default"/>
+        <w:sz w:val="20"/>
+      </w:rPr>
+    </w:lvl>
+  </w:abstractNum>
+  <w:abstractNum w:abstractNumId="31" w15:restartNumberingAfterBreak="0">
     <w:nsid w:val="6C402C58"/>
     <w:multiLevelType w:val="hybridMultilevel"/>
     <w:tmpl w:val="9A1CA078"/>
@@ -3179,7 +3972,7 @@
       </w:rPr>
     </w:lvl>
   </w:abstractNum>
-  <w:abstractNum w:abstractNumId="27" w15:restartNumberingAfterBreak="0">
+  <w:abstractNum w:abstractNumId="32" w15:restartNumberingAfterBreak="0">
     <w:nsid w:val="6CD32DA8"/>
     <w:multiLevelType w:val="singleLevel"/>
     <w:tmpl w:val="166470C2"/>
@@ -3206,34 +3999,34 @@
     </w:lvl>
   </w:abstractNum>
   <w:num w:numId="1" w16cid:durableId="940377641">
-    <w:abstractNumId w:val="18"/>
+    <w:abstractNumId w:val="19"/>
   </w:num>
   <w:num w:numId="2" w16cid:durableId="1397439891">
-    <w:abstractNumId w:val="26"/>
+    <w:abstractNumId w:val="31"/>
   </w:num>
   <w:num w:numId="3" w16cid:durableId="539585121">
     <w:abstractNumId w:val="15"/>
   </w:num>
   <w:num w:numId="4" w16cid:durableId="1505513160">
-    <w:abstractNumId w:val="21"/>
+    <w:abstractNumId w:val="22"/>
   </w:num>
   <w:num w:numId="5" w16cid:durableId="978925957">
-    <w:abstractNumId w:val="21"/>
+    <w:abstractNumId w:val="22"/>
   </w:num>
   <w:num w:numId="6" w16cid:durableId="1721400726">
-    <w:abstractNumId w:val="21"/>
+    <w:abstractNumId w:val="22"/>
   </w:num>
   <w:num w:numId="7" w16cid:durableId="687826470">
-    <w:abstractNumId w:val="21"/>
+    <w:abstractNumId w:val="22"/>
   </w:num>
   <w:num w:numId="8" w16cid:durableId="143812469">
-    <w:abstractNumId w:val="23"/>
+    <w:abstractNumId w:val="25"/>
   </w:num>
   <w:num w:numId="9" w16cid:durableId="1364867722">
-    <w:abstractNumId w:val="27"/>
+    <w:abstractNumId w:val="32"/>
   </w:num>
   <w:num w:numId="10" w16cid:durableId="2029989048">
-    <w:abstractNumId w:val="20"/>
+    <w:abstractNumId w:val="21"/>
   </w:num>
   <w:num w:numId="11" w16cid:durableId="642739898">
     <w:abstractNumId w:val="14"/>
@@ -3275,31 +4068,46 @@
     <w:abstractNumId w:val="1"/>
   </w:num>
   <w:num w:numId="24" w16cid:durableId="1366640472">
-    <w:abstractNumId w:val="22"/>
+    <w:abstractNumId w:val="23"/>
   </w:num>
   <w:num w:numId="25" w16cid:durableId="1917282883">
-    <w:abstractNumId w:val="23"/>
+    <w:abstractNumId w:val="25"/>
   </w:num>
   <w:num w:numId="26" w16cid:durableId="1483504929">
-    <w:abstractNumId w:val="17"/>
+    <w:abstractNumId w:val="18"/>
   </w:num>
   <w:num w:numId="27" w16cid:durableId="1446388500">
-    <w:abstractNumId w:val="24"/>
+    <w:abstractNumId w:val="27"/>
   </w:num>
   <w:num w:numId="28" w16cid:durableId="831019143">
     <w:abstractNumId w:val="11"/>
   </w:num>
   <w:num w:numId="29" w16cid:durableId="2102019841">
-    <w:abstractNumId w:val="16"/>
+    <w:abstractNumId w:val="17"/>
   </w:num>
   <w:num w:numId="30" w16cid:durableId="2140417102">
-    <w:abstractNumId w:val="25"/>
+    <w:abstractNumId w:val="29"/>
   </w:num>
   <w:num w:numId="31" w16cid:durableId="159199723">
-    <w:abstractNumId w:val="19"/>
+    <w:abstractNumId w:val="20"/>
   </w:num>
   <w:num w:numId="32" w16cid:durableId="141778330">
     <w:abstractNumId w:val="12"/>
+  </w:num>
+  <w:num w:numId="33" w16cid:durableId="565720435">
+    <w:abstractNumId w:val="28"/>
+  </w:num>
+  <w:num w:numId="34" w16cid:durableId="235558835">
+    <w:abstractNumId w:val="16"/>
+  </w:num>
+  <w:num w:numId="35" w16cid:durableId="1212616428">
+    <w:abstractNumId w:val="26"/>
+  </w:num>
+  <w:num w:numId="36" w16cid:durableId="2123575455">
+    <w:abstractNumId w:val="24"/>
+  </w:num>
+  <w:num w:numId="37" w16cid:durableId="922690305">
+    <w:abstractNumId w:val="30"/>
   </w:num>
 </w:numbering>
 </file>

--- a/Crime Data Analysis.docx
+++ b/Crime Data Analysis.docx
@@ -6,18 +6,32 @@
       <w:pPr>
         <w:pStyle w:val="papertitle"/>
         <w:spacing w:before="5pt" w:beforeAutospacing="1" w:after="5pt" w:afterAutospacing="1"/>
-      </w:pPr>
-      <w:r>
-        <w:rPr>
+        <w:rPr>
+          <w:b/>
+          <w:bCs/>
+          <w:sz w:val="44"/>
+          <w:szCs w:val="44"/>
+        </w:rPr>
+      </w:pPr>
+      <w:r>
+        <w:rPr>
+          <w:b/>
+          <w:bCs/>
           <w:i/>
           <w:iCs/>
+          <w:sz w:val="44"/>
+          <w:szCs w:val="44"/>
         </w:rPr>
         <w:t xml:space="preserve">Crime Data Analysis </w:t>
       </w:r>
       <w:r>
         <w:rPr>
+          <w:b/>
+          <w:bCs/>
           <w:i/>
           <w:iCs/>
+          <w:sz w:val="44"/>
+          <w:szCs w:val="44"/>
         </w:rPr>
         <w:t xml:space="preserve"> </w:t>
       </w:r>
@@ -27,8 +41,8 @@
         <w:pStyle w:val="Author"/>
         <w:spacing w:before="0pt" w:after="5pt" w:afterAutospacing="1"/>
         <w:rPr>
-          <w:sz w:val="16"/>
-          <w:szCs w:val="16"/>
+          <w:sz w:val="20"/>
+          <w:szCs w:val="20"/>
         </w:rPr>
       </w:pPr>
     </w:p>
@@ -37,8 +51,8 @@
         <w:pStyle w:val="Author"/>
         <w:spacing w:before="0pt" w:after="5pt" w:afterAutospacing="1" w:line="6pt" w:lineRule="auto"/>
         <w:rPr>
-          <w:sz w:val="16"/>
-          <w:szCs w:val="16"/>
+          <w:sz w:val="20"/>
+          <w:szCs w:val="20"/>
         </w:rPr>
         <w:sectPr>
           <w:footerReference w:type="first" r:id="rId8"/>
@@ -55,28 +69,28 @@
         <w:pStyle w:val="Author"/>
         <w:spacing w:before="0pt"/>
         <w:rPr>
-          <w:sz w:val="18"/>
-          <w:szCs w:val="18"/>
-        </w:rPr>
-      </w:pPr>
-      <w:r>
-        <w:rPr>
-          <w:sz w:val="18"/>
-          <w:szCs w:val="18"/>
+          <w:sz w:val="20"/>
+          <w:szCs w:val="20"/>
+        </w:rPr>
+      </w:pPr>
+      <w:r>
+        <w:rPr>
+          <w:sz w:val="20"/>
+          <w:szCs w:val="20"/>
         </w:rPr>
         <w:t>Nidhi Patel</w:t>
       </w:r>
       <w:r>
         <w:rPr>
-          <w:sz w:val="18"/>
-          <w:szCs w:val="18"/>
+          <w:sz w:val="20"/>
+          <w:szCs w:val="20"/>
         </w:rPr>
         <w:br/>
       </w:r>
       <w:r>
         <w:rPr>
-          <w:sz w:val="18"/>
-          <w:szCs w:val="18"/>
+          <w:sz w:val="20"/>
+          <w:szCs w:val="20"/>
         </w:rPr>
         <w:t xml:space="preserve"> </w:t>
       </w:r>
@@ -84,15 +98,15 @@
         <w:rPr>
           <w:i/>
           <w:iCs/>
-          <w:sz w:val="18"/>
-          <w:szCs w:val="18"/>
+          <w:sz w:val="20"/>
+          <w:szCs w:val="20"/>
         </w:rPr>
         <w:t>Department of computer science</w:t>
       </w:r>
       <w:r>
         <w:rPr>
-          <w:sz w:val="18"/>
-          <w:szCs w:val="18"/>
+          <w:sz w:val="20"/>
+          <w:szCs w:val="20"/>
         </w:rPr>
         <w:t xml:space="preserve"> </w:t>
       </w:r>
@@ -103,31 +117,31 @@
         <w:spacing w:before="0pt"/>
         <w:rPr>
           <w:i/>
-          <w:sz w:val="18"/>
-          <w:szCs w:val="18"/>
+          <w:sz w:val="20"/>
+          <w:szCs w:val="20"/>
         </w:rPr>
       </w:pPr>
       <w:r>
         <w:rPr>
           <w:i/>
-          <w:sz w:val="18"/>
-          <w:szCs w:val="18"/>
+          <w:sz w:val="20"/>
+          <w:szCs w:val="20"/>
         </w:rPr>
         <w:t>Auburn University at Montgomer</w:t>
       </w:r>
       <w:r>
         <w:rPr>
           <w:i/>
-          <w:sz w:val="18"/>
-          <w:szCs w:val="18"/>
+          <w:sz w:val="20"/>
+          <w:szCs w:val="20"/>
         </w:rPr>
         <w:t>y</w:t>
       </w:r>
       <w:r>
         <w:rPr>
           <w:i/>
-          <w:sz w:val="18"/>
-          <w:szCs w:val="18"/>
+          <w:sz w:val="20"/>
+          <w:szCs w:val="20"/>
         </w:rPr>
         <w:t xml:space="preserve"> </w:t>
       </w:r>
@@ -137,71 +151,71 @@
         <w:pStyle w:val="Author"/>
         <w:spacing w:before="0pt"/>
         <w:rPr>
-          <w:sz w:val="18"/>
-          <w:szCs w:val="18"/>
-        </w:rPr>
-      </w:pPr>
-      <w:r>
-        <w:rPr>
-          <w:sz w:val="18"/>
-          <w:szCs w:val="18"/>
+          <w:sz w:val="20"/>
+          <w:szCs w:val="20"/>
+        </w:rPr>
+      </w:pPr>
+      <w:r>
+        <w:rPr>
+          <w:sz w:val="20"/>
+          <w:szCs w:val="20"/>
         </w:rPr>
         <w:t>Montgomery</w:t>
       </w:r>
       <w:r>
         <w:rPr>
-          <w:sz w:val="18"/>
-          <w:szCs w:val="18"/>
+          <w:sz w:val="20"/>
+          <w:szCs w:val="20"/>
         </w:rPr>
         <w:t xml:space="preserve">, </w:t>
       </w:r>
       <w:r>
         <w:rPr>
-          <w:sz w:val="18"/>
-          <w:szCs w:val="18"/>
+          <w:sz w:val="20"/>
+          <w:szCs w:val="20"/>
         </w:rPr>
         <w:t>USA</w:t>
       </w:r>
       <w:r>
         <w:rPr>
-          <w:sz w:val="18"/>
-          <w:szCs w:val="18"/>
+          <w:sz w:val="20"/>
+          <w:szCs w:val="20"/>
         </w:rPr>
         <w:br/>
         <w:t xml:space="preserve"> </w:t>
       </w:r>
       <w:r>
         <w:rPr>
-          <w:sz w:val="18"/>
-          <w:szCs w:val="18"/>
+          <w:sz w:val="20"/>
+          <w:szCs w:val="20"/>
         </w:rPr>
         <w:t>npatel29@aum.edu</w:t>
       </w:r>
       <w:r>
         <w:rPr>
-          <w:sz w:val="18"/>
-          <w:szCs w:val="18"/>
+          <w:sz w:val="20"/>
+          <w:szCs w:val="20"/>
         </w:rPr>
         <w:br/>
       </w:r>
       <w:r>
         <w:rPr>
-          <w:sz w:val="18"/>
-          <w:szCs w:val="18"/>
+          <w:sz w:val="20"/>
+          <w:szCs w:val="20"/>
         </w:rPr>
         <w:t xml:space="preserve">                                                                                                         </w:t>
       </w:r>
       <w:r>
         <w:rPr>
-          <w:sz w:val="18"/>
-          <w:szCs w:val="18"/>
+          <w:sz w:val="20"/>
+          <w:szCs w:val="20"/>
         </w:rPr>
         <w:t>Suhani Parekh</w:t>
       </w:r>
       <w:r>
         <w:rPr>
-          <w:sz w:val="18"/>
-          <w:szCs w:val="18"/>
+          <w:sz w:val="20"/>
+          <w:szCs w:val="20"/>
         </w:rPr>
         <w:br/>
       </w:r>
@@ -209,15 +223,15 @@
         <w:rPr>
           <w:i/>
           <w:iCs/>
-          <w:sz w:val="18"/>
-          <w:szCs w:val="18"/>
+          <w:sz w:val="20"/>
+          <w:szCs w:val="20"/>
         </w:rPr>
         <w:t xml:space="preserve"> Department of computer science</w:t>
       </w:r>
       <w:r>
         <w:rPr>
-          <w:sz w:val="18"/>
-          <w:szCs w:val="18"/>
+          <w:sz w:val="20"/>
+          <w:szCs w:val="20"/>
         </w:rPr>
         <w:t xml:space="preserve"> </w:t>
       </w:r>
@@ -228,23 +242,23 @@
         <w:spacing w:before="0pt"/>
         <w:rPr>
           <w:i/>
-          <w:sz w:val="18"/>
-          <w:szCs w:val="18"/>
+          <w:sz w:val="20"/>
+          <w:szCs w:val="20"/>
         </w:rPr>
       </w:pPr>
       <w:r>
         <w:rPr>
           <w:i/>
-          <w:sz w:val="18"/>
-          <w:szCs w:val="18"/>
+          <w:sz w:val="20"/>
+          <w:szCs w:val="20"/>
         </w:rPr>
         <w:t>Auburn University at Montgomery</w:t>
       </w:r>
       <w:r>
         <w:rPr>
           <w:i/>
-          <w:sz w:val="18"/>
-          <w:szCs w:val="18"/>
+          <w:sz w:val="20"/>
+          <w:szCs w:val="20"/>
         </w:rPr>
         <w:t xml:space="preserve"> </w:t>
       </w:r>
@@ -254,35 +268,35 @@
         <w:pStyle w:val="Author"/>
         <w:spacing w:before="0pt"/>
         <w:rPr>
-          <w:sz w:val="18"/>
-          <w:szCs w:val="18"/>
-        </w:rPr>
-      </w:pPr>
-      <w:r>
-        <w:rPr>
-          <w:sz w:val="18"/>
-          <w:szCs w:val="18"/>
+          <w:sz w:val="20"/>
+          <w:szCs w:val="20"/>
+        </w:rPr>
+      </w:pPr>
+      <w:r>
+        <w:rPr>
+          <w:sz w:val="20"/>
+          <w:szCs w:val="20"/>
         </w:rPr>
         <w:t>Pratville</w:t>
       </w:r>
       <w:r>
         <w:rPr>
-          <w:sz w:val="18"/>
-          <w:szCs w:val="18"/>
+          <w:sz w:val="20"/>
+          <w:szCs w:val="20"/>
         </w:rPr>
         <w:t xml:space="preserve">, </w:t>
       </w:r>
       <w:r>
         <w:rPr>
-          <w:sz w:val="18"/>
-          <w:szCs w:val="18"/>
+          <w:sz w:val="20"/>
+          <w:szCs w:val="20"/>
         </w:rPr>
         <w:t>USA</w:t>
       </w:r>
       <w:r>
         <w:rPr>
-          <w:sz w:val="18"/>
-          <w:szCs w:val="18"/>
+          <w:sz w:val="20"/>
+          <w:szCs w:val="20"/>
         </w:rPr>
         <w:t xml:space="preserve"> </w:t>
       </w:r>
@@ -292,9 +306,8 @@
         <w:pStyle w:val="Author"/>
         <w:spacing w:before="0pt"/>
         <w:rPr>
-          <w:sz w:val="18"/>
-          <w:szCs w:val="18"/>
-          <w:lang w:val="es-ES"/>
+          <w:sz w:val="20"/>
+          <w:szCs w:val="20"/>
         </w:rPr>
         <w:sectPr>
           <w:type w:val="continuous"/>
@@ -306,9 +319,8 @@
       </w:pPr>
       <w:r>
         <w:rPr>
-          <w:sz w:val="18"/>
-          <w:szCs w:val="18"/>
-          <w:lang w:val="es-ES"/>
+          <w:sz w:val="20"/>
+          <w:szCs w:val="20"/>
         </w:rPr>
         <w:t>sparekh@aum.edu</w:t>
       </w:r>
@@ -316,9 +328,6 @@
     <w:p>
       <w:pPr>
         <w:jc w:val="both"/>
-        <w:rPr>
-          <w:lang w:val="es-ES"/>
-        </w:rPr>
         <w:sectPr>
           <w:type w:val="continuous"/>
           <w:pgSz w:w="612pt" w:h="792pt" w:code="1"/>
@@ -334,9 +343,8 @@
         <w:spacing w:before="5pt" w:beforeAutospacing="1"/>
         <w:jc w:val="both"/>
         <w:rPr>
-          <w:sz w:val="16"/>
-          <w:szCs w:val="16"/>
-          <w:lang w:val="es-ES"/>
+          <w:sz w:val="20"/>
+          <w:szCs w:val="20"/>
         </w:rPr>
         <w:sectPr>
           <w:type w:val="continuous"/>
@@ -353,9 +361,8 @@
         <w:spacing w:before="5pt" w:beforeAutospacing="1"/>
         <w:jc w:val="both"/>
         <w:rPr>
-          <w:sz w:val="16"/>
-          <w:szCs w:val="16"/>
-          <w:lang w:val="es-ES"/>
+          <w:sz w:val="20"/>
+          <w:szCs w:val="20"/>
         </w:rPr>
         <w:sectPr>
           <w:type w:val="continuous"/>
@@ -368,97 +375,22 @@
     </w:p>
     <w:p>
       <w:pPr>
-        <w:pStyle w:val="Heading1"/>
-      </w:pPr>
-      <w:r>
-        <w:t xml:space="preserve">Introduction </w:t>
-      </w:r>
-    </w:p>
-    <w:p>
-      <w:pPr>
-        <w:pStyle w:val="BodyText"/>
-      </w:pPr>
-      <w:r>
-        <w:t xml:space="preserve"> </w:t>
-      </w:r>
-      <w:r>
-        <w:t xml:space="preserve">The Crime Data Analysis is designed to address the growing need for effective crime pattern recognition and prevention through data analysis. Law enforcement agencies and researchers often struggle with analyzing large volumes of crime data efficiently. This project aims to develop a system that utilizes data analytics techniques to identify crime trends, assist in decision-making, and enhance public </w:t>
-      </w:r>
-      <w:r>
-        <w:t>safety. Crime</w:t>
-      </w:r>
-      <w:r>
-        <w:t xml:space="preserve"> data analysis is critical in modern society, where law enforcement agencies rely on data-driven strategies to allocate resources and prevent criminal activities. Traditional crime analysis methods are often time-consuming and lack the predictive capabilities necessary for proactive policing. The purpose of the Crime Data Analysis System is to provide an advanced platform that processes historical crime data, identifies patterns, and predicts potential crime hotspots. This system integrates data visualization tools, machine learning algorithms, and real-time reporting features to aid law enforcement agencies and policymakers in making informed decisions.</w:t>
-      </w:r>
-    </w:p>
-    <w:p>
-      <w:pPr>
-        <w:pStyle w:val="BodyText"/>
-      </w:pPr>
-    </w:p>
-    <w:p>
-      <w:pPr>
-        <w:pStyle w:val="Heading1"/>
-      </w:pPr>
-      <w:r>
-        <w:t>LITERATURE REVIEW</w:t>
-      </w:r>
-    </w:p>
-    <w:p>
-      <w:pPr>
-        <w:pStyle w:val="BodyText"/>
-      </w:pPr>
-      <w:r>
-        <w:t>This section reviews existing research and solutions related to crime data analysis. Several studies highlight the use of data analytics and machine learning for crime pattern detection and prevention.</w:t>
-      </w:r>
-    </w:p>
-    <w:p>
-      <w:pPr>
-        <w:pStyle w:val="BodyText"/>
-      </w:pPr>
-      <w:r>
-        <w:t>- J. Smith, Data-Driven Policing: The Role of Crime Analytics, 3rd ed., New York: Security Press, 2021, discusses how data analysis is transforming modern policing.</w:t>
-      </w:r>
-    </w:p>
-    <w:p>
-      <w:pPr>
-        <w:pStyle w:val="BodyText"/>
-      </w:pPr>
-      <w:r>
-        <w:t xml:space="preserve">- A. Johnson and B. Lee, "Machine Learning in Crime </w:t>
-      </w:r>
-      <w:r>
-        <w:t>Prediction, “Journal</w:t>
-      </w:r>
-      <w:r>
-        <w:t xml:space="preserve"> of Data Science, vol. 22, no. 1, pp. 50-65, 2022, examines how AI-driven models help predict and prevent crime.</w:t>
-      </w:r>
-    </w:p>
-    <w:p>
-      <w:pPr>
-        <w:pStyle w:val="BodyText"/>
-      </w:pPr>
-      <w:r>
-        <w:t>- **C. Davis, "Crime Mapping and Geographic Information Systems (GIS),"** in Proc. IEEE Conf. on Data Science, San Francisco, CA, 2021, pp. 78-85, explores the role of GIS in crime analysis.</w:t>
-      </w:r>
-    </w:p>
-    <w:p>
-      <w:pPr>
-        <w:pStyle w:val="BodyText"/>
-      </w:pPr>
-      <w:r>
-        <w:t xml:space="preserve">- **CrimeStats Inc., "Real-Time Crime Data Processing,"** Law Enforcement Analytics, [Online]. Available: </w:t>
-      </w:r>
-      <w:r>
-        <w:t>https://www.lawenforcementanalytics.com. [Accessed: Mar. 5, 2025], provides insights on commercial crime data analysis tools and their adoption.</w:t>
-      </w:r>
-    </w:p>
-    <w:p>
-      <w:pPr>
-        <w:pStyle w:val="Heading1"/>
-      </w:pPr>
-      <w:r>
-        <w:t>Methodology</w:t>
+        <w:spacing w:before="5pt" w:beforeAutospacing="1" w:after="5pt" w:afterAutospacing="1"/>
+        <w:rPr>
+          <w:rFonts w:eastAsia="Times New Roman"/>
+        </w:rPr>
+      </w:pPr>
+      <w:r>
+        <w:rPr>
+          <w:rFonts w:eastAsia="Times New Roman"/>
+        </w:rPr>
+        <w:t>A</w:t>
+      </w:r>
+      <w:r>
+        <w:rPr>
+          <w:rFonts w:eastAsia="Times New Roman"/>
+        </w:rPr>
+        <w:t>BSTRACT</w:t>
       </w:r>
     </w:p>
     <w:p>
@@ -473,37 +405,99 @@
         <w:rPr>
           <w:rFonts w:eastAsia="Times New Roman"/>
         </w:rPr>
-        <w:t>In this project, we used a MySQL relational database to manage structured crime-related data such as incidents, locations, suspects, and law enforcement officers. For visualization and analysis</w:t>
-      </w:r>
-      <w:r>
-        <w:rPr>
-          <w:rFonts w:eastAsia="Times New Roman"/>
-        </w:rPr>
-        <w:t xml:space="preserve">. </w:t>
-      </w:r>
-      <w:r>
-        <w:rPr>
-          <w:rFonts w:eastAsia="Times New Roman"/>
-        </w:rPr>
-        <w:t>Additionally, we created SQL queries to extract and join data across multiple tables for deeper insights. The system was tested locally and documented via GitHub. Hardware included standard workstations, and the software stack consisted of MySQL</w:t>
-      </w:r>
-      <w:r>
-        <w:rPr>
-          <w:rFonts w:eastAsia="Times New Roman"/>
-        </w:rPr>
-        <w:t>.</w:t>
-      </w:r>
-      <w:r>
-        <w:rPr>
-          <w:rFonts w:eastAsia="Times New Roman"/>
-        </w:rPr>
-        <w:t xml:space="preserve"> The repository contains all code and documentation related to database schema</w:t>
-      </w:r>
-      <w:r>
-        <w:rPr>
-          <w:rFonts w:eastAsia="Times New Roman"/>
-        </w:rPr>
-        <w:t>.</w:t>
+        <w:t>The Crime Data Analysis project tackles the need for effective crime pattern detection and management through advanced data analysis. Law enforcement agencies often face challenges in handling large datasets efficiently. This project uses a MySQL relational database system to manage and analyze crime data, including incidents, locations, suspects, and officers. Through structured queries, visualization tools, and predictive analytics, the system converts raw crime records into actionable insights that support law enforcement strategies. The project’s goal is to improve decision-making, optimize resource deployment, and promote proactive approaches to public safety.</w:t>
+      </w:r>
+    </w:p>
+    <w:p>
+      <w:pPr>
+        <w:pStyle w:val="Heading1"/>
+      </w:pPr>
+      <w:r>
+        <w:t xml:space="preserve">Introduction </w:t>
+      </w:r>
+    </w:p>
+    <w:p>
+      <w:pPr>
+        <w:pStyle w:val="BodyText"/>
+      </w:pPr>
+      <w:r>
+        <w:t xml:space="preserve"> </w:t>
+      </w:r>
+      <w:r>
+        <w:t xml:space="preserve">The Crime Data Analysis is designed to address the growing need for effective crime pattern recognition and prevention through data analysis. Law enforcement agencies and researchers often struggle with analyzing large volumes of crime data efficiently. This project aims to develop a system that utilizes data analytics techniques to identify crime trends, assist in decision-making, and enhance public </w:t>
+      </w:r>
+      <w:r>
+        <w:t>safety. Crime</w:t>
+      </w:r>
+      <w:r>
+        <w:t xml:space="preserve"> data analysis is critical in modern society, where law enforcement agencies rely on data-driven strategies to allocate resources and prevent criminal activities. Traditional crime analysis methods are often time-consuming and lack the predictive capabilities necessary for proactive policing. The purpose of the Crime Data Analysis System is to provide an advanced platform that processes historical crime data, identifies patterns, and predicts potential crime hotspots. This system integrates data visualization tools, machine learning algorithms, and real-time reporting features to aid law enforcement agencies and policymakers in making informed decisions.</w:t>
+      </w:r>
+    </w:p>
+    <w:p>
+      <w:pPr>
+        <w:pStyle w:val="BodyText"/>
+      </w:pPr>
+    </w:p>
+    <w:p>
+      <w:pPr>
+        <w:pStyle w:val="Heading1"/>
+      </w:pPr>
+      <w:r>
+        <w:t>LITERATURE REVIEW</w:t>
+      </w:r>
+    </w:p>
+    <w:p>
+      <w:pPr>
+        <w:pStyle w:val="BodyText"/>
+      </w:pPr>
+      <w:r>
+        <w:t>This section reviews existing research and solutions related to crime data analysis. Several studies highlight the use of data analytics and machine learning for crime pattern detection and prevention.</w:t>
+      </w:r>
+    </w:p>
+    <w:p>
+      <w:pPr>
+        <w:pStyle w:val="BodyText"/>
+      </w:pPr>
+      <w:r>
+        <w:t>- J. Smith, Data-Driven Policing: The Role of Crime Analytics, 3rd ed., New York: Security Press, 2021, discusses how data analysis is transforming modern policing.</w:t>
+      </w:r>
+    </w:p>
+    <w:p>
+      <w:pPr>
+        <w:pStyle w:val="BodyText"/>
+      </w:pPr>
+      <w:r>
+        <w:t xml:space="preserve">- A. Johnson and B. Lee, "Machine Learning in Crime </w:t>
+      </w:r>
+      <w:r>
+        <w:t>Prediction, “Journal</w:t>
+      </w:r>
+      <w:r>
+        <w:t xml:space="preserve"> of Data Science, vol. 22, no. 1, pp. 50-65, 2022, examines how AI-driven models help predict and prevent crime.</w:t>
+      </w:r>
+    </w:p>
+    <w:p>
+      <w:pPr>
+        <w:pStyle w:val="BodyText"/>
+      </w:pPr>
+      <w:r>
+        <w:t>- **C. Davis, "Crime Mapping and Geographic Information Systems (GIS),"** in Proc. IEEE Conf. on Data Science, San Francisco, CA, 2021, pp. 78-85, explores the role of GIS in crime analysis.</w:t>
+      </w:r>
+    </w:p>
+    <w:p>
+      <w:pPr>
+        <w:pStyle w:val="BodyText"/>
+      </w:pPr>
+      <w:r>
+        <w:t>- **CrimeStats Inc., "Real-Time Crime Data Processing,"** Law Enforcement Analytics, [Online]. Available: https://www.lawenforcementanalytics.com. [Accessed: Mar. 5, 2025], provides insights on commercial crime data analysis tools and their adoption.</w:t>
+      </w:r>
+    </w:p>
+    <w:p>
+      <w:pPr>
+        <w:pStyle w:val="Heading1"/>
+      </w:pPr>
+      <w:r>
+        <w:t>Methodology</w:t>
       </w:r>
     </w:p>
     <w:p>
@@ -518,7 +512,37 @@
         <w:rPr>
           <w:rFonts w:eastAsia="Times New Roman"/>
         </w:rPr>
-        <w:t>The system includes the following key components:</w:t>
+        <w:t>In this project, we used a MySQL relational database to manage structured crime-related data such as incidents, locations, suspects, and law enforcement officers. For visualization and analysis</w:t>
+      </w:r>
+      <w:r>
+        <w:rPr>
+          <w:rFonts w:eastAsia="Times New Roman"/>
+        </w:rPr>
+        <w:t xml:space="preserve">. </w:t>
+      </w:r>
+      <w:r>
+        <w:rPr>
+          <w:rFonts w:eastAsia="Times New Roman"/>
+        </w:rPr>
+        <w:t>Additionally, we created SQL queries to extract and join data across multiple tables for deeper insights. The system was tested locally and documented via GitHub. Hardware included standard workstations, and the software stack consisted of MySQL</w:t>
+      </w:r>
+      <w:r>
+        <w:rPr>
+          <w:rFonts w:eastAsia="Times New Roman"/>
+        </w:rPr>
+        <w:t>.</w:t>
+      </w:r>
+      <w:r>
+        <w:rPr>
+          <w:rFonts w:eastAsia="Times New Roman"/>
+        </w:rPr>
+        <w:t xml:space="preserve"> The repository contains all code and documentation related to database schema</w:t>
+      </w:r>
+      <w:r>
+        <w:rPr>
+          <w:rFonts w:eastAsia="Times New Roman"/>
+        </w:rPr>
+        <w:t>.</w:t>
       </w:r>
     </w:p>
     <w:p>
@@ -533,6 +557,22 @@
         <w:rPr>
           <w:rFonts w:eastAsia="Times New Roman"/>
         </w:rPr>
+        <w:t>The system includes the following key components:</w:t>
+      </w:r>
+    </w:p>
+    <w:p>
+      <w:pPr>
+        <w:spacing w:before="5pt" w:beforeAutospacing="1" w:after="5pt" w:afterAutospacing="1"/>
+        <w:jc w:val="start"/>
+        <w:rPr>
+          <w:rFonts w:eastAsia="Times New Roman"/>
+        </w:rPr>
+      </w:pPr>
+      <w:r>
+        <w:rPr>
+          <w:rFonts w:eastAsia="Times New Roman"/>
+        </w:rPr>
+        <w:lastRenderedPageBreak/>
         <w:t>A. Database Schema</w:t>
       </w:r>
       <w:r>
@@ -706,7 +746,6 @@
         <w:rPr>
           <w:rFonts w:eastAsia="Times New Roman"/>
         </w:rPr>
-        <w:lastRenderedPageBreak/>
         <w:t xml:space="preserve">Total number of crimes per </w:t>
       </w:r>
       <w:r>
@@ -835,6 +874,72 @@
     </w:p>
     <w:p>
       <w:pPr>
+        <w:pStyle w:val="ListParagraph"/>
+        <w:spacing w:before="5pt" w:beforeAutospacing="1" w:after="5pt" w:afterAutospacing="1"/>
+        <w:rPr>
+          <w:rFonts w:eastAsia="Times New Roman"/>
+        </w:rPr>
+      </w:pPr>
+      <w:r>
+        <w:rPr>
+          <w:rFonts w:eastAsia="Times New Roman"/>
+        </w:rPr>
+        <w:t>CONCLUSION</w:t>
+      </w:r>
+    </w:p>
+    <w:p>
+      <w:pPr>
+        <w:ind w:start="18pt"/>
+        <w:jc w:val="start"/>
+        <w:rPr>
+          <w:rFonts w:eastAsia="Times New Roman"/>
+        </w:rPr>
+      </w:pPr>
+      <w:r>
+        <w:rPr>
+          <w:rFonts w:eastAsia="Times New Roman"/>
+        </w:rPr>
+        <w:t>The Crime Data Analysis project demonstrates how database technology and machine learning principles can enhance public safety through structured crime analysis. We developed a functioning system capable of identifying trends and predicting potential hotspots using historical data. Our MySQL-based platform integrates data from various sources and presents it in an accessible web interface.</w:t>
+      </w:r>
+    </w:p>
+    <w:p>
+      <w:pPr>
+        <w:ind w:start="18pt"/>
+        <w:jc w:val="start"/>
+        <w:rPr>
+          <w:rFonts w:eastAsia="Times New Roman"/>
+        </w:rPr>
+      </w:pPr>
+      <w:r>
+        <w:rPr>
+          <w:rFonts w:eastAsia="Times New Roman"/>
+        </w:rPr>
+        <w:t>Through this project, we enhanced our technical abilities in SQL query creation, database design, and backend integration. We also learned to address real-world problems like inconsistent records and the need for accurate preprocessing. The project taught us valuable lessons in project planning, version control using GitHub, and team-based development.</w:t>
+      </w:r>
+    </w:p>
+    <w:p>
+      <w:pPr>
+        <w:ind w:start="18pt"/>
+        <w:jc w:val="start"/>
+        <w:rPr>
+          <w:rFonts w:eastAsia="Times New Roman"/>
+        </w:rPr>
+      </w:pPr>
+      <w:r>
+        <w:rPr>
+          <w:rFonts w:eastAsia="Times New Roman"/>
+        </w:rPr>
+        <w:t xml:space="preserve">As Computer Science students, this project enriched our academic journey by blending theory with practice. In the </w:t>
+      </w:r>
+      <w:r>
+        <w:rPr>
+          <w:rFonts w:eastAsia="Times New Roman"/>
+        </w:rPr>
+        <w:t>future, the system could be improved by integrating live data feeds, strengthening AI components for more accurate predictions, and developing a more responsive front-end interface for broader adoption by law enforcement.</w:t>
+      </w:r>
+    </w:p>
+    <w:p>
+      <w:pPr>
         <w:pStyle w:val="Heading5"/>
       </w:pPr>
       <w:r>
@@ -924,10 +1029,7 @@
         <w:pStyle w:val="BodyText"/>
       </w:pPr>
       <w:r>
-        <w:t xml:space="preserve">Number footnotes separately in superscripts. Place the actual footnote at the bottom of the column in which it was cited. Do </w:t>
-      </w:r>
-      <w:r>
-        <w:t>not put footnotes in the</w:t>
+        <w:t>Number footnotes separately in superscripts. Place the actual footnote at the bottom of the column in which it was cited. Do not put footnotes in the</w:t>
       </w:r>
       <w:r>
         <w:rPr>
@@ -972,8 +1074,16 @@
       <w:pPr>
         <w:pStyle w:val="references"/>
         <w:ind w:start="17.70pt" w:hanging="17.70pt"/>
-      </w:pPr>
-      <w:r>
+        <w:rPr>
+          <w:sz w:val="20"/>
+          <w:szCs w:val="20"/>
+        </w:rPr>
+      </w:pPr>
+      <w:r>
+        <w:rPr>
+          <w:sz w:val="20"/>
+          <w:szCs w:val="20"/>
+        </w:rPr>
         <w:t xml:space="preserve">J. Smith, Data-Driven Policing: The Role of Crime Analytics, 3rd ed., New York: Security Press, 2021. </w:t>
       </w:r>
     </w:p>
@@ -981,8 +1091,16 @@
       <w:pPr>
         <w:pStyle w:val="references"/>
         <w:ind w:start="17.70pt" w:hanging="17.70pt"/>
-      </w:pPr>
-      <w:r>
+        <w:rPr>
+          <w:sz w:val="20"/>
+          <w:szCs w:val="20"/>
+        </w:rPr>
+      </w:pPr>
+      <w:r>
+        <w:rPr>
+          <w:sz w:val="20"/>
+          <w:szCs w:val="20"/>
+        </w:rPr>
         <w:t>A. Johnson and B. Lee, "Machine Learning in Crime Prediction," Journal of Data Science, vol. 22, no. 1, pp. 50-65, 2022.</w:t>
       </w:r>
     </w:p>
@@ -990,8 +1108,16 @@
       <w:pPr>
         <w:pStyle w:val="references"/>
         <w:ind w:start="17.70pt" w:hanging="17.70pt"/>
-      </w:pPr>
-      <w:r>
+        <w:rPr>
+          <w:sz w:val="20"/>
+          <w:szCs w:val="20"/>
+        </w:rPr>
+      </w:pPr>
+      <w:r>
+        <w:rPr>
+          <w:sz w:val="20"/>
+          <w:szCs w:val="20"/>
+        </w:rPr>
         <w:t>C. Davis, "Crime Mapping and Geographic Information Systems (GIS)," in Proc. IEEE Conf. on Data Science, San Francisco, CA, 2021, pp. 78-85.</w:t>
       </w:r>
     </w:p>
@@ -999,8 +1125,16 @@
       <w:pPr>
         <w:pStyle w:val="references"/>
         <w:ind w:start="17.70pt" w:hanging="17.70pt"/>
-      </w:pPr>
-      <w:r>
+        <w:rPr>
+          <w:sz w:val="20"/>
+          <w:szCs w:val="20"/>
+        </w:rPr>
+      </w:pPr>
+      <w:r>
+        <w:rPr>
+          <w:sz w:val="20"/>
+          <w:szCs w:val="20"/>
+        </w:rPr>
         <w:t>CrimeStats Inc., "Real-Time Crime Data Processing," Law Enforcement Analytics, [Online]. Available: https://www.lawenforcementanalytics.com. [Accessed: Mar. 5, 2025].</w:t>
       </w:r>
     </w:p>
@@ -1009,17 +1143,37 @@
         <w:pStyle w:val="references"/>
         <w:ind w:start="17.70pt" w:hanging="17.70pt"/>
         <w:jc w:val="start"/>
-      </w:pPr>
-      <w:r>
+        <w:rPr>
+          <w:sz w:val="20"/>
+          <w:szCs w:val="20"/>
+        </w:rPr>
+      </w:pPr>
+      <w:r>
+        <w:rPr>
+          <w:sz w:val="20"/>
+          <w:szCs w:val="20"/>
+        </w:rPr>
         <w:t>Github R</w:t>
       </w:r>
       <w:r>
+        <w:rPr>
+          <w:sz w:val="20"/>
+          <w:szCs w:val="20"/>
+        </w:rPr>
         <w:t>epository:</w:t>
       </w:r>
       <w:r>
+        <w:rPr>
+          <w:sz w:val="20"/>
+          <w:szCs w:val="20"/>
+        </w:rPr>
         <w:t xml:space="preserve"> </w:t>
       </w:r>
       <w:r>
+        <w:rPr>
+          <w:sz w:val="20"/>
+          <w:szCs w:val="20"/>
+        </w:rPr>
         <w:t>https://github.com/npatel2002/Crime-Data-Analysis</w:t>
       </w:r>
     </w:p>
@@ -1087,11 +1241,12 @@
           <w:szCs w:val="20"/>
           <w:lang w:val="x-none" w:eastAsia="x-none"/>
         </w:rPr>
-        <w:t xml:space="preserve"> result in your paper not being published.</w:t>
-      </w:r>
-    </w:p>
-    <w:p>
-      <w:pPr>
+        <w:t xml:space="preserve"> result in your paper not being publishe</w:t>
+      </w:r>
+    </w:p>
+    <w:p>
+      <w:pPr>
+        <w:jc w:val="both"/>
         <w:rPr>
           <w:color w:val="FF0000"/>
         </w:rPr>
@@ -4893,6 +5048,17 @@
       <w:bCs/>
     </w:rPr>
   </w:style>
+  <w:style w:type="paragraph" w:styleId="ListParagraph">
+    <w:name w:val="List Paragraph"/>
+    <w:basedOn w:val="Normal"/>
+    <w:uiPriority w:val="34"/>
+    <w:qFormat/>
+    <w:rsid w:val="0052181B"/>
+    <w:pPr>
+      <w:ind w:start="36pt"/>
+      <w:contextualSpacing/>
+    </w:pPr>
+  </w:style>
 </w:styles>
 </file>
 

--- a/Crime Data Analysis.docx
+++ b/Crime Data Analysis.docx
@@ -6,32 +6,18 @@
       <w:pPr>
         <w:pStyle w:val="papertitle"/>
         <w:spacing w:before="5pt" w:beforeAutospacing="1" w:after="5pt" w:afterAutospacing="1"/>
-        <w:rPr>
-          <w:b/>
-          <w:bCs/>
-          <w:sz w:val="44"/>
-          <w:szCs w:val="44"/>
-        </w:rPr>
-      </w:pPr>
-      <w:r>
-        <w:rPr>
-          <w:b/>
-          <w:bCs/>
+      </w:pPr>
+      <w:r>
+        <w:rPr>
           <w:i/>
           <w:iCs/>
-          <w:sz w:val="44"/>
-          <w:szCs w:val="44"/>
         </w:rPr>
         <w:t xml:space="preserve">Crime Data Analysis </w:t>
       </w:r>
       <w:r>
         <w:rPr>
-          <w:b/>
-          <w:bCs/>
           <w:i/>
           <w:iCs/>
-          <w:sz w:val="44"/>
-          <w:szCs w:val="44"/>
         </w:rPr>
         <w:t xml:space="preserve"> </w:t>
       </w:r>
@@ -41,8 +27,8 @@
         <w:pStyle w:val="Author"/>
         <w:spacing w:before="0pt" w:after="5pt" w:afterAutospacing="1"/>
         <w:rPr>
-          <w:sz w:val="20"/>
-          <w:szCs w:val="20"/>
+          <w:sz w:val="16"/>
+          <w:szCs w:val="16"/>
         </w:rPr>
       </w:pPr>
     </w:p>
@@ -51,8 +37,8 @@
         <w:pStyle w:val="Author"/>
         <w:spacing w:before="0pt" w:after="5pt" w:afterAutospacing="1" w:line="6pt" w:lineRule="auto"/>
         <w:rPr>
-          <w:sz w:val="20"/>
-          <w:szCs w:val="20"/>
+          <w:sz w:val="16"/>
+          <w:szCs w:val="16"/>
         </w:rPr>
         <w:sectPr>
           <w:footerReference w:type="first" r:id="rId8"/>
@@ -69,28 +55,28 @@
         <w:pStyle w:val="Author"/>
         <w:spacing w:before="0pt"/>
         <w:rPr>
-          <w:sz w:val="20"/>
-          <w:szCs w:val="20"/>
-        </w:rPr>
-      </w:pPr>
-      <w:r>
-        <w:rPr>
-          <w:sz w:val="20"/>
-          <w:szCs w:val="20"/>
+          <w:sz w:val="18"/>
+          <w:szCs w:val="18"/>
+        </w:rPr>
+      </w:pPr>
+      <w:r>
+        <w:rPr>
+          <w:sz w:val="18"/>
+          <w:szCs w:val="18"/>
         </w:rPr>
         <w:t>Nidhi Patel</w:t>
       </w:r>
       <w:r>
         <w:rPr>
-          <w:sz w:val="20"/>
-          <w:szCs w:val="20"/>
+          <w:sz w:val="18"/>
+          <w:szCs w:val="18"/>
         </w:rPr>
         <w:br/>
       </w:r>
       <w:r>
         <w:rPr>
-          <w:sz w:val="20"/>
-          <w:szCs w:val="20"/>
+          <w:sz w:val="18"/>
+          <w:szCs w:val="18"/>
         </w:rPr>
         <w:t xml:space="preserve"> </w:t>
       </w:r>
@@ -98,15 +84,15 @@
         <w:rPr>
           <w:i/>
           <w:iCs/>
-          <w:sz w:val="20"/>
-          <w:szCs w:val="20"/>
+          <w:sz w:val="18"/>
+          <w:szCs w:val="18"/>
         </w:rPr>
         <w:t>Department of computer science</w:t>
       </w:r>
       <w:r>
         <w:rPr>
-          <w:sz w:val="20"/>
-          <w:szCs w:val="20"/>
+          <w:sz w:val="18"/>
+          <w:szCs w:val="18"/>
         </w:rPr>
         <w:t xml:space="preserve"> </w:t>
       </w:r>
@@ -117,31 +103,31 @@
         <w:spacing w:before="0pt"/>
         <w:rPr>
           <w:i/>
-          <w:sz w:val="20"/>
-          <w:szCs w:val="20"/>
+          <w:sz w:val="18"/>
+          <w:szCs w:val="18"/>
         </w:rPr>
       </w:pPr>
       <w:r>
         <w:rPr>
           <w:i/>
-          <w:sz w:val="20"/>
-          <w:szCs w:val="20"/>
+          <w:sz w:val="18"/>
+          <w:szCs w:val="18"/>
         </w:rPr>
         <w:t>Auburn University at Montgomer</w:t>
       </w:r>
       <w:r>
         <w:rPr>
           <w:i/>
-          <w:sz w:val="20"/>
-          <w:szCs w:val="20"/>
+          <w:sz w:val="18"/>
+          <w:szCs w:val="18"/>
         </w:rPr>
         <w:t>y</w:t>
       </w:r>
       <w:r>
         <w:rPr>
           <w:i/>
-          <w:sz w:val="20"/>
-          <w:szCs w:val="20"/>
+          <w:sz w:val="18"/>
+          <w:szCs w:val="18"/>
         </w:rPr>
         <w:t xml:space="preserve"> </w:t>
       </w:r>
@@ -151,71 +137,71 @@
         <w:pStyle w:val="Author"/>
         <w:spacing w:before="0pt"/>
         <w:rPr>
-          <w:sz w:val="20"/>
-          <w:szCs w:val="20"/>
-        </w:rPr>
-      </w:pPr>
-      <w:r>
-        <w:rPr>
-          <w:sz w:val="20"/>
-          <w:szCs w:val="20"/>
+          <w:sz w:val="18"/>
+          <w:szCs w:val="18"/>
+        </w:rPr>
+      </w:pPr>
+      <w:r>
+        <w:rPr>
+          <w:sz w:val="18"/>
+          <w:szCs w:val="18"/>
         </w:rPr>
         <w:t>Montgomery</w:t>
       </w:r>
       <w:r>
         <w:rPr>
-          <w:sz w:val="20"/>
-          <w:szCs w:val="20"/>
+          <w:sz w:val="18"/>
+          <w:szCs w:val="18"/>
         </w:rPr>
         <w:t xml:space="preserve">, </w:t>
       </w:r>
       <w:r>
         <w:rPr>
-          <w:sz w:val="20"/>
-          <w:szCs w:val="20"/>
+          <w:sz w:val="18"/>
+          <w:szCs w:val="18"/>
         </w:rPr>
         <w:t>USA</w:t>
       </w:r>
       <w:r>
         <w:rPr>
-          <w:sz w:val="20"/>
-          <w:szCs w:val="20"/>
+          <w:sz w:val="18"/>
+          <w:szCs w:val="18"/>
         </w:rPr>
         <w:br/>
         <w:t xml:space="preserve"> </w:t>
       </w:r>
       <w:r>
         <w:rPr>
-          <w:sz w:val="20"/>
-          <w:szCs w:val="20"/>
+          <w:sz w:val="18"/>
+          <w:szCs w:val="18"/>
         </w:rPr>
         <w:t>npatel29@aum.edu</w:t>
       </w:r>
       <w:r>
         <w:rPr>
-          <w:sz w:val="20"/>
-          <w:szCs w:val="20"/>
+          <w:sz w:val="18"/>
+          <w:szCs w:val="18"/>
         </w:rPr>
         <w:br/>
       </w:r>
       <w:r>
         <w:rPr>
-          <w:sz w:val="20"/>
-          <w:szCs w:val="20"/>
+          <w:sz w:val="18"/>
+          <w:szCs w:val="18"/>
         </w:rPr>
         <w:t xml:space="preserve">                                                                                                         </w:t>
       </w:r>
       <w:r>
         <w:rPr>
-          <w:sz w:val="20"/>
-          <w:szCs w:val="20"/>
+          <w:sz w:val="18"/>
+          <w:szCs w:val="18"/>
         </w:rPr>
         <w:t>Suhani Parekh</w:t>
       </w:r>
       <w:r>
         <w:rPr>
-          <w:sz w:val="20"/>
-          <w:szCs w:val="20"/>
+          <w:sz w:val="18"/>
+          <w:szCs w:val="18"/>
         </w:rPr>
         <w:br/>
       </w:r>
@@ -223,15 +209,15 @@
         <w:rPr>
           <w:i/>
           <w:iCs/>
-          <w:sz w:val="20"/>
-          <w:szCs w:val="20"/>
+          <w:sz w:val="18"/>
+          <w:szCs w:val="18"/>
         </w:rPr>
         <w:t xml:space="preserve"> Department of computer science</w:t>
       </w:r>
       <w:r>
         <w:rPr>
-          <w:sz w:val="20"/>
-          <w:szCs w:val="20"/>
+          <w:sz w:val="18"/>
+          <w:szCs w:val="18"/>
         </w:rPr>
         <w:t xml:space="preserve"> </w:t>
       </w:r>
@@ -242,23 +228,23 @@
         <w:spacing w:before="0pt"/>
         <w:rPr>
           <w:i/>
-          <w:sz w:val="20"/>
-          <w:szCs w:val="20"/>
+          <w:sz w:val="18"/>
+          <w:szCs w:val="18"/>
         </w:rPr>
       </w:pPr>
       <w:r>
         <w:rPr>
           <w:i/>
-          <w:sz w:val="20"/>
-          <w:szCs w:val="20"/>
+          <w:sz w:val="18"/>
+          <w:szCs w:val="18"/>
         </w:rPr>
         <w:t>Auburn University at Montgomery</w:t>
       </w:r>
       <w:r>
         <w:rPr>
           <w:i/>
-          <w:sz w:val="20"/>
-          <w:szCs w:val="20"/>
+          <w:sz w:val="18"/>
+          <w:szCs w:val="18"/>
         </w:rPr>
         <w:t xml:space="preserve"> </w:t>
       </w:r>
@@ -268,35 +254,35 @@
         <w:pStyle w:val="Author"/>
         <w:spacing w:before="0pt"/>
         <w:rPr>
-          <w:sz w:val="20"/>
-          <w:szCs w:val="20"/>
-        </w:rPr>
-      </w:pPr>
-      <w:r>
-        <w:rPr>
-          <w:sz w:val="20"/>
-          <w:szCs w:val="20"/>
+          <w:sz w:val="18"/>
+          <w:szCs w:val="18"/>
+        </w:rPr>
+      </w:pPr>
+      <w:r>
+        <w:rPr>
+          <w:sz w:val="18"/>
+          <w:szCs w:val="18"/>
         </w:rPr>
         <w:t>Pratville</w:t>
       </w:r>
       <w:r>
         <w:rPr>
-          <w:sz w:val="20"/>
-          <w:szCs w:val="20"/>
+          <w:sz w:val="18"/>
+          <w:szCs w:val="18"/>
         </w:rPr>
         <w:t xml:space="preserve">, </w:t>
       </w:r>
       <w:r>
         <w:rPr>
-          <w:sz w:val="20"/>
-          <w:szCs w:val="20"/>
+          <w:sz w:val="18"/>
+          <w:szCs w:val="18"/>
         </w:rPr>
         <w:t>USA</w:t>
       </w:r>
       <w:r>
         <w:rPr>
-          <w:sz w:val="20"/>
-          <w:szCs w:val="20"/>
+          <w:sz w:val="18"/>
+          <w:szCs w:val="18"/>
         </w:rPr>
         <w:t xml:space="preserve"> </w:t>
       </w:r>
@@ -306,8 +292,9 @@
         <w:pStyle w:val="Author"/>
         <w:spacing w:before="0pt"/>
         <w:rPr>
-          <w:sz w:val="20"/>
-          <w:szCs w:val="20"/>
+          <w:sz w:val="18"/>
+          <w:szCs w:val="18"/>
+          <w:lang w:val="es-ES"/>
         </w:rPr>
         <w:sectPr>
           <w:type w:val="continuous"/>
@@ -319,8 +306,9 @@
       </w:pPr>
       <w:r>
         <w:rPr>
-          <w:sz w:val="20"/>
-          <w:szCs w:val="20"/>
+          <w:sz w:val="18"/>
+          <w:szCs w:val="18"/>
+          <w:lang w:val="es-ES"/>
         </w:rPr>
         <w:t>sparekh@aum.edu</w:t>
       </w:r>
@@ -328,6 +316,9 @@
     <w:p>
       <w:pPr>
         <w:jc w:val="both"/>
+        <w:rPr>
+          <w:lang w:val="es-ES"/>
+        </w:rPr>
         <w:sectPr>
           <w:type w:val="continuous"/>
           <w:pgSz w:w="612pt" w:h="792pt" w:code="1"/>
@@ -343,8 +334,9 @@
         <w:spacing w:before="5pt" w:beforeAutospacing="1"/>
         <w:jc w:val="both"/>
         <w:rPr>
-          <w:sz w:val="20"/>
-          <w:szCs w:val="20"/>
+          <w:sz w:val="16"/>
+          <w:szCs w:val="16"/>
+          <w:lang w:val="es-ES"/>
         </w:rPr>
         <w:sectPr>
           <w:type w:val="continuous"/>
@@ -361,8 +353,9 @@
         <w:spacing w:before="5pt" w:beforeAutospacing="1"/>
         <w:jc w:val="both"/>
         <w:rPr>
-          <w:sz w:val="20"/>
-          <w:szCs w:val="20"/>
+          <w:sz w:val="16"/>
+          <w:szCs w:val="16"/>
+          <w:lang w:val="es-ES"/>
         </w:rPr>
         <w:sectPr>
           <w:type w:val="continuous"/>
@@ -375,26 +368,101 @@
     </w:p>
     <w:p>
       <w:pPr>
-        <w:spacing w:before="5pt" w:beforeAutospacing="1" w:after="5pt" w:afterAutospacing="1"/>
-        <w:rPr>
-          <w:rFonts w:eastAsia="Times New Roman"/>
-        </w:rPr>
-      </w:pPr>
-      <w:r>
-        <w:rPr>
-          <w:rFonts w:eastAsia="Times New Roman"/>
-        </w:rPr>
-        <w:t>A</w:t>
-      </w:r>
-      <w:r>
-        <w:rPr>
-          <w:rFonts w:eastAsia="Times New Roman"/>
-        </w:rPr>
-        <w:t>BSTRACT</w:t>
+        <w:pStyle w:val="Heading1"/>
+      </w:pPr>
+      <w:r>
+        <w:t xml:space="preserve">Introduction </w:t>
       </w:r>
     </w:p>
     <w:p>
       <w:pPr>
+        <w:pStyle w:val="BodyText"/>
+      </w:pPr>
+      <w:r>
+        <w:t xml:space="preserve"> </w:t>
+      </w:r>
+      <w:r>
+        <w:t xml:space="preserve">The Crime Data Analysis is designed to address the growing need for effective crime pattern recognition and prevention through data analysis. Law enforcement agencies and researchers often struggle with analyzing large volumes of crime data efficiently. This project aims to develop a system that utilizes data analytics techniques to identify crime trends, assist in decision-making, and enhance public </w:t>
+      </w:r>
+      <w:r>
+        <w:t>safety. Crime</w:t>
+      </w:r>
+      <w:r>
+        <w:t xml:space="preserve"> data analysis is critical in modern society, where law enforcement agencies rely on data-driven strategies to allocate resources and prevent criminal activities. Traditional crime analysis methods are often time-consuming and lack the predictive capabilities necessary for proactive policing. The purpose of the Crime Data Analysis System is to provide an advanced platform that processes historical crime data, identifies patterns, and predicts potential crime hotspots. This system integrates data visualization tools, machine learning algorithms, and real-time reporting features to aid law enforcement agencies and policymakers in making informed decisions.</w:t>
+      </w:r>
+    </w:p>
+    <w:p>
+      <w:pPr>
+        <w:pStyle w:val="BodyText"/>
+      </w:pPr>
+    </w:p>
+    <w:p>
+      <w:pPr>
+        <w:pStyle w:val="Heading1"/>
+      </w:pPr>
+      <w:r>
+        <w:t>LITERATURE REVIEW</w:t>
+      </w:r>
+    </w:p>
+    <w:p>
+      <w:pPr>
+        <w:pStyle w:val="BodyText"/>
+      </w:pPr>
+      <w:r>
+        <w:t>This section reviews existing research and solutions related to crime data analysis. Several studies highlight the use of data analytics and machine learning for crime pattern detection and prevention.</w:t>
+      </w:r>
+    </w:p>
+    <w:p>
+      <w:pPr>
+        <w:pStyle w:val="BodyText"/>
+      </w:pPr>
+      <w:r>
+        <w:t>- J. Smith, Data-Driven Policing: The Role of Crime Analytics, 3rd ed., New York: Security Press, 2021, discusses how data analysis is transforming modern policing.</w:t>
+      </w:r>
+    </w:p>
+    <w:p>
+      <w:pPr>
+        <w:pStyle w:val="BodyText"/>
+      </w:pPr>
+      <w:r>
+        <w:t xml:space="preserve">- A. Johnson and B. Lee, "Machine Learning in Crime </w:t>
+      </w:r>
+      <w:r>
+        <w:t>Prediction, “Journal</w:t>
+      </w:r>
+      <w:r>
+        <w:t xml:space="preserve"> of Data Science, vol. 22, no. 1, pp. 50-65, 2022, examines how AI-driven models help predict and prevent crime.</w:t>
+      </w:r>
+    </w:p>
+    <w:p>
+      <w:pPr>
+        <w:pStyle w:val="BodyText"/>
+      </w:pPr>
+      <w:r>
+        <w:t>- **C. Davis, "Crime Mapping and Geographic Information Systems (GIS),"** in Proc. IEEE Conf. on Data Science, San Francisco, CA, 2021, pp. 78-85, explores the role of GIS in crime analysis.</w:t>
+      </w:r>
+    </w:p>
+    <w:p>
+      <w:pPr>
+        <w:pStyle w:val="BodyText"/>
+      </w:pPr>
+      <w:r>
+        <w:t xml:space="preserve">- **CrimeStats Inc., "Real-Time Crime Data Processing,"** Law Enforcement Analytics, [Online]. Available: </w:t>
+      </w:r>
+      <w:r>
+        <w:t>https://www.lawenforcementanalytics.com. [Accessed: Mar. 5, 2025], provides insights on commercial crime data analysis tools and their adoption.</w:t>
+      </w:r>
+    </w:p>
+    <w:p>
+      <w:pPr>
+        <w:pStyle w:val="Heading1"/>
+      </w:pPr>
+      <w:r>
+        <w:t>Methodology</w:t>
+      </w:r>
+    </w:p>
+    <w:p>
+      <w:pPr>
         <w:spacing w:before="5pt" w:beforeAutospacing="1" w:after="5pt" w:afterAutospacing="1"/>
         <w:jc w:val="start"/>
         <w:rPr>
@@ -405,103 +473,56 @@
         <w:rPr>
           <w:rFonts w:eastAsia="Times New Roman"/>
         </w:rPr>
-        <w:t>The Crime Data Analysis project tackles the need for effective crime pattern detection and management through advanced data analysis. Law enforcement agencies often face challenges in handling large datasets efficiently. This project uses a MySQL relational database system to manage and analyze crime data, including incidents, locations, suspects, and officers. Through structured queries, visualization tools, and predictive analytics, the system converts raw crime records into actionable insights that support law enforcement strategies. The project’s goal is to improve decision-making, optimize resource deployment, and promote proactive approaches to public safety.</w:t>
+        <w:t>In this project, we used a MySQL relational database to manage structured crime-related data such as incidents, locations, suspects, and law enforcement officers. For visualization and analysis</w:t>
+      </w:r>
+      <w:r>
+        <w:rPr>
+          <w:rFonts w:eastAsia="Times New Roman"/>
+        </w:rPr>
+        <w:t xml:space="preserve">. </w:t>
+      </w:r>
+      <w:r>
+        <w:rPr>
+          <w:rFonts w:eastAsia="Times New Roman"/>
+        </w:rPr>
+        <w:t>Additionally, we created SQL queries to extract and join data across multiple tables for deeper insights. The system was tested locally and documented via GitHub. Hardware included standard workstations, and the software stack consisted of MySQL</w:t>
+      </w:r>
+      <w:r>
+        <w:rPr>
+          <w:rFonts w:eastAsia="Times New Roman"/>
+        </w:rPr>
+        <w:t>.</w:t>
+      </w:r>
+      <w:r>
+        <w:rPr>
+          <w:rFonts w:eastAsia="Times New Roman"/>
+        </w:rPr>
+        <w:t xml:space="preserve"> The repository contains all code and documentation related to database schema</w:t>
+      </w:r>
+      <w:r>
+        <w:rPr>
+          <w:rFonts w:eastAsia="Times New Roman"/>
+        </w:rPr>
+        <w:t>.</w:t>
       </w:r>
     </w:p>
     <w:p>
       <w:pPr>
-        <w:pStyle w:val="Heading1"/>
-      </w:pPr>
-      <w:r>
-        <w:t xml:space="preserve">Introduction </w:t>
+        <w:spacing w:before="5pt" w:beforeAutospacing="1" w:after="5pt" w:afterAutospacing="1"/>
+        <w:jc w:val="start"/>
+        <w:rPr>
+          <w:rFonts w:eastAsia="Times New Roman"/>
+        </w:rPr>
+      </w:pPr>
+      <w:r>
+        <w:rPr>
+          <w:rFonts w:eastAsia="Times New Roman"/>
+        </w:rPr>
+        <w:t>The system includes the following key components:</w:t>
       </w:r>
     </w:p>
     <w:p>
       <w:pPr>
-        <w:pStyle w:val="BodyText"/>
-      </w:pPr>
-      <w:r>
-        <w:t xml:space="preserve"> </w:t>
-      </w:r>
-      <w:r>
-        <w:t xml:space="preserve">The Crime Data Analysis is designed to address the growing need for effective crime pattern recognition and prevention through data analysis. Law enforcement agencies and researchers often struggle with analyzing large volumes of crime data efficiently. This project aims to develop a system that utilizes data analytics techniques to identify crime trends, assist in decision-making, and enhance public </w:t>
-      </w:r>
-      <w:r>
-        <w:t>safety. Crime</w:t>
-      </w:r>
-      <w:r>
-        <w:t xml:space="preserve"> data analysis is critical in modern society, where law enforcement agencies rely on data-driven strategies to allocate resources and prevent criminal activities. Traditional crime analysis methods are often time-consuming and lack the predictive capabilities necessary for proactive policing. The purpose of the Crime Data Analysis System is to provide an advanced platform that processes historical crime data, identifies patterns, and predicts potential crime hotspots. This system integrates data visualization tools, machine learning algorithms, and real-time reporting features to aid law enforcement agencies and policymakers in making informed decisions.</w:t>
-      </w:r>
-    </w:p>
-    <w:p>
-      <w:pPr>
-        <w:pStyle w:val="BodyText"/>
-      </w:pPr>
-    </w:p>
-    <w:p>
-      <w:pPr>
-        <w:pStyle w:val="Heading1"/>
-      </w:pPr>
-      <w:r>
-        <w:t>LITERATURE REVIEW</w:t>
-      </w:r>
-    </w:p>
-    <w:p>
-      <w:pPr>
-        <w:pStyle w:val="BodyText"/>
-      </w:pPr>
-      <w:r>
-        <w:t>This section reviews existing research and solutions related to crime data analysis. Several studies highlight the use of data analytics and machine learning for crime pattern detection and prevention.</w:t>
-      </w:r>
-    </w:p>
-    <w:p>
-      <w:pPr>
-        <w:pStyle w:val="BodyText"/>
-      </w:pPr>
-      <w:r>
-        <w:t>- J. Smith, Data-Driven Policing: The Role of Crime Analytics, 3rd ed., New York: Security Press, 2021, discusses how data analysis is transforming modern policing.</w:t>
-      </w:r>
-    </w:p>
-    <w:p>
-      <w:pPr>
-        <w:pStyle w:val="BodyText"/>
-      </w:pPr>
-      <w:r>
-        <w:t xml:space="preserve">- A. Johnson and B. Lee, "Machine Learning in Crime </w:t>
-      </w:r>
-      <w:r>
-        <w:t>Prediction, “Journal</w:t>
-      </w:r>
-      <w:r>
-        <w:t xml:space="preserve"> of Data Science, vol. 22, no. 1, pp. 50-65, 2022, examines how AI-driven models help predict and prevent crime.</w:t>
-      </w:r>
-    </w:p>
-    <w:p>
-      <w:pPr>
-        <w:pStyle w:val="BodyText"/>
-      </w:pPr>
-      <w:r>
-        <w:t>- **C. Davis, "Crime Mapping and Geographic Information Systems (GIS),"** in Proc. IEEE Conf. on Data Science, San Francisco, CA, 2021, pp. 78-85, explores the role of GIS in crime analysis.</w:t>
-      </w:r>
-    </w:p>
-    <w:p>
-      <w:pPr>
-        <w:pStyle w:val="BodyText"/>
-      </w:pPr>
-      <w:r>
-        <w:t>- **CrimeStats Inc., "Real-Time Crime Data Processing,"** Law Enforcement Analytics, [Online]. Available: https://www.lawenforcementanalytics.com. [Accessed: Mar. 5, 2025], provides insights on commercial crime data analysis tools and their adoption.</w:t>
-      </w:r>
-    </w:p>
-    <w:p>
-      <w:pPr>
-        <w:pStyle w:val="Heading1"/>
-      </w:pPr>
-      <w:r>
-        <w:t>Methodology</w:t>
-      </w:r>
-    </w:p>
-    <w:p>
-      <w:pPr>
         <w:spacing w:before="5pt" w:beforeAutospacing="1" w:after="5pt" w:afterAutospacing="1"/>
         <w:jc w:val="start"/>
         <w:rPr>
@@ -512,67 +533,6 @@
         <w:rPr>
           <w:rFonts w:eastAsia="Times New Roman"/>
         </w:rPr>
-        <w:t>In this project, we used a MySQL relational database to manage structured crime-related data such as incidents, locations, suspects, and law enforcement officers. For visualization and analysis</w:t>
-      </w:r>
-      <w:r>
-        <w:rPr>
-          <w:rFonts w:eastAsia="Times New Roman"/>
-        </w:rPr>
-        <w:t xml:space="preserve">. </w:t>
-      </w:r>
-      <w:r>
-        <w:rPr>
-          <w:rFonts w:eastAsia="Times New Roman"/>
-        </w:rPr>
-        <w:t>Additionally, we created SQL queries to extract and join data across multiple tables for deeper insights. The system was tested locally and documented via GitHub. Hardware included standard workstations, and the software stack consisted of MySQL</w:t>
-      </w:r>
-      <w:r>
-        <w:rPr>
-          <w:rFonts w:eastAsia="Times New Roman"/>
-        </w:rPr>
-        <w:t>.</w:t>
-      </w:r>
-      <w:r>
-        <w:rPr>
-          <w:rFonts w:eastAsia="Times New Roman"/>
-        </w:rPr>
-        <w:t xml:space="preserve"> The repository contains all code and documentation related to database schema</w:t>
-      </w:r>
-      <w:r>
-        <w:rPr>
-          <w:rFonts w:eastAsia="Times New Roman"/>
-        </w:rPr>
-        <w:t>.</w:t>
-      </w:r>
-    </w:p>
-    <w:p>
-      <w:pPr>
-        <w:spacing w:before="5pt" w:beforeAutospacing="1" w:after="5pt" w:afterAutospacing="1"/>
-        <w:jc w:val="start"/>
-        <w:rPr>
-          <w:rFonts w:eastAsia="Times New Roman"/>
-        </w:rPr>
-      </w:pPr>
-      <w:r>
-        <w:rPr>
-          <w:rFonts w:eastAsia="Times New Roman"/>
-        </w:rPr>
-        <w:t>The system includes the following key components:</w:t>
-      </w:r>
-    </w:p>
-    <w:p>
-      <w:pPr>
-        <w:spacing w:before="5pt" w:beforeAutospacing="1" w:after="5pt" w:afterAutospacing="1"/>
-        <w:jc w:val="start"/>
-        <w:rPr>
-          <w:rFonts w:eastAsia="Times New Roman"/>
-        </w:rPr>
-      </w:pPr>
-      <w:r>
-        <w:rPr>
-          <w:rFonts w:eastAsia="Times New Roman"/>
-        </w:rPr>
-        <w:lastRenderedPageBreak/>
         <w:t>A. Database Schema</w:t>
       </w:r>
       <w:r>
@@ -746,6 +706,7 @@
         <w:rPr>
           <w:rFonts w:eastAsia="Times New Roman"/>
         </w:rPr>
+        <w:lastRenderedPageBreak/>
         <w:t xml:space="preserve">Total number of crimes per </w:t>
       </w:r>
       <w:r>
@@ -874,162 +835,99 @@
     </w:p>
     <w:p>
       <w:pPr>
-        <w:pStyle w:val="ListParagraph"/>
-        <w:spacing w:before="5pt" w:beforeAutospacing="1" w:after="5pt" w:afterAutospacing="1"/>
-        <w:rPr>
-          <w:rFonts w:eastAsia="Times New Roman"/>
-        </w:rPr>
-      </w:pPr>
-      <w:r>
-        <w:rPr>
-          <w:rFonts w:eastAsia="Times New Roman"/>
-        </w:rPr>
-        <w:t>CONCLUSION</w:t>
+        <w:pStyle w:val="Heading5"/>
+      </w:pPr>
+      <w:r>
+        <w:t xml:space="preserve">Acknowledgment </w:t>
       </w:r>
     </w:p>
     <w:p>
       <w:pPr>
-        <w:ind w:start="18pt"/>
-        <w:jc w:val="start"/>
-        <w:rPr>
-          <w:rFonts w:eastAsia="Times New Roman"/>
-        </w:rPr>
-      </w:pPr>
-      <w:r>
-        <w:rPr>
-          <w:rFonts w:eastAsia="Times New Roman"/>
-        </w:rPr>
-        <w:t>The Crime Data Analysis project demonstrates how database technology and machine learning principles can enhance public safety through structured crime analysis. We developed a functioning system capable of identifying trends and predicting potential hotspots using historical data. Our MySQL-based platform integrates data from various sources and presents it in an accessible web interface.</w:t>
+        <w:pStyle w:val="BodyText"/>
+      </w:pPr>
+      <w:r>
+        <w:rPr>
+          <w:lang w:val="en-US"/>
+        </w:rPr>
+        <w:t xml:space="preserve">We would like to thank </w:t>
+      </w:r>
+      <w:r>
+        <w:rPr>
+          <w:lang w:val="en-US"/>
+        </w:rPr>
+        <w:t>to our Instructor Jesus Linares</w:t>
+      </w:r>
+      <w:r>
+        <w:rPr>
+          <w:lang w:val="en-US"/>
+        </w:rPr>
+        <w:t xml:space="preserve"> for providing guidance and valuable insights during the development of the </w:t>
+      </w:r>
+      <w:r>
+        <w:t xml:space="preserve">Crime Data </w:t>
+      </w:r>
+      <w:r>
+        <w:t>Analysis.</w:t>
+      </w:r>
+      <w:r>
+        <w:rPr>
+          <w:lang w:val="en-US"/>
+        </w:rPr>
+        <w:t xml:space="preserve"> We also acknowledge the support of </w:t>
+      </w:r>
+      <w:r>
+        <w:rPr>
+          <w:lang w:val="en-US"/>
+        </w:rPr>
+        <w:t>Auburn University at Montgomery</w:t>
+      </w:r>
+      <w:r>
+        <w:rPr>
+          <w:lang w:val="en-US"/>
+        </w:rPr>
+        <w:t xml:space="preserve"> for providing the necessary infrastructure and resources</w:t>
+      </w:r>
+      <w:r>
+        <w:t xml:space="preserve"> </w:t>
       </w:r>
     </w:p>
     <w:p>
       <w:pPr>
-        <w:ind w:start="18pt"/>
-        <w:jc w:val="start"/>
-        <w:rPr>
-          <w:rFonts w:eastAsia="Times New Roman"/>
-        </w:rPr>
-      </w:pPr>
-      <w:r>
-        <w:rPr>
-          <w:rFonts w:eastAsia="Times New Roman"/>
-        </w:rPr>
-        <w:t>Through this project, we enhanced our technical abilities in SQL query creation, database design, and backend integration. We also learned to address real-world problems like inconsistent records and the need for accurate preprocessing. The project taught us valuable lessons in project planning, version control using GitHub, and team-based development.</w:t>
+        <w:pStyle w:val="Heading5"/>
+      </w:pPr>
+      <w:r>
+        <w:t>References</w:t>
       </w:r>
     </w:p>
     <w:p>
       <w:pPr>
-        <w:ind w:start="18pt"/>
-        <w:jc w:val="start"/>
-        <w:rPr>
-          <w:rFonts w:eastAsia="Times New Roman"/>
-        </w:rPr>
-      </w:pPr>
-      <w:r>
-        <w:rPr>
-          <w:rFonts w:eastAsia="Times New Roman"/>
-        </w:rPr>
-        <w:t xml:space="preserve">As Computer Science students, this project enriched our academic journey by blending theory with practice. In the </w:t>
-      </w:r>
-      <w:r>
-        <w:rPr>
-          <w:rFonts w:eastAsia="Times New Roman"/>
-        </w:rPr>
-        <w:t>future, the system could be improved by integrating live data feeds, strengthening AI components for more accurate predictions, and developing a more responsive front-end interface for broader adoption by law enforcement.</w:t>
+        <w:pStyle w:val="BodyText"/>
+      </w:pPr>
+      <w:r>
+        <w:t>The template will number citations consecutively within brackets [1]. The sentence punctuation follows the bracket [2]. Refer simply to the reference number, as in [3]—do not use “Ref. [3]” or “reference [3]” except at the beginning of a sentence: “Reference [3] was the first</w:t>
+      </w:r>
+      <w:r>
+        <w:rPr>
+          <w:lang w:val="en-US"/>
+        </w:rPr>
+        <w:t xml:space="preserve"> </w:t>
+      </w:r>
+      <w:r>
+        <w:t>...</w:t>
+      </w:r>
+      <w:r>
+        <w:t>”</w:t>
       </w:r>
     </w:p>
     <w:p>
       <w:pPr>
-        <w:pStyle w:val="Heading5"/>
-      </w:pPr>
-      <w:r>
-        <w:t xml:space="preserve">Acknowledgment </w:t>
-      </w:r>
-    </w:p>
-    <w:p>
-      <w:pPr>
         <w:pStyle w:val="BodyText"/>
       </w:pPr>
       <w:r>
-        <w:rPr>
-          <w:lang w:val="en-US"/>
-        </w:rPr>
-        <w:t xml:space="preserve">We would like to thank </w:t>
-      </w:r>
-      <w:r>
-        <w:rPr>
-          <w:lang w:val="en-US"/>
-        </w:rPr>
-        <w:t>to our Instructor Jesus Linares</w:t>
-      </w:r>
-      <w:r>
-        <w:rPr>
-          <w:lang w:val="en-US"/>
-        </w:rPr>
-        <w:t xml:space="preserve"> for providing guidance and valuable insights during the development of the </w:t>
-      </w:r>
-      <w:r>
-        <w:t xml:space="preserve">Crime Data </w:t>
-      </w:r>
-      <w:r>
-        <w:t>Analysis.</w:t>
-      </w:r>
-      <w:r>
-        <w:rPr>
-          <w:lang w:val="en-US"/>
-        </w:rPr>
-        <w:t xml:space="preserve"> We also acknowledge the support of </w:t>
-      </w:r>
-      <w:r>
-        <w:rPr>
-          <w:lang w:val="en-US"/>
-        </w:rPr>
-        <w:t>Auburn University at Montgomery</w:t>
-      </w:r>
-      <w:r>
-        <w:rPr>
-          <w:lang w:val="en-US"/>
-        </w:rPr>
-        <w:t xml:space="preserve"> for providing the necessary infrastructure and resources</w:t>
-      </w:r>
-      <w:r>
-        <w:t xml:space="preserve"> </w:t>
-      </w:r>
-    </w:p>
-    <w:p>
-      <w:pPr>
-        <w:pStyle w:val="Heading5"/>
-      </w:pPr>
-      <w:r>
-        <w:t>References</w:t>
-      </w:r>
-    </w:p>
-    <w:p>
-      <w:pPr>
-        <w:pStyle w:val="BodyText"/>
-      </w:pPr>
-      <w:r>
-        <w:t>The template will number citations consecutively within brackets [1]. The sentence punctuation follows the bracket [2]. Refer simply to the reference number, as in [3]—do not use “Ref. [3]” or “reference [3]” except at the beginning of a sentence: “Reference [3] was the first</w:t>
-      </w:r>
-      <w:r>
-        <w:rPr>
-          <w:lang w:val="en-US"/>
-        </w:rPr>
-        <w:t xml:space="preserve"> </w:t>
-      </w:r>
-      <w:r>
-        <w:t>...</w:t>
-      </w:r>
-      <w:r>
-        <w:t>”</w:t>
-      </w:r>
-    </w:p>
-    <w:p>
-      <w:pPr>
-        <w:pStyle w:val="BodyText"/>
-      </w:pPr>
-      <w:r>
-        <w:t>Number footnotes separately in superscripts. Place the actual footnote at the bottom of the column in which it was cited. Do not put footnotes in the</w:t>
+        <w:t xml:space="preserve">Number footnotes separately in superscripts. Place the actual footnote at the bottom of the column in which it was cited. Do </w:t>
+      </w:r>
+      <w:r>
+        <w:t>not put footnotes in the</w:t>
       </w:r>
       <w:r>
         <w:rPr>
@@ -1074,16 +972,8 @@
       <w:pPr>
         <w:pStyle w:val="references"/>
         <w:ind w:start="17.70pt" w:hanging="17.70pt"/>
-        <w:rPr>
-          <w:sz w:val="20"/>
-          <w:szCs w:val="20"/>
-        </w:rPr>
-      </w:pPr>
-      <w:r>
-        <w:rPr>
-          <w:sz w:val="20"/>
-          <w:szCs w:val="20"/>
-        </w:rPr>
+      </w:pPr>
+      <w:r>
         <w:t xml:space="preserve">J. Smith, Data-Driven Policing: The Role of Crime Analytics, 3rd ed., New York: Security Press, 2021. </w:t>
       </w:r>
     </w:p>
@@ -1091,16 +981,8 @@
       <w:pPr>
         <w:pStyle w:val="references"/>
         <w:ind w:start="17.70pt" w:hanging="17.70pt"/>
-        <w:rPr>
-          <w:sz w:val="20"/>
-          <w:szCs w:val="20"/>
-        </w:rPr>
-      </w:pPr>
-      <w:r>
-        <w:rPr>
-          <w:sz w:val="20"/>
-          <w:szCs w:val="20"/>
-        </w:rPr>
+      </w:pPr>
+      <w:r>
         <w:t>A. Johnson and B. Lee, "Machine Learning in Crime Prediction," Journal of Data Science, vol. 22, no. 1, pp. 50-65, 2022.</w:t>
       </w:r>
     </w:p>
@@ -1108,16 +990,8 @@
       <w:pPr>
         <w:pStyle w:val="references"/>
         <w:ind w:start="17.70pt" w:hanging="17.70pt"/>
-        <w:rPr>
-          <w:sz w:val="20"/>
-          <w:szCs w:val="20"/>
-        </w:rPr>
-      </w:pPr>
-      <w:r>
-        <w:rPr>
-          <w:sz w:val="20"/>
-          <w:szCs w:val="20"/>
-        </w:rPr>
+      </w:pPr>
+      <w:r>
         <w:t>C. Davis, "Crime Mapping and Geographic Information Systems (GIS)," in Proc. IEEE Conf. on Data Science, San Francisco, CA, 2021, pp. 78-85.</w:t>
       </w:r>
     </w:p>
@@ -1125,16 +999,8 @@
       <w:pPr>
         <w:pStyle w:val="references"/>
         <w:ind w:start="17.70pt" w:hanging="17.70pt"/>
-        <w:rPr>
-          <w:sz w:val="20"/>
-          <w:szCs w:val="20"/>
-        </w:rPr>
-      </w:pPr>
-      <w:r>
-        <w:rPr>
-          <w:sz w:val="20"/>
-          <w:szCs w:val="20"/>
-        </w:rPr>
+      </w:pPr>
+      <w:r>
         <w:t>CrimeStats Inc., "Real-Time Crime Data Processing," Law Enforcement Analytics, [Online]. Available: https://www.lawenforcementanalytics.com. [Accessed: Mar. 5, 2025].</w:t>
       </w:r>
     </w:p>
@@ -1143,37 +1009,17 @@
         <w:pStyle w:val="references"/>
         <w:ind w:start="17.70pt" w:hanging="17.70pt"/>
         <w:jc w:val="start"/>
-        <w:rPr>
-          <w:sz w:val="20"/>
-          <w:szCs w:val="20"/>
-        </w:rPr>
-      </w:pPr>
-      <w:r>
-        <w:rPr>
-          <w:sz w:val="20"/>
-          <w:szCs w:val="20"/>
-        </w:rPr>
+      </w:pPr>
+      <w:r>
         <w:t>Github R</w:t>
       </w:r>
       <w:r>
-        <w:rPr>
-          <w:sz w:val="20"/>
-          <w:szCs w:val="20"/>
-        </w:rPr>
         <w:t>epository:</w:t>
       </w:r>
       <w:r>
-        <w:rPr>
-          <w:sz w:val="20"/>
-          <w:szCs w:val="20"/>
-        </w:rPr>
         <w:t xml:space="preserve"> </w:t>
       </w:r>
       <w:r>
-        <w:rPr>
-          <w:sz w:val="20"/>
-          <w:szCs w:val="20"/>
-        </w:rPr>
         <w:t>https://github.com/npatel2002/Crime-Data-Analysis</w:t>
       </w:r>
     </w:p>
@@ -1241,12 +1087,11 @@
           <w:szCs w:val="20"/>
           <w:lang w:val="x-none" w:eastAsia="x-none"/>
         </w:rPr>
-        <w:t xml:space="preserve"> result in your paper not being publishe</w:t>
+        <w:t xml:space="preserve"> result in your paper not being published.</w:t>
       </w:r>
     </w:p>
     <w:p>
       <w:pPr>
-        <w:jc w:val="both"/>
         <w:rPr>
           <w:color w:val="FF0000"/>
         </w:rPr>
@@ -5048,17 +4893,6 @@
       <w:bCs/>
     </w:rPr>
   </w:style>
-  <w:style w:type="paragraph" w:styleId="ListParagraph">
-    <w:name w:val="List Paragraph"/>
-    <w:basedOn w:val="Normal"/>
-    <w:uiPriority w:val="34"/>
-    <w:qFormat/>
-    <w:rsid w:val="0052181B"/>
-    <w:pPr>
-      <w:ind w:start="36pt"/>
-      <w:contextualSpacing/>
-    </w:pPr>
-  </w:style>
 </w:styles>
 </file>
 
